--- a/docs/Rodent-Feeding-Behavior-Manual.docx
+++ b/docs/Rodent-Feeding-Behavior-Manual.docx
@@ -34397,13 +34397,58 @@
           <w:bCs/>
           <w:b/>
         </w:rPr>
-        <w:t xml:space="preserve">How do I cite the methods?</w:t>
-      </w:r>
-      <w:r>
-        <w:t xml:space="preserve"> </w:t>
-      </w:r>
-      <w:r>
-        <w:t xml:space="preserve">The</w:t>
+        <w:t xml:space="preserve">How do I cite the tool and its methods?</w:t>
+      </w:r>
+      <w:r>
+        <w:t xml:space="preserve"> </w:t>
+      </w:r>
+      <w:r>
+        <w:t xml:space="preserve">Cite the software using</w:t>
+      </w:r>
+      <w:r>
+        <w:t xml:space="preserve"> </w:t>
+      </w:r>
+      <w:r>
+        <w:rPr>
+          <w:rStyle w:val="VerbatimChar"/>
+        </w:rPr>
+        <w:t xml:space="preserve">CITATION.cff</w:t>
+      </w:r>
+      <w:r>
+        <w:t xml:space="preserve"> </w:t>
+      </w:r>
+      <w:r>
+        <w:t xml:space="preserve">in the repository (on GitHub:</w:t>
+      </w:r>
+      <w:r>
+        <w:t xml:space="preserve"> </w:t>
+      </w:r>
+      <w:r>
+        <w:rPr>
+          <w:bCs/>
+          <w:b/>
+        </w:rPr>
+        <w:t xml:space="preserve">Cite this repository</w:t>
+      </w:r>
+      <w:r>
+        <w:t xml:space="preserve">), and cite</w:t>
+      </w:r>
+      <w:r>
+        <w:t xml:space="preserve"> </w:t>
+      </w:r>
+      <w:hyperlink r:id="rId20">
+        <w:r>
+          <w:rPr>
+            <w:rStyle w:val="Hyperlink"/>
+          </w:rPr>
+          <w:t xml:space="preserve">SLEAP</w:t>
+        </w:r>
+      </w:hyperlink>
+      <w:r>
+        <w:t xml:space="preserve"> </w:t>
+      </w:r>
+      <w:r>
+        <w:t xml:space="preserve">for the pose estimation. The</w:t>
       </w:r>
       <w:r>
         <w:t xml:space="preserve"> </w:t>
@@ -34437,13 +34482,13 @@
         <w:t xml:space="preserve"> </w:t>
       </w:r>
       <w:r>
-        <w:t xml:space="preserve">chapters give the definitions.</w:t>
-      </w:r>
-      <w:r>
-        <w:t xml:space="preserve"> </w:t>
-      </w:r>
-      <w:r>
-        <w:t xml:space="preserve">Report the code version (commit) and the settings from the run’s</w:t>
+        <w:t xml:space="preserve">chapters give the definitions. Report the code version (commit) and the</w:t>
+      </w:r>
+      <w:r>
+        <w:t xml:space="preserve"> </w:t>
+      </w:r>
+      <w:r>
+        <w:t xml:space="preserve">settings from the run’s</w:t>
       </w:r>
       <w:r>
         <w:t xml:space="preserve"> </w:t>
@@ -34471,6 +34516,42 @@
       </w:r>
       <w:r>
         <w:t xml:space="preserve">.</w:t>
+      </w:r>
+    </w:p>
+    <w:p>
+      <w:pPr>
+        <w:pStyle w:val="BodyText"/>
+      </w:pPr>
+      <w:r>
+        <w:rPr>
+          <w:bCs/>
+          <w:b/>
+        </w:rPr>
+        <w:t xml:space="preserve">Under what license is the tool distributed?</w:t>
+      </w:r>
+      <w:r>
+        <w:t xml:space="preserve"> </w:t>
+      </w:r>
+      <w:r>
+        <w:t xml:space="preserve">BSD 3-Clause (see</w:t>
+      </w:r>
+      <w:r>
+        <w:t xml:space="preserve"> </w:t>
+      </w:r>
+      <w:r>
+        <w:rPr>
+          <w:rStyle w:val="VerbatimChar"/>
+        </w:rPr>
+        <w:t xml:space="preserve">LICENSE</w:t>
+      </w:r>
+      <w:r>
+        <w:t xml:space="preserve">): you may use, modify and redistribute it, in academic or any other work, provided the</w:t>
+      </w:r>
+      <w:r>
+        <w:t xml:space="preserve"> </w:t>
+      </w:r>
+      <w:r>
+        <w:t xml:space="preserve">copyright notice is kept.</w:t>
       </w:r>
     </w:p>
     <w:bookmarkEnd w:id="241"/>

--- a/docs/Rodent-Feeding-Behavior-Manual.docx
+++ b/docs/Rodent-Feeding-Behavior-Manual.docx
@@ -1726,7 +1726,7 @@
     </w:p>
     <w:bookmarkEnd w:id="31"/>
     <w:bookmarkEnd w:id="32"/>
-    <w:bookmarkStart w:id="43" w:name="installation"/>
+    <w:bookmarkStart w:id="45" w:name="installation"/>
     <w:p>
       <w:pPr>
         <w:pStyle w:val="Heading1"/>
@@ -2828,6 +2828,33 @@
         <w:t xml:space="preserve">~/opt/…</w:t>
       </w:r>
       <w:r>
+        <w:t xml:space="preserve">; on Windows also under</w:t>
+      </w:r>
+      <w:r>
+        <w:t xml:space="preserve"> </w:t>
+      </w:r>
+      <w:r>
+        <w:rPr>
+          <w:rStyle w:val="VerbatimChar"/>
+        </w:rPr>
+        <w:t xml:space="preserve">AppData\Local</w:t>
+      </w:r>
+      <w:r>
+        <w:t xml:space="preserve"> </w:t>
+      </w:r>
+      <w:r>
+        <w:t xml:space="preserve">and</w:t>
+      </w:r>
+      <w:r>
+        <w:t xml:space="preserve"> </w:t>
+      </w:r>
+      <w:r>
+        <w:rPr>
+          <w:rStyle w:val="VerbatimChar"/>
+        </w:rPr>
+        <w:t xml:space="preserve">C:\ProgramData</w:t>
+      </w:r>
+      <w:r>
         <w:t xml:space="preserve">), or when</w:t>
       </w:r>
       <w:r>
@@ -2855,7 +2882,13 @@
         <w:t xml:space="preserve">PATH</w:t>
       </w:r>
       <w:r>
-        <w:t xml:space="preserve">. Otherwise tell it where SLEAP is in either of these ways:</w:t>
+        <w:t xml:space="preserve">. Otherwise tell it where SLEAP is in</w:t>
+      </w:r>
+      <w:r>
+        <w:t xml:space="preserve"> </w:t>
+      </w:r>
+      <w:r>
+        <w:t xml:space="preserve">either of these ways:</w:t>
       </w:r>
     </w:p>
     <w:p>
@@ -2954,12 +2987,35 @@
         <w:t xml:space="preserve">FEEDING_SLEAP_BIN=/path/to/envs/sleap/bin</w:t>
       </w:r>
       <w:r>
-        <w:t xml:space="preserve">.</w:t>
+        <w:t xml:space="preserve"> </w:t>
+      </w:r>
+      <w:r>
+        <w:t xml:space="preserve">(in PowerShell:</w:t>
+      </w:r>
+      <w:r>
+        <w:t xml:space="preserve"> </w:t>
+      </w:r>
+      <w:r>
+        <w:rPr>
+          <w:rStyle w:val="VerbatimChar"/>
+        </w:rPr>
+        <w:t xml:space="preserve">$env:FEEDING_SLEAP_BIN = "C:\Users\me\miniforge3\envs\sleap\Scripts"</w:t>
+      </w:r>
+      <w:r>
+        <w:t xml:space="preserve">).</w:t>
       </w:r>
     </w:p>
     <w:p>
       <w:pPr>
         <w:pStyle w:val="FirstParagraph"/>
+      </w:pPr>
+      <w:r>
+        <w:t xml:space="preserve">The tool runs SLEAP’s programs as if its environment were activated, so you don’t need to activate it yourself.</w:t>
+      </w:r>
+    </w:p>
+    <w:p>
+      <w:pPr>
+        <w:pStyle w:val="BodyText"/>
       </w:pPr>
       <w:r>
         <w:rPr>
@@ -3073,7 +3129,306 @@
       </w:r>
     </w:p>
     <w:bookmarkEnd w:id="40"/>
-    <w:bookmarkStart w:id="41" w:name="installation--where-things-are-kept"/>
+    <w:bookmarkStart w:id="42" w:name="installation--windows"/>
+    <w:p>
+      <w:pPr>
+        <w:pStyle w:val="Heading2"/>
+      </w:pPr>
+      <w:r>
+        <w:t xml:space="preserve">Windows</w:t>
+      </w:r>
+    </w:p>
+    <w:p>
+      <w:pPr>
+        <w:pStyle w:val="FirstParagraph"/>
+      </w:pPr>
+      <w:r>
+        <w:t xml:space="preserve">The tool supports Windows 10 and 11. A few notes:</w:t>
+      </w:r>
+    </w:p>
+    <w:p>
+      <w:pPr>
+        <w:pStyle w:val="Compact"/>
+        <w:numPr>
+          <w:ilvl w:val="0"/>
+          <w:numId w:val="1004"/>
+        </w:numPr>
+      </w:pPr>
+      <w:r>
+        <w:rPr>
+          <w:bCs/>
+          <w:b/>
+        </w:rPr>
+        <w:t xml:space="preserve">Terminal.</w:t>
+      </w:r>
+      <w:r>
+        <w:t xml:space="preserve"> </w:t>
+      </w:r>
+      <w:r>
+        <w:t xml:space="preserve">Run the commands in PowerShell or Windows Terminal.</w:t>
+      </w:r>
+      <w:r>
+        <w:t xml:space="preserve"> </w:t>
+      </w:r>
+      <w:r>
+        <w:rPr>
+          <w:rStyle w:val="VerbatimChar"/>
+        </w:rPr>
+        <w:t xml:space="preserve">uv run feeding …</w:t>
+      </w:r>
+      <w:r>
+        <w:t xml:space="preserve"> </w:t>
+      </w:r>
+      <w:r>
+        <w:t xml:space="preserve">works the same as on macOS and</w:t>
+      </w:r>
+      <w:r>
+        <w:t xml:space="preserve"> </w:t>
+      </w:r>
+      <w:r>
+        <w:t xml:space="preserve">Linux.</w:t>
+      </w:r>
+    </w:p>
+    <w:p>
+      <w:pPr>
+        <w:pStyle w:val="Compact"/>
+        <w:numPr>
+          <w:ilvl w:val="0"/>
+          <w:numId w:val="1004"/>
+        </w:numPr>
+      </w:pPr>
+      <w:r>
+        <w:rPr>
+          <w:bCs/>
+          <w:b/>
+        </w:rPr>
+        <w:t xml:space="preserve">git.</w:t>
+      </w:r>
+      <w:r>
+        <w:t xml:space="preserve"> </w:t>
+      </w:r>
+      <w:r>
+        <w:t xml:space="preserve">Install it with</w:t>
+      </w:r>
+      <w:r>
+        <w:t xml:space="preserve"> </w:t>
+      </w:r>
+      <w:r>
+        <w:rPr>
+          <w:rStyle w:val="VerbatimChar"/>
+        </w:rPr>
+        <w:t xml:space="preserve">winget install Git.Git</w:t>
+      </w:r>
+      <w:r>
+        <w:t xml:space="preserve"> </w:t>
+      </w:r>
+      <w:r>
+        <w:t xml:space="preserve">(or from</w:t>
+      </w:r>
+      <w:r>
+        <w:t xml:space="preserve"> </w:t>
+      </w:r>
+      <w:hyperlink r:id="rId41">
+        <w:r>
+          <w:rPr>
+            <w:rStyle w:val="Hyperlink"/>
+          </w:rPr>
+          <w:t xml:space="preserve">https://git-scm.com</w:t>
+        </w:r>
+      </w:hyperlink>
+      <w:r>
+        <w:t xml:space="preserve">), or download the repository as a</w:t>
+      </w:r>
+      <w:r>
+        <w:t xml:space="preserve"> </w:t>
+      </w:r>
+      <w:r>
+        <w:t xml:space="preserve">zip from GitHub instead.</w:t>
+      </w:r>
+    </w:p>
+    <w:p>
+      <w:pPr>
+        <w:pStyle w:val="Compact"/>
+        <w:numPr>
+          <w:ilvl w:val="0"/>
+          <w:numId w:val="1004"/>
+        </w:numPr>
+      </w:pPr>
+      <w:r>
+        <w:rPr>
+          <w:bCs/>
+          <w:b/>
+        </w:rPr>
+        <w:t xml:space="preserve">Paths.</w:t>
+      </w:r>
+      <w:r>
+        <w:t xml:space="preserve"> </w:t>
+      </w:r>
+      <w:r>
+        <w:t xml:space="preserve">Type Windows paths as usual (</w:t>
+      </w:r>
+      <w:r>
+        <w:rPr>
+          <w:rStyle w:val="VerbatimChar"/>
+        </w:rPr>
+        <w:t xml:space="preserve">D:\videos\cohort1</w:t>
+      </w:r>
+      <w:r>
+        <w:t xml:space="preserve">). Paths inside a project are stored with</w:t>
+      </w:r>
+      <w:r>
+        <w:t xml:space="preserve"> </w:t>
+      </w:r>
+      <w:r>
+        <w:rPr>
+          <w:rStyle w:val="VerbatimChar"/>
+        </w:rPr>
+        <w:t xml:space="preserve">/</w:t>
+      </w:r>
+      <w:r>
+        <w:t xml:space="preserve">, so a</w:t>
+      </w:r>
+      <w:r>
+        <w:t xml:space="preserve"> </w:t>
+      </w:r>
+      <w:r>
+        <w:t xml:space="preserve">project folder can be moved between Windows, macOS and Linux.</w:t>
+      </w:r>
+    </w:p>
+    <w:p>
+      <w:pPr>
+        <w:pStyle w:val="Compact"/>
+        <w:numPr>
+          <w:ilvl w:val="0"/>
+          <w:numId w:val="1004"/>
+        </w:numPr>
+      </w:pPr>
+      <w:r>
+        <w:rPr>
+          <w:bCs/>
+          <w:b/>
+        </w:rPr>
+        <w:t xml:space="preserve">Browse buttons</w:t>
+      </w:r>
+      <w:r>
+        <w:t xml:space="preserve"> </w:t>
+      </w:r>
+      <w:r>
+        <w:t xml:space="preserve">open the Windows file and folder dialogs. The in-page folder browser (used when the server runs</w:t>
+      </w:r>
+      <w:r>
+        <w:t xml:space="preserve"> </w:t>
+      </w:r>
+      <w:r>
+        <w:t xml:space="preserve">on another computer) has a drive selector.</w:t>
+      </w:r>
+    </w:p>
+    <w:p>
+      <w:pPr>
+        <w:pStyle w:val="Compact"/>
+        <w:numPr>
+          <w:ilvl w:val="0"/>
+          <w:numId w:val="1004"/>
+        </w:numPr>
+      </w:pPr>
+      <w:r>
+        <w:rPr>
+          <w:bCs/>
+          <w:b/>
+        </w:rPr>
+        <w:t xml:space="preserve">SLEAP</w:t>
+      </w:r>
+      <w:r>
+        <w:t xml:space="preserve"> </w:t>
+      </w:r>
+      <w:r>
+        <w:t xml:space="preserve">runs on Windows with an NVIDIA GPU, or on the CPU. Install it in a conda environment as above; the tool</w:t>
+      </w:r>
+      <w:r>
+        <w:t xml:space="preserve"> </w:t>
+      </w:r>
+      <w:r>
+        <w:t xml:space="preserve">finds</w:t>
+      </w:r>
+      <w:r>
+        <w:t xml:space="preserve"> </w:t>
+      </w:r>
+      <w:r>
+        <w:rPr>
+          <w:rStyle w:val="VerbatimChar"/>
+        </w:rPr>
+        <w:t xml:space="preserve">sleap-track.exe</w:t>
+      </w:r>
+      <w:r>
+        <w:t xml:space="preserve"> </w:t>
+      </w:r>
+      <w:r>
+        <w:t xml:space="preserve">in the environment’s</w:t>
+      </w:r>
+      <w:r>
+        <w:t xml:space="preserve"> </w:t>
+      </w:r>
+      <w:r>
+        <w:rPr>
+          <w:rStyle w:val="VerbatimChar"/>
+        </w:rPr>
+        <w:t xml:space="preserve">Scripts</w:t>
+      </w:r>
+      <w:r>
+        <w:t xml:space="preserve"> </w:t>
+      </w:r>
+      <w:r>
+        <w:t xml:space="preserve">folder.</w:t>
+      </w:r>
+    </w:p>
+    <w:p>
+      <w:pPr>
+        <w:pStyle w:val="Compact"/>
+        <w:numPr>
+          <w:ilvl w:val="0"/>
+          <w:numId w:val="1004"/>
+        </w:numPr>
+      </w:pPr>
+      <w:r>
+        <w:rPr>
+          <w:bCs/>
+          <w:b/>
+        </w:rPr>
+        <w:t xml:space="preserve">ffmpeg</w:t>
+      </w:r>
+      <w:r>
+        <w:t xml:space="preserve"> </w:t>
+      </w:r>
+      <w:r>
+        <w:t xml:space="preserve">(only for</w:t>
+      </w:r>
+      <w:r>
+        <w:t xml:space="preserve"> </w:t>
+      </w:r>
+      <w:r>
+        <w:rPr>
+          <w:rStyle w:val="VerbatimChar"/>
+        </w:rPr>
+        <w:t xml:space="preserve">feeding split</w:t>
+      </w:r>
+      <w:r>
+        <w:t xml:space="preserve">):</w:t>
+      </w:r>
+      <w:r>
+        <w:t xml:space="preserve"> </w:t>
+      </w:r>
+      <w:r>
+        <w:rPr>
+          <w:rStyle w:val="VerbatimChar"/>
+        </w:rPr>
+        <w:t xml:space="preserve">winget install Gyan.FFmpeg</w:t>
+      </w:r>
+      <w:r>
+        <w:t xml:space="preserve">, then open a new terminal.</w:t>
+      </w:r>
+    </w:p>
+    <w:bookmarkEnd w:id="42"/>
+    <w:bookmarkStart w:id="43" w:name="installation--where-things-are-kept"/>
     <w:p>
       <w:pPr>
         <w:pStyle w:val="Heading2"/>
@@ -3480,8 +3835,8 @@
         <w:t xml:space="preserve">are ignored by git, so your data never ends up in the code repository.</w:t>
       </w:r>
     </w:p>
-    <w:bookmarkEnd w:id="41"/>
-    <w:bookmarkStart w:id="42" w:name="installation--updating"/>
+    <w:bookmarkEnd w:id="43"/>
+    <w:bookmarkStart w:id="44" w:name="installation--updating"/>
     <w:p>
       <w:pPr>
         <w:pStyle w:val="Heading2"/>
@@ -3547,9 +3902,9 @@
         <w:br w:type="page"/>
       </w:r>
     </w:p>
-    <w:bookmarkEnd w:id="42"/>
-    <w:bookmarkEnd w:id="43"/>
-    <w:bookmarkStart w:id="69" w:name="quick-start"/>
+    <w:bookmarkEnd w:id="44"/>
+    <w:bookmarkEnd w:id="45"/>
+    <w:bookmarkStart w:id="71" w:name="quick-start"/>
     <w:p>
       <w:pPr>
         <w:pStyle w:val="Heading1"/>
@@ -3577,7 +3932,7 @@
         <w:pStyle w:val="Compact"/>
         <w:numPr>
           <w:ilvl w:val="0"/>
-          <w:numId w:val="1004"/>
+          <w:numId w:val="1005"/>
         </w:numPr>
       </w:pPr>
       <w:r>
@@ -3631,7 +3986,7 @@
         <w:pStyle w:val="Compact"/>
         <w:numPr>
           <w:ilvl w:val="0"/>
-          <w:numId w:val="1004"/>
+          <w:numId w:val="1005"/>
         </w:numPr>
       </w:pPr>
       <w:r>
@@ -3702,7 +4057,7 @@
         <w:pStyle w:val="Compact"/>
         <w:numPr>
           <w:ilvl w:val="0"/>
-          <w:numId w:val="1004"/>
+          <w:numId w:val="1005"/>
         </w:numPr>
       </w:pPr>
       <w:r>
@@ -3745,7 +4100,7 @@
         <w:pStyle w:val="Compact"/>
         <w:numPr>
           <w:ilvl w:val="0"/>
-          <w:numId w:val="1004"/>
+          <w:numId w:val="1005"/>
         </w:numPr>
       </w:pPr>
       <w:r>
@@ -3784,7 +4139,7 @@
         <w:t xml:space="preserve">return more, and move more slowly. The analysis should find these differences.</w:t>
       </w:r>
     </w:p>
-    <w:bookmarkStart w:id="47" w:name="quick-start--1-create-and-open-the-demo"/>
+    <w:bookmarkStart w:id="49" w:name="quick-start--1-create-and-open-the-demo"/>
     <w:p>
       <w:pPr>
         <w:pStyle w:val="Heading2"/>
@@ -3846,18 +4201,18 @@
           <wp:inline>
             <wp:extent cx="5334000" cy="3333750"/>
             <wp:effectExtent b="0" l="0" r="0" t="0"/>
-            <wp:docPr descr="Start page" title="" id="45" name="Picture"/>
+            <wp:docPr descr="Start page" title="" id="47" name="Picture"/>
             <a:graphic>
               <a:graphicData uri="http://schemas.openxmlformats.org/drawingml/2006/picture">
                 <pic:pic>
                   <pic:nvPicPr>
-                    <pic:cNvPr descr="images/welcome.png" id="46" name="Picture"/>
+                    <pic:cNvPr descr="images/welcome.png" id="48" name="Picture"/>
                     <pic:cNvPicPr>
                       <a:picLocks noChangeArrowheads="1" noChangeAspect="1"/>
                     </pic:cNvPicPr>
                   </pic:nvPicPr>
                   <pic:blipFill>
-                    <a:blip r:embed="rId44"/>
+                    <a:blip r:embed="rId46"/>
                     <a:stretch>
                       <a:fillRect/>
                     </a:stretch>
@@ -3942,8 +4297,8 @@
         <w:t xml:space="preserve"> run feeding serve projects/demo</w:t>
       </w:r>
     </w:p>
-    <w:bookmarkEnd w:id="47"/>
-    <w:bookmarkStart w:id="51" w:name="quick-start--2-look-around"/>
+    <w:bookmarkEnd w:id="49"/>
+    <w:bookmarkStart w:id="53" w:name="quick-start--2-look-around"/>
     <w:p>
       <w:pPr>
         <w:pStyle w:val="Heading2"/>
@@ -3981,7 +4336,7 @@
         <w:pStyle w:val="Compact"/>
         <w:numPr>
           <w:ilvl w:val="0"/>
-          <w:numId w:val="1005"/>
+          <w:numId w:val="1006"/>
         </w:numPr>
       </w:pPr>
       <w:r>
@@ -4000,7 +4355,7 @@
         <w:pStyle w:val="Compact"/>
         <w:numPr>
           <w:ilvl w:val="0"/>
-          <w:numId w:val="1005"/>
+          <w:numId w:val="1006"/>
         </w:numPr>
       </w:pPr>
       <w:r>
@@ -4131,18 +4486,18 @@
           <wp:inline>
             <wp:extent cx="5334000" cy="3973830"/>
             <wp:effectExtent b="0" l="0" r="0" t="0"/>
-            <wp:docPr descr="Tracking tab" title="" id="49" name="Picture"/>
+            <wp:docPr descr="Tracking tab" title="" id="51" name="Picture"/>
             <a:graphic>
               <a:graphicData uri="http://schemas.openxmlformats.org/drawingml/2006/picture">
                 <pic:pic>
                   <pic:nvPicPr>
-                    <pic:cNvPr descr="images/tracking.png" id="50" name="Picture"/>
+                    <pic:cNvPr descr="images/tracking.png" id="52" name="Picture"/>
                     <pic:cNvPicPr>
                       <a:picLocks noChangeArrowheads="1" noChangeAspect="1"/>
                     </pic:cNvPicPr>
                   </pic:nvPicPr>
                   <pic:blipFill>
-                    <a:blip r:embed="rId48"/>
+                    <a:blip r:embed="rId50"/>
                     <a:stretch>
                       <a:fillRect/>
                     </a:stretch>
@@ -4195,8 +4550,8 @@
         <w:t xml:space="preserve">confidence (excluded), dark blue = snout in the bowl, orange bars = bouts.</w:t>
       </w:r>
     </w:p>
-    <w:bookmarkEnd w:id="51"/>
-    <w:bookmarkStart w:id="55" w:name="quick-start--3-annotate-a-bowl"/>
+    <w:bookmarkEnd w:id="53"/>
+    <w:bookmarkStart w:id="57" w:name="quick-start--3-annotate-a-bowl"/>
     <w:p>
       <w:pPr>
         <w:pStyle w:val="Heading2"/>
@@ -4287,18 +4642,18 @@
           <wp:inline>
             <wp:extent cx="5334000" cy="3973830"/>
             <wp:effectExtent b="0" l="0" r="0" t="0"/>
-            <wp:docPr descr="Bowl tab" title="" id="53" name="Picture"/>
+            <wp:docPr descr="Bowl tab" title="" id="55" name="Picture"/>
             <a:graphic>
               <a:graphicData uri="http://schemas.openxmlformats.org/drawingml/2006/picture">
                 <pic:pic>
                   <pic:nvPicPr>
-                    <pic:cNvPr descr="images/bowl-ellipse.png" id="54" name="Picture"/>
+                    <pic:cNvPr descr="images/bowl-ellipse.png" id="56" name="Picture"/>
                     <pic:cNvPicPr>
                       <a:picLocks noChangeArrowheads="1" noChangeAspect="1"/>
                     </pic:cNvPicPr>
                   </pic:nvPicPr>
                   <pic:blipFill>
-                    <a:blip r:embed="rId52"/>
+                    <a:blip r:embed="rId54"/>
                     <a:stretch>
                       <a:fillRect/>
                     </a:stretch>
@@ -4337,8 +4692,8 @@
         <w:t xml:space="preserve">Bowl tab: the five points of an elliptical rim, with tools to move, rotate and resize it.</w:t>
       </w:r>
     </w:p>
-    <w:bookmarkEnd w:id="55"/>
-    <w:bookmarkStart w:id="59" w:name="quick-start--4-run-the-analysis"/>
+    <w:bookmarkEnd w:id="57"/>
+    <w:bookmarkStart w:id="61" w:name="quick-start--4-run-the-analysis"/>
     <w:p>
       <w:pPr>
         <w:pStyle w:val="Heading2"/>
@@ -4402,18 +4757,18 @@
           <wp:inline>
             <wp:extent cx="5334000" cy="7516090"/>
             <wp:effectExtent b="0" l="0" r="0" t="0"/>
-            <wp:docPr descr="Jobs drawer" title="" id="57" name="Picture"/>
+            <wp:docPr descr="Jobs drawer" title="" id="59" name="Picture"/>
             <a:graphic>
               <a:graphicData uri="http://schemas.openxmlformats.org/drawingml/2006/picture">
                 <pic:pic>
                   <pic:nvPicPr>
-                    <pic:cNvPr descr="images/jobs.png" id="58" name="Picture"/>
+                    <pic:cNvPr descr="images/jobs.png" id="60" name="Picture"/>
                     <pic:cNvPicPr>
                       <a:picLocks noChangeArrowheads="1" noChangeAspect="1"/>
                     </pic:cNvPicPr>
                   </pic:nvPicPr>
                   <pic:blipFill>
-                    <a:blip r:embed="rId56"/>
+                    <a:blip r:embed="rId58"/>
                     <a:stretch>
                       <a:fillRect/>
                     </a:stretch>
@@ -4452,8 +4807,8 @@
         <w:t xml:space="preserve">The Jobs drawer: queued, running and finished jobs, with the log of the selected one.</w:t>
       </w:r>
     </w:p>
-    <w:bookmarkEnd w:id="59"/>
-    <w:bookmarkStart w:id="63" w:name="quick-start--5-read-the-results"/>
+    <w:bookmarkEnd w:id="61"/>
+    <w:bookmarkStart w:id="65" w:name="quick-start--5-read-the-results"/>
     <w:p>
       <w:pPr>
         <w:pStyle w:val="Heading2"/>
@@ -4520,7 +4875,7 @@
         <w:pStyle w:val="Compact"/>
         <w:numPr>
           <w:ilvl w:val="0"/>
-          <w:numId w:val="1006"/>
+          <w:numId w:val="1007"/>
         </w:numPr>
       </w:pPr>
       <w:r>
@@ -4532,7 +4887,7 @@
         <w:pStyle w:val="Compact"/>
         <w:numPr>
           <w:ilvl w:val="0"/>
-          <w:numId w:val="1006"/>
+          <w:numId w:val="1007"/>
         </w:numPr>
       </w:pPr>
       <w:r>
@@ -4568,18 +4923,18 @@
           <wp:inline>
             <wp:extent cx="5334000" cy="3704166"/>
             <wp:effectExtent b="0" l="0" r="0" t="0"/>
-            <wp:docPr descr="Comparisons" title="" id="61" name="Picture"/>
+            <wp:docPr descr="Comparisons" title="" id="63" name="Picture"/>
             <a:graphic>
               <a:graphicData uri="http://schemas.openxmlformats.org/drawingml/2006/picture">
                 <pic:pic>
                   <pic:nvPicPr>
-                    <pic:cNvPr descr="images/results-compare.png" id="62" name="Picture"/>
+                    <pic:cNvPr descr="images/results-compare.png" id="64" name="Picture"/>
                     <pic:cNvPicPr>
                       <a:picLocks noChangeArrowheads="1" noChangeAspect="1"/>
                     </pic:cNvPicPr>
                   </pic:nvPicPr>
                   <pic:blipFill>
-                    <a:blip r:embed="rId60"/>
+                    <a:blip r:embed="rId62"/>
                     <a:stretch>
                       <a:fillRect/>
                     </a:stretch>
@@ -4645,7 +5000,7 @@
         <w:pStyle w:val="Compact"/>
         <w:numPr>
           <w:ilvl w:val="0"/>
-          <w:numId w:val="1007"/>
+          <w:numId w:val="1008"/>
         </w:numPr>
       </w:pPr>
       <w:r>
@@ -4660,143 +5015,6 @@
       </w:r>
       <w:r>
         <w:t xml:space="preserve">the numbers per video.</w:t>
-      </w:r>
-    </w:p>
-    <w:p>
-      <w:pPr>
-        <w:pStyle w:val="Compact"/>
-        <w:numPr>
-          <w:ilvl w:val="0"/>
-          <w:numId w:val="1007"/>
-        </w:numPr>
-      </w:pPr>
-      <w:r>
-        <w:rPr>
-          <w:bCs/>
-          <w:b/>
-        </w:rPr>
-        <w:t xml:space="preserve">Exploratory:</w:t>
-      </w:r>
-      <w:r>
-        <w:t xml:space="preserve"> </w:t>
-      </w:r>
-      <w:r>
-        <w:t xml:space="preserve">per-animal box plots of every feature, PCA and UMAP projections, a local-clustering test and a</w:t>
-      </w:r>
-      <w:r>
-        <w:t xml:space="preserve"> </w:t>
-      </w:r>
-      <w:r>
-        <w:t xml:space="preserve">random forest that tells Pre from Post.</w:t>
-      </w:r>
-    </w:p>
-    <w:p>
-      <w:pPr>
-        <w:pStyle w:val="Compact"/>
-        <w:numPr>
-          <w:ilvl w:val="0"/>
-          <w:numId w:val="1007"/>
-        </w:numPr>
-      </w:pPr>
-      <w:r>
-        <w:rPr>
-          <w:bCs/>
-          <w:b/>
-        </w:rPr>
-        <w:t xml:space="preserve">Per animal:</w:t>
-      </w:r>
-      <w:r>
-        <w:t xml:space="preserve"> </w:t>
-      </w:r>
-      <w:r>
-        <w:t xml:space="preserve">heatmaps and tornado plots of each animal’s sessions.</w:t>
-      </w:r>
-    </w:p>
-    <w:p>
-      <w:pPr>
-        <w:pStyle w:val="Compact"/>
-        <w:numPr>
-          <w:ilvl w:val="0"/>
-          <w:numId w:val="1007"/>
-        </w:numPr>
-      </w:pPr>
-      <w:r>
-        <w:rPr>
-          <w:bCs/>
-          <w:b/>
-        </w:rPr>
-        <w:t xml:space="preserve">Run details:</w:t>
-      </w:r>
-      <w:r>
-        <w:t xml:space="preserve"> </w:t>
-      </w:r>
-      <w:r>
-        <w:t xml:space="preserve">the exact settings and software versions.</w:t>
-      </w:r>
-    </w:p>
-    <w:p>
-      <w:pPr>
-        <w:pStyle w:val="FirstParagraph"/>
-      </w:pPr>
-      <w:r>
-        <w:rPr>
-          <w:bCs/>
-          <w:b/>
-        </w:rPr>
-        <w:t xml:space="preserve">Export all (.zip)</w:t>
-      </w:r>
-      <w:r>
-        <w:t xml:space="preserve"> </w:t>
-      </w:r>
-      <w:r>
-        <w:t xml:space="preserve">downloads everything;</w:t>
-      </w:r>
-      <w:r>
-        <w:t xml:space="preserve"> </w:t>
-      </w:r>
-      <w:r>
-        <w:rPr>
-          <w:bCs/>
-          <w:b/>
-        </w:rPr>
-        <w:t xml:space="preserve">Show folder</w:t>
-      </w:r>
-      <w:r>
-        <w:t xml:space="preserve"> </w:t>
-      </w:r>
-      <w:r>
-        <w:t xml:space="preserve">opens the run folder.</w:t>
-      </w:r>
-    </w:p>
-    <w:bookmarkEnd w:id="63"/>
-    <w:bookmarkStart w:id="67" w:name="quick-start--6-make-your-own-comparison"/>
-    <w:p>
-      <w:pPr>
-        <w:pStyle w:val="Heading2"/>
-      </w:pPr>
-      <w:r>
-        <w:t xml:space="preserve">6. Make your own comparison</w:t>
-      </w:r>
-    </w:p>
-    <w:p>
-      <w:pPr>
-        <w:pStyle w:val="FirstParagraph"/>
-      </w:pPr>
-      <w:r>
-        <w:t xml:space="preserve">Click</w:t>
-      </w:r>
-      <w:r>
-        <w:t xml:space="preserve"> </w:t>
-      </w:r>
-      <w:r>
-        <w:rPr>
-          <w:bCs/>
-          <w:b/>
-        </w:rPr>
-        <w:t xml:space="preserve">+ New comparison</w:t>
-      </w:r>
-      <w:r>
-        <w:t xml:space="preserve">. Here is an example that compares Pre and Post in Treated animals, pooling both arenas:</w:t>
       </w:r>
     </w:p>
     <w:p>
@@ -4808,20 +5026,23 @@
         </w:numPr>
       </w:pPr>
       <w:r>
-        <w:t xml:space="preserve">Name it</w:t>
-      </w:r>
-      <w:r>
-        <w:t xml:space="preserve"> </w:t>
-      </w:r>
-      <w:r>
-        <w:rPr>
-          <w:iCs/>
-          <w:i/>
-        </w:rPr>
-        <w:t xml:space="preserve">Treated: Pre vs Post</w:t>
-      </w:r>
-      <w:r>
-        <w:t xml:space="preserve">.</w:t>
+        <w:rPr>
+          <w:bCs/>
+          <w:b/>
+        </w:rPr>
+        <w:t xml:space="preserve">Exploratory:</w:t>
+      </w:r>
+      <w:r>
+        <w:t xml:space="preserve"> </w:t>
+      </w:r>
+      <w:r>
+        <w:t xml:space="preserve">per-animal box plots of every feature, PCA and UMAP projections, a local-clustering test and a</w:t>
+      </w:r>
+      <w:r>
+        <w:t xml:space="preserve"> </w:t>
+      </w:r>
+      <w:r>
+        <w:t xml:space="preserve">random forest that tells Pre from Post.</w:t>
       </w:r>
     </w:p>
     <w:p>
@@ -4833,36 +5054,17 @@
         </w:numPr>
       </w:pPr>
       <w:r>
-        <w:t xml:space="preserve">In the first group, tick</w:t>
-      </w:r>
-      <w:r>
-        <w:t xml:space="preserve"> </w:t>
-      </w:r>
-      <w:r>
-        <w:rPr>
-          <w:iCs/>
-          <w:i/>
-        </w:rPr>
-        <w:t xml:space="preserve">group = Treated</w:t>
-      </w:r>
-      <w:r>
-        <w:t xml:space="preserve"> </w:t>
-      </w:r>
-      <w:r>
-        <w:t xml:space="preserve">and</w:t>
-      </w:r>
-      <w:r>
-        <w:t xml:space="preserve"> </w:t>
-      </w:r>
-      <w:r>
-        <w:rPr>
-          <w:iCs/>
-          <w:i/>
-        </w:rPr>
-        <w:t xml:space="preserve">condition = Pre</w:t>
-      </w:r>
-      <w:r>
-        <w:t xml:space="preserve">.</w:t>
+        <w:rPr>
+          <w:bCs/>
+          <w:b/>
+        </w:rPr>
+        <w:t xml:space="preserve">Per animal:</w:t>
+      </w:r>
+      <w:r>
+        <w:t xml:space="preserve"> </w:t>
+      </w:r>
+      <w:r>
+        <w:t xml:space="preserve">heatmaps and tornado plots of each animal’s sessions.</w:t>
       </w:r>
     </w:p>
     <w:p>
@@ -4874,36 +5076,82 @@
         </w:numPr>
       </w:pPr>
       <w:r>
-        <w:t xml:space="preserve">In the second group, tick</w:t>
-      </w:r>
-      <w:r>
-        <w:t xml:space="preserve"> </w:t>
-      </w:r>
-      <w:r>
-        <w:rPr>
-          <w:iCs/>
-          <w:i/>
-        </w:rPr>
-        <w:t xml:space="preserve">group = Treated</w:t>
-      </w:r>
-      <w:r>
-        <w:t xml:space="preserve"> </w:t>
-      </w:r>
-      <w:r>
-        <w:t xml:space="preserve">and</w:t>
-      </w:r>
-      <w:r>
-        <w:t xml:space="preserve"> </w:t>
-      </w:r>
-      <w:r>
-        <w:rPr>
-          <w:iCs/>
-          <w:i/>
-        </w:rPr>
-        <w:t xml:space="preserve">condition = Post</w:t>
-      </w:r>
-      <w:r>
-        <w:t xml:space="preserve">.</w:t>
+        <w:rPr>
+          <w:bCs/>
+          <w:b/>
+        </w:rPr>
+        <w:t xml:space="preserve">Run details:</w:t>
+      </w:r>
+      <w:r>
+        <w:t xml:space="preserve"> </w:t>
+      </w:r>
+      <w:r>
+        <w:t xml:space="preserve">the exact settings and software versions.</w:t>
+      </w:r>
+    </w:p>
+    <w:p>
+      <w:pPr>
+        <w:pStyle w:val="FirstParagraph"/>
+      </w:pPr>
+      <w:r>
+        <w:rPr>
+          <w:bCs/>
+          <w:b/>
+        </w:rPr>
+        <w:t xml:space="preserve">Export all (.zip)</w:t>
+      </w:r>
+      <w:r>
+        <w:t xml:space="preserve"> </w:t>
+      </w:r>
+      <w:r>
+        <w:t xml:space="preserve">downloads everything;</w:t>
+      </w:r>
+      <w:r>
+        <w:t xml:space="preserve"> </w:t>
+      </w:r>
+      <w:r>
+        <w:rPr>
+          <w:bCs/>
+          <w:b/>
+        </w:rPr>
+        <w:t xml:space="preserve">Show folder</w:t>
+      </w:r>
+      <w:r>
+        <w:t xml:space="preserve"> </w:t>
+      </w:r>
+      <w:r>
+        <w:t xml:space="preserve">opens the run folder.</w:t>
+      </w:r>
+    </w:p>
+    <w:bookmarkEnd w:id="65"/>
+    <w:bookmarkStart w:id="69" w:name="quick-start--6-make-your-own-comparison"/>
+    <w:p>
+      <w:pPr>
+        <w:pStyle w:val="Heading2"/>
+      </w:pPr>
+      <w:r>
+        <w:t xml:space="preserve">6. Make your own comparison</w:t>
+      </w:r>
+    </w:p>
+    <w:p>
+      <w:pPr>
+        <w:pStyle w:val="FirstParagraph"/>
+      </w:pPr>
+      <w:r>
+        <w:t xml:space="preserve">Click</w:t>
+      </w:r>
+      <w:r>
+        <w:t xml:space="preserve"> </w:t>
+      </w:r>
+      <w:r>
+        <w:rPr>
+          <w:bCs/>
+          <w:b/>
+        </w:rPr>
+        <w:t xml:space="preserve">+ New comparison</w:t>
+      </w:r>
+      <w:r>
+        <w:t xml:space="preserve">. Here is an example that compares Pre and Post in Treated animals, pooling both arenas:</w:t>
       </w:r>
     </w:p>
     <w:p>
@@ -4911,7 +5159,114 @@
         <w:pStyle w:val="Compact"/>
         <w:numPr>
           <w:ilvl w:val="0"/>
-          <w:numId w:val="1008"/>
+          <w:numId w:val="1009"/>
+        </w:numPr>
+      </w:pPr>
+      <w:r>
+        <w:t xml:space="preserve">Name it</w:t>
+      </w:r>
+      <w:r>
+        <w:t xml:space="preserve"> </w:t>
+      </w:r>
+      <w:r>
+        <w:rPr>
+          <w:iCs/>
+          <w:i/>
+        </w:rPr>
+        <w:t xml:space="preserve">Treated: Pre vs Post</w:t>
+      </w:r>
+      <w:r>
+        <w:t xml:space="preserve">.</w:t>
+      </w:r>
+    </w:p>
+    <w:p>
+      <w:pPr>
+        <w:pStyle w:val="Compact"/>
+        <w:numPr>
+          <w:ilvl w:val="0"/>
+          <w:numId w:val="1009"/>
+        </w:numPr>
+      </w:pPr>
+      <w:r>
+        <w:t xml:space="preserve">In the first group, tick</w:t>
+      </w:r>
+      <w:r>
+        <w:t xml:space="preserve"> </w:t>
+      </w:r>
+      <w:r>
+        <w:rPr>
+          <w:iCs/>
+          <w:i/>
+        </w:rPr>
+        <w:t xml:space="preserve">group = Treated</w:t>
+      </w:r>
+      <w:r>
+        <w:t xml:space="preserve"> </w:t>
+      </w:r>
+      <w:r>
+        <w:t xml:space="preserve">and</w:t>
+      </w:r>
+      <w:r>
+        <w:t xml:space="preserve"> </w:t>
+      </w:r>
+      <w:r>
+        <w:rPr>
+          <w:iCs/>
+          <w:i/>
+        </w:rPr>
+        <w:t xml:space="preserve">condition = Pre</w:t>
+      </w:r>
+      <w:r>
+        <w:t xml:space="preserve">.</w:t>
+      </w:r>
+    </w:p>
+    <w:p>
+      <w:pPr>
+        <w:pStyle w:val="Compact"/>
+        <w:numPr>
+          <w:ilvl w:val="0"/>
+          <w:numId w:val="1009"/>
+        </w:numPr>
+      </w:pPr>
+      <w:r>
+        <w:t xml:space="preserve">In the second group, tick</w:t>
+      </w:r>
+      <w:r>
+        <w:t xml:space="preserve"> </w:t>
+      </w:r>
+      <w:r>
+        <w:rPr>
+          <w:iCs/>
+          <w:i/>
+        </w:rPr>
+        <w:t xml:space="preserve">group = Treated</w:t>
+      </w:r>
+      <w:r>
+        <w:t xml:space="preserve"> </w:t>
+      </w:r>
+      <w:r>
+        <w:t xml:space="preserve">and</w:t>
+      </w:r>
+      <w:r>
+        <w:t xml:space="preserve"> </w:t>
+      </w:r>
+      <w:r>
+        <w:rPr>
+          <w:iCs/>
+          <w:i/>
+        </w:rPr>
+        <w:t xml:space="preserve">condition = Post</w:t>
+      </w:r>
+      <w:r>
+        <w:t xml:space="preserve">.</w:t>
+      </w:r>
+    </w:p>
+    <w:p>
+      <w:pPr>
+        <w:pStyle w:val="Compact"/>
+        <w:numPr>
+          <w:ilvl w:val="0"/>
+          <w:numId w:val="1009"/>
         </w:numPr>
       </w:pPr>
       <w:r>
@@ -4975,18 +5330,18 @@
           <wp:inline>
             <wp:extent cx="5334000" cy="4440865"/>
             <wp:effectExtent b="0" l="0" r="0" t="0"/>
-            <wp:docPr descr="Comparison editor" title="" id="65" name="Picture"/>
+            <wp:docPr descr="Comparison editor" title="" id="67" name="Picture"/>
             <a:graphic>
               <a:graphicData uri="http://schemas.openxmlformats.org/drawingml/2006/picture">
                 <pic:pic>
                   <pic:nvPicPr>
-                    <pic:cNvPr descr="images/comparison-editor.png" id="66" name="Picture"/>
+                    <pic:cNvPr descr="images/comparison-editor.png" id="68" name="Picture"/>
                     <pic:cNvPicPr>
                       <a:picLocks noChangeArrowheads="1" noChangeAspect="1"/>
                     </pic:cNvPicPr>
                   </pic:nvPicPr>
                   <pic:blipFill>
-                    <a:blip r:embed="rId64"/>
+                    <a:blip r:embed="rId66"/>
                     <a:stretch>
                       <a:fillRect/>
                     </a:stretch>
@@ -5025,8 +5380,8 @@
         <w:t xml:space="preserve">The comparison editor: each group is the set of videos whose metadata match the ticked values.</w:t>
       </w:r>
     </w:p>
-    <w:bookmarkEnd w:id="67"/>
-    <w:bookmarkStart w:id="68" w:name="quick-start--next-steps"/>
+    <w:bookmarkEnd w:id="69"/>
+    <w:bookmarkStart w:id="70" w:name="quick-start--next-steps"/>
     <w:p>
       <w:pPr>
         <w:pStyle w:val="Heading2"/>
@@ -5040,7 +5395,7 @@
         <w:pStyle w:val="Compact"/>
         <w:numPr>
           <w:ilvl w:val="0"/>
-          <w:numId w:val="1009"/>
+          <w:numId w:val="1010"/>
         </w:numPr>
       </w:pPr>
       <w:r>
@@ -5066,7 +5421,7 @@
         <w:pStyle w:val="Compact"/>
         <w:numPr>
           <w:ilvl w:val="0"/>
-          <w:numId w:val="1009"/>
+          <w:numId w:val="1010"/>
         </w:numPr>
       </w:pPr>
       <w:r>
@@ -5092,7 +5447,7 @@
         <w:pStyle w:val="Compact"/>
         <w:numPr>
           <w:ilvl w:val="0"/>
-          <w:numId w:val="1009"/>
+          <w:numId w:val="1010"/>
         </w:numPr>
       </w:pPr>
       <w:r>
@@ -5135,9 +5490,9 @@
         <w:br w:type="page"/>
       </w:r>
     </w:p>
-    <w:bookmarkEnd w:id="68"/>
-    <w:bookmarkEnd w:id="69"/>
-    <w:bookmarkStart w:id="93" w:name="projects"/>
+    <w:bookmarkEnd w:id="70"/>
+    <w:bookmarkEnd w:id="71"/>
+    <w:bookmarkStart w:id="95" w:name="projects"/>
     <w:p>
       <w:pPr>
         <w:pStyle w:val="Heading1"/>
@@ -5208,7 +5563,7 @@
         <w:t xml:space="preserve">at any time.</w:t>
       </w:r>
     </w:p>
-    <w:bookmarkStart w:id="73" w:name="projects--creating-a-project"/>
+    <w:bookmarkStart w:id="75" w:name="projects--creating-a-project"/>
     <w:p>
       <w:pPr>
         <w:pStyle w:val="Heading2"/>
@@ -5279,18 +5634,18 @@
           <wp:inline>
             <wp:extent cx="5334000" cy="2904066"/>
             <wp:effectExtent b="0" l="0" r="0" t="0"/>
-            <wp:docPr descr="New project dialog" title="" id="71" name="Picture"/>
+            <wp:docPr descr="New project dialog" title="" id="73" name="Picture"/>
             <a:graphic>
               <a:graphicData uri="http://schemas.openxmlformats.org/drawingml/2006/picture">
                 <pic:pic>
                   <pic:nvPicPr>
-                    <pic:cNvPr descr="images/new-project.png" id="72" name="Picture"/>
+                    <pic:cNvPr descr="images/new-project.png" id="74" name="Picture"/>
                     <pic:cNvPicPr>
                       <a:picLocks noChangeArrowheads="1" noChangeAspect="1"/>
                     </pic:cNvPicPr>
                   </pic:nvPicPr>
                   <pic:blipFill>
-                    <a:blip r:embed="rId70"/>
+                    <a:blip r:embed="rId72"/>
                     <a:stretch>
                       <a:fillRect/>
                     </a:stretch>
@@ -5334,7 +5689,7 @@
         <w:pStyle w:val="Compact"/>
         <w:numPr>
           <w:ilvl w:val="0"/>
-          <w:numId w:val="1010"/>
+          <w:numId w:val="1011"/>
         </w:numPr>
       </w:pPr>
       <w:r>
@@ -5378,7 +5733,7 @@
         <w:pStyle w:val="Compact"/>
         <w:numPr>
           <w:ilvl w:val="0"/>
-          <w:numId w:val="1010"/>
+          <w:numId w:val="1011"/>
         </w:numPr>
       </w:pPr>
       <w:r>
@@ -5394,7 +5749,7 @@
         <w:pStyle w:val="Compact"/>
         <w:numPr>
           <w:ilvl w:val="1"/>
-          <w:numId w:val="1011"/>
+          <w:numId w:val="1012"/>
         </w:numPr>
       </w:pPr>
       <w:r>
@@ -5431,7 +5786,7 @@
         <w:pStyle w:val="Compact"/>
         <w:numPr>
           <w:ilvl w:val="1"/>
-          <w:numId w:val="1011"/>
+          <w:numId w:val="1012"/>
         </w:numPr>
       </w:pPr>
       <w:r>
@@ -5459,7 +5814,7 @@
         <w:pStyle w:val="Compact"/>
         <w:numPr>
           <w:ilvl w:val="0"/>
-          <w:numId w:val="1010"/>
+          <w:numId w:val="1011"/>
         </w:numPr>
       </w:pPr>
       <w:r>
@@ -5503,7 +5858,7 @@
         <w:pStyle w:val="Compact"/>
         <w:numPr>
           <w:ilvl w:val="0"/>
-          <w:numId w:val="1010"/>
+          <w:numId w:val="1011"/>
         </w:numPr>
       </w:pPr>
       <w:r>
@@ -5606,8 +5961,8 @@
         <w:t xml:space="preserve"># barebones; add everything later</w:t>
       </w:r>
     </w:p>
-    <w:bookmarkEnd w:id="73"/>
-    <w:bookmarkStart w:id="77" w:name="projects--opening-and-switching-projects"/>
+    <w:bookmarkEnd w:id="75"/>
+    <w:bookmarkStart w:id="79" w:name="projects--opening-and-switching-projects"/>
     <w:p>
       <w:pPr>
         <w:pStyle w:val="Heading2"/>
@@ -5662,18 +6017,18 @@
           <wp:inline>
             <wp:extent cx="5334000" cy="2029883"/>
             <wp:effectExtent b="0" l="0" r="0" t="0"/>
-            <wp:docPr descr="Open project dialog" title="" id="75" name="Picture"/>
+            <wp:docPr descr="Open project dialog" title="" id="77" name="Picture"/>
             <a:graphic>
               <a:graphicData uri="http://schemas.openxmlformats.org/drawingml/2006/picture">
                 <pic:pic>
                   <pic:nvPicPr>
-                    <pic:cNvPr descr="images/open-project.png" id="76" name="Picture"/>
+                    <pic:cNvPr descr="images/open-project.png" id="78" name="Picture"/>
                     <pic:cNvPicPr>
                       <a:picLocks noChangeArrowheads="1" noChangeAspect="1"/>
                     </pic:cNvPicPr>
                   </pic:nvPicPr>
                   <pic:blipFill>
-                    <a:blip r:embed="rId74"/>
+                    <a:blip r:embed="rId76"/>
                     <a:stretch>
                       <a:fillRect/>
                     </a:stretch>
@@ -5776,8 +6131,8 @@
         <w:t xml:space="preserve">.</w:t>
       </w:r>
     </w:p>
-    <w:bookmarkEnd w:id="77"/>
-    <w:bookmarkStart w:id="78" w:name="projects--the-project-folder"/>
+    <w:bookmarkEnd w:id="79"/>
+    <w:bookmarkStart w:id="80" w:name="projects--the-project-folder"/>
     <w:p>
       <w:pPr>
         <w:pStyle w:val="Heading2"/>
@@ -5880,8 +6235,8 @@
         <w:t xml:space="preserve">Videos referenced in place from elsewhere are stored with their absolute path.</w:t>
       </w:r>
     </w:p>
-    <w:bookmarkEnd w:id="78"/>
-    <w:bookmarkStart w:id="91" w:name="projects--project-settings"/>
+    <w:bookmarkEnd w:id="80"/>
+    <w:bookmarkStart w:id="93" w:name="projects--project-settings"/>
     <w:p>
       <w:pPr>
         <w:pStyle w:val="Heading2"/>
@@ -5948,7 +6303,7 @@
         <w:t xml:space="preserve">with a message and the file is left unchanged.</w:t>
       </w:r>
     </w:p>
-    <w:bookmarkStart w:id="82" w:name="projects--adding-videos"/>
+    <w:bookmarkStart w:id="84" w:name="projects--adding-videos"/>
     <w:p>
       <w:pPr>
         <w:pStyle w:val="Heading3"/>
@@ -5966,18 +6321,18 @@
           <wp:inline>
             <wp:extent cx="5334000" cy="1303866"/>
             <wp:effectExtent b="0" l="0" r="0" t="0"/>
-            <wp:docPr descr="Settings: videos and models" title="" id="80" name="Picture"/>
+            <wp:docPr descr="Settings: videos and models" title="" id="82" name="Picture"/>
             <a:graphic>
               <a:graphicData uri="http://schemas.openxmlformats.org/drawingml/2006/picture">
                 <pic:pic>
                   <pic:nvPicPr>
-                    <pic:cNvPr descr="images/settings-videos-models.png" id="81" name="Picture"/>
+                    <pic:cNvPr descr="images/settings-videos-models.png" id="83" name="Picture"/>
                     <pic:cNvPicPr>
                       <a:picLocks noChangeArrowheads="1" noChangeAspect="1"/>
                     </pic:cNvPicPr>
                   </pic:nvPicPr>
                   <pic:blipFill>
-                    <a:blip r:embed="rId79"/>
+                    <a:blip r:embed="rId81"/>
                     <a:stretch>
                       <a:fillRect/>
                     </a:stretch>
@@ -6029,7 +6384,7 @@
         <w:pStyle w:val="Compact"/>
         <w:numPr>
           <w:ilvl w:val="0"/>
-          <w:numId w:val="1012"/>
+          <w:numId w:val="1013"/>
         </w:numPr>
       </w:pPr>
       <w:r>
@@ -6085,7 +6440,7 @@
         <w:pStyle w:val="Compact"/>
         <w:numPr>
           <w:ilvl w:val="0"/>
-          <w:numId w:val="1012"/>
+          <w:numId w:val="1013"/>
         </w:numPr>
       </w:pPr>
       <w:r>
@@ -6113,7 +6468,7 @@
         <w:pStyle w:val="Compact"/>
         <w:numPr>
           <w:ilvl w:val="0"/>
-          <w:numId w:val="1012"/>
+          <w:numId w:val="1013"/>
         </w:numPr>
       </w:pPr>
       <w:r>
@@ -6246,8 +6601,8 @@
         <w:t xml:space="preserve">multi-arena recordings.</w:t>
       </w:r>
     </w:p>
-    <w:bookmarkEnd w:id="82"/>
-    <w:bookmarkStart w:id="86" w:name="projects--naming-videos"/>
+    <w:bookmarkEnd w:id="84"/>
+    <w:bookmarkStart w:id="88" w:name="projects--naming-videos"/>
     <w:p>
       <w:pPr>
         <w:pStyle w:val="Heading3"/>
@@ -6292,18 +6647,18 @@
           <wp:inline>
             <wp:extent cx="5334000" cy="3357456"/>
             <wp:effectExtent b="0" l="0" r="0" t="0"/>
-            <wp:docPr descr="Settings: naming" title="" id="84" name="Picture"/>
+            <wp:docPr descr="Settings: naming" title="" id="86" name="Picture"/>
             <a:graphic>
               <a:graphicData uri="http://schemas.openxmlformats.org/drawingml/2006/picture">
                 <pic:pic>
                   <pic:nvPicPr>
-                    <pic:cNvPr descr="images/settings-naming.png" id="85" name="Picture"/>
+                    <pic:cNvPr descr="images/settings-naming.png" id="87" name="Picture"/>
                     <pic:cNvPicPr>
                       <a:picLocks noChangeArrowheads="1" noChangeAspect="1"/>
                     </pic:cNvPicPr>
                   </pic:nvPicPr>
                   <pic:blipFill>
-                    <a:blip r:embed="rId83"/>
+                    <a:blip r:embed="rId85"/>
                     <a:stretch>
                       <a:fillRect/>
                     </a:stretch>
@@ -6978,8 +7333,8 @@
         <w:t xml:space="preserve">the number of tracked frames. Each part is still annotated and processed as its own video.</w:t>
       </w:r>
     </w:p>
-    <w:bookmarkEnd w:id="86"/>
-    <w:bookmarkStart w:id="90" w:name="projects--animals-and-groups"/>
+    <w:bookmarkEnd w:id="88"/>
+    <w:bookmarkStart w:id="92" w:name="projects--animals-and-groups"/>
     <w:p>
       <w:pPr>
         <w:pStyle w:val="Heading3"/>
@@ -6997,18 +7352,18 @@
           <wp:inline>
             <wp:extent cx="5334000" cy="2015066"/>
             <wp:effectExtent b="0" l="0" r="0" t="0"/>
-            <wp:docPr descr="Settings: animals and groups" title="" id="88" name="Picture"/>
+            <wp:docPr descr="Settings: animals and groups" title="" id="90" name="Picture"/>
             <a:graphic>
               <a:graphicData uri="http://schemas.openxmlformats.org/drawingml/2006/picture">
                 <pic:pic>
                   <pic:nvPicPr>
-                    <pic:cNvPr descr="images/settings-groups.png" id="89" name="Picture"/>
+                    <pic:cNvPr descr="images/settings-groups.png" id="91" name="Picture"/>
                     <pic:cNvPicPr>
                       <a:picLocks noChangeArrowheads="1" noChangeAspect="1"/>
                     </pic:cNvPicPr>
                   </pic:nvPicPr>
                   <pic:blipFill>
-                    <a:blip r:embed="rId87"/>
+                    <a:blip r:embed="rId89"/>
                     <a:stretch>
                       <a:fillRect/>
                     </a:stretch>
@@ -7163,140 +7518,140 @@
         <w:t xml:space="preserve">are different animals.</w:t>
       </w:r>
     </w:p>
-    <w:bookmarkEnd w:id="90"/>
-    <w:bookmarkEnd w:id="91"/>
-    <w:bookmarkStart w:id="92" w:name="projects--what-to-keep-share-and-back-up"/>
-    <w:p>
-      <w:pPr>
-        <w:pStyle w:val="Heading2"/>
-      </w:pPr>
-      <w:r>
-        <w:t xml:space="preserve">What to keep, share and back up</w:t>
-      </w:r>
-    </w:p>
-    <w:p>
-      <w:pPr>
-        <w:pStyle w:val="FirstParagraph"/>
-      </w:pPr>
-      <w:r>
-        <w:t xml:space="preserve">The files you create by hand are</w:t>
-      </w:r>
-      <w:r>
-        <w:t xml:space="preserve"> </w:t>
-      </w:r>
-      <w:r>
-        <w:rPr>
-          <w:rStyle w:val="VerbatimChar"/>
-        </w:rPr>
-        <w:t xml:space="preserve">feeding.yaml</w:t>
-      </w:r>
-      <w:r>
-        <w:t xml:space="preserve">,</w:t>
-      </w:r>
-      <w:r>
-        <w:t xml:space="preserve"> </w:t>
-      </w:r>
-      <w:r>
-        <w:rPr>
-          <w:rStyle w:val="VerbatimChar"/>
-        </w:rPr>
-        <w:t xml:space="preserve">metadata/subjects.csv</w:t>
-      </w:r>
-      <w:r>
-        <w:t xml:space="preserve"> </w:t>
-      </w:r>
-      <w:r>
-        <w:t xml:space="preserve">and</w:t>
-      </w:r>
-      <w:r>
-        <w:t xml:space="preserve"> </w:t>
-      </w:r>
-      <w:r>
-        <w:rPr>
-          <w:rStyle w:val="VerbatimChar"/>
-        </w:rPr>
-        <w:t xml:space="preserve">annotations/bowls/*.json</w:t>
-      </w:r>
-      <w:r>
-        <w:t xml:space="preserve">. Together</w:t>
-      </w:r>
-      <w:r>
-        <w:t xml:space="preserve"> </w:t>
-      </w:r>
-      <w:r>
-        <w:t xml:space="preserve">with the videos, the predictions and the code version, they fully determine every result. Everything under</w:t>
-      </w:r>
-      <w:r>
-        <w:t xml:space="preserve"> </w:t>
-      </w:r>
-      <w:r>
-        <w:rPr>
-          <w:rStyle w:val="VerbatimChar"/>
-        </w:rPr>
-        <w:t xml:space="preserve">data/</w:t>
-      </w:r>
-      <w:r>
-        <w:t xml:space="preserve"> </w:t>
-      </w:r>
-      <w:r>
-        <w:t xml:space="preserve">is</w:t>
-      </w:r>
-      <w:r>
-        <w:t xml:space="preserve"> </w:t>
-      </w:r>
-      <w:r>
-        <w:t xml:space="preserve">generated; most of it can be recreated, but SLEAP predictions take time to recompute, so back them up.</w:t>
-      </w:r>
-    </w:p>
-    <w:p>
-      <w:pPr>
-        <w:pStyle w:val="BodyText"/>
-      </w:pPr>
-      <w:r>
-        <w:t xml:space="preserve">A new project gets a</w:t>
-      </w:r>
-      <w:r>
-        <w:t xml:space="preserve"> </w:t>
-      </w:r>
-      <w:r>
-        <w:rPr>
-          <w:rStyle w:val="VerbatimChar"/>
-        </w:rPr>
-        <w:t xml:space="preserve">.gitignore</w:t>
-      </w:r>
-      <w:r>
-        <w:t xml:space="preserve"> </w:t>
-      </w:r>
-      <w:r>
-        <w:t xml:space="preserve">that excludes</w:t>
-      </w:r>
-      <w:r>
-        <w:t xml:space="preserve"> </w:t>
-      </w:r>
-      <w:r>
-        <w:rPr>
-          <w:rStyle w:val="VerbatimChar"/>
-        </w:rPr>
-        <w:t xml:space="preserve">data/</w:t>
-      </w:r>
-      <w:r>
-        <w:t xml:space="preserve">, so the project folder itself can be put under version</w:t>
-      </w:r>
-      <w:r>
-        <w:t xml:space="preserve"> </w:t>
-      </w:r>
-      <w:r>
-        <w:t xml:space="preserve">control.</w:t>
-      </w:r>
-    </w:p>
-    <w:p>
-      <w:r>
-        <w:br w:type="page"/>
-      </w:r>
-    </w:p>
     <w:bookmarkEnd w:id="92"/>
     <w:bookmarkEnd w:id="93"/>
-    <w:bookmarkStart w:id="103" w:name="sleap"/>
+    <w:bookmarkStart w:id="94" w:name="projects--what-to-keep-share-and-back-up"/>
+    <w:p>
+      <w:pPr>
+        <w:pStyle w:val="Heading2"/>
+      </w:pPr>
+      <w:r>
+        <w:t xml:space="preserve">What to keep, share and back up</w:t>
+      </w:r>
+    </w:p>
+    <w:p>
+      <w:pPr>
+        <w:pStyle w:val="FirstParagraph"/>
+      </w:pPr>
+      <w:r>
+        <w:t xml:space="preserve">The files you create by hand are</w:t>
+      </w:r>
+      <w:r>
+        <w:t xml:space="preserve"> </w:t>
+      </w:r>
+      <w:r>
+        <w:rPr>
+          <w:rStyle w:val="VerbatimChar"/>
+        </w:rPr>
+        <w:t xml:space="preserve">feeding.yaml</w:t>
+      </w:r>
+      <w:r>
+        <w:t xml:space="preserve">,</w:t>
+      </w:r>
+      <w:r>
+        <w:t xml:space="preserve"> </w:t>
+      </w:r>
+      <w:r>
+        <w:rPr>
+          <w:rStyle w:val="VerbatimChar"/>
+        </w:rPr>
+        <w:t xml:space="preserve">metadata/subjects.csv</w:t>
+      </w:r>
+      <w:r>
+        <w:t xml:space="preserve"> </w:t>
+      </w:r>
+      <w:r>
+        <w:t xml:space="preserve">and</w:t>
+      </w:r>
+      <w:r>
+        <w:t xml:space="preserve"> </w:t>
+      </w:r>
+      <w:r>
+        <w:rPr>
+          <w:rStyle w:val="VerbatimChar"/>
+        </w:rPr>
+        <w:t xml:space="preserve">annotations/bowls/*.json</w:t>
+      </w:r>
+      <w:r>
+        <w:t xml:space="preserve">. Together</w:t>
+      </w:r>
+      <w:r>
+        <w:t xml:space="preserve"> </w:t>
+      </w:r>
+      <w:r>
+        <w:t xml:space="preserve">with the videos, the predictions and the code version, they fully determine every result. Everything under</w:t>
+      </w:r>
+      <w:r>
+        <w:t xml:space="preserve"> </w:t>
+      </w:r>
+      <w:r>
+        <w:rPr>
+          <w:rStyle w:val="VerbatimChar"/>
+        </w:rPr>
+        <w:t xml:space="preserve">data/</w:t>
+      </w:r>
+      <w:r>
+        <w:t xml:space="preserve"> </w:t>
+      </w:r>
+      <w:r>
+        <w:t xml:space="preserve">is</w:t>
+      </w:r>
+      <w:r>
+        <w:t xml:space="preserve"> </w:t>
+      </w:r>
+      <w:r>
+        <w:t xml:space="preserve">generated; most of it can be recreated, but SLEAP predictions take time to recompute, so back them up.</w:t>
+      </w:r>
+    </w:p>
+    <w:p>
+      <w:pPr>
+        <w:pStyle w:val="BodyText"/>
+      </w:pPr>
+      <w:r>
+        <w:t xml:space="preserve">A new project gets a</w:t>
+      </w:r>
+      <w:r>
+        <w:t xml:space="preserve"> </w:t>
+      </w:r>
+      <w:r>
+        <w:rPr>
+          <w:rStyle w:val="VerbatimChar"/>
+        </w:rPr>
+        <w:t xml:space="preserve">.gitignore</w:t>
+      </w:r>
+      <w:r>
+        <w:t xml:space="preserve"> </w:t>
+      </w:r>
+      <w:r>
+        <w:t xml:space="preserve">that excludes</w:t>
+      </w:r>
+      <w:r>
+        <w:t xml:space="preserve"> </w:t>
+      </w:r>
+      <w:r>
+        <w:rPr>
+          <w:rStyle w:val="VerbatimChar"/>
+        </w:rPr>
+        <w:t xml:space="preserve">data/</w:t>
+      </w:r>
+      <w:r>
+        <w:t xml:space="preserve">, so the project folder itself can be put under version</w:t>
+      </w:r>
+      <w:r>
+        <w:t xml:space="preserve"> </w:t>
+      </w:r>
+      <w:r>
+        <w:t xml:space="preserve">control.</w:t>
+      </w:r>
+    </w:p>
+    <w:p>
+      <w:r>
+        <w:br w:type="page"/>
+      </w:r>
+    </w:p>
+    <w:bookmarkEnd w:id="94"/>
+    <w:bookmarkEnd w:id="95"/>
+    <w:bookmarkStart w:id="105" w:name="sleap"/>
     <w:p>
       <w:pPr>
         <w:pStyle w:val="Heading1"/>
@@ -7359,7 +7714,7 @@
         <w:t xml:space="preserve">) and a trained model.</w:t>
       </w:r>
     </w:p>
-    <w:bookmarkStart w:id="95" w:name="sleap--models"/>
+    <w:bookmarkStart w:id="97" w:name="sleap--models"/>
     <w:p>
       <w:pPr>
         <w:pStyle w:val="Heading2"/>
@@ -7427,7 +7782,7 @@
         <w:pStyle w:val="Compact"/>
         <w:numPr>
           <w:ilvl w:val="0"/>
-          <w:numId w:val="1013"/>
+          <w:numId w:val="1014"/>
         </w:numPr>
       </w:pPr>
       <w:r>
@@ -7464,7 +7819,7 @@
         <w:pStyle w:val="Compact"/>
         <w:numPr>
           <w:ilvl w:val="0"/>
-          <w:numId w:val="1013"/>
+          <w:numId w:val="1014"/>
         </w:numPr>
       </w:pPr>
       <w:r>
@@ -7578,7 +7933,7 @@
         <w:t xml:space="preserve">).</w:t>
       </w:r>
     </w:p>
-    <w:bookmarkStart w:id="94" w:name="sleap--assigning-a-model"/>
+    <w:bookmarkStart w:id="96" w:name="sleap--assigning-a-model"/>
     <w:p>
       <w:pPr>
         <w:pStyle w:val="Heading3"/>
@@ -7619,327 +7974,6 @@
       </w:r>
       <w:r>
         <w:t xml:space="preserve">. The list contains:</w:t>
-      </w:r>
-    </w:p>
-    <w:p>
-      <w:pPr>
-        <w:pStyle w:val="Compact"/>
-        <w:numPr>
-          <w:ilvl w:val="0"/>
-          <w:numId w:val="1014"/>
-        </w:numPr>
-      </w:pPr>
-      <w:r>
-        <w:t xml:space="preserve">models in the</w:t>
-      </w:r>
-      <w:r>
-        <w:t xml:space="preserve"> </w:t>
-      </w:r>
-      <w:r>
-        <w:rPr>
-          <w:bCs/>
-          <w:b/>
-        </w:rPr>
-        <w:t xml:space="preserve">model library</w:t>
-      </w:r>
-      <w:r>
-        <w:t xml:space="preserve">: the</w:t>
-      </w:r>
-      <w:r>
-        <w:t xml:space="preserve"> </w:t>
-      </w:r>
-      <w:r>
-        <w:rPr>
-          <w:rStyle w:val="VerbatimChar"/>
-        </w:rPr>
-        <w:t xml:space="preserve">models/</w:t>
-      </w:r>
-      <w:r>
-        <w:t xml:space="preserve"> </w:t>
-      </w:r>
-      <w:r>
-        <w:t xml:space="preserve">folder of the app, or the folders in</w:t>
-      </w:r>
-      <w:r>
-        <w:t xml:space="preserve"> </w:t>
-      </w:r>
-      <w:r>
-        <w:rPr>
-          <w:rStyle w:val="VerbatimChar"/>
-        </w:rPr>
-        <w:t xml:space="preserve">FEEDING_MODEL_LIBRARY</w:t>
-      </w:r>
-      <w:r>
-        <w:t xml:space="preserve">;</w:t>
-      </w:r>
-    </w:p>
-    <w:p>
-      <w:pPr>
-        <w:pStyle w:val="Compact"/>
-        <w:numPr>
-          <w:ilvl w:val="0"/>
-          <w:numId w:val="1014"/>
-        </w:numPr>
-      </w:pPr>
-      <w:r>
-        <w:t xml:space="preserve">models in the project’s own</w:t>
-      </w:r>
-      <w:r>
-        <w:t xml:space="preserve"> </w:t>
-      </w:r>
-      <w:r>
-        <w:rPr>
-          <w:rStyle w:val="VerbatimChar"/>
-        </w:rPr>
-        <w:t xml:space="preserve">models/</w:t>
-      </w:r>
-      <w:r>
-        <w:t xml:space="preserve"> </w:t>
-      </w:r>
-      <w:r>
-        <w:t xml:space="preserve">folder;</w:t>
-      </w:r>
-    </w:p>
-    <w:p>
-      <w:pPr>
-        <w:pStyle w:val="Compact"/>
-        <w:numPr>
-          <w:ilvl w:val="0"/>
-          <w:numId w:val="1014"/>
-        </w:numPr>
-      </w:pPr>
-      <w:r>
-        <w:t xml:space="preserve">anything you pick with</w:t>
-      </w:r>
-      <w:r>
-        <w:t xml:space="preserve"> </w:t>
-      </w:r>
-      <w:r>
-        <w:rPr>
-          <w:bCs/>
-          <w:b/>
-        </w:rPr>
-        <w:t xml:space="preserve">Other…</w:t>
-      </w:r>
-      <w:r>
-        <w:t xml:space="preserve">.</w:t>
-      </w:r>
-    </w:p>
-    <w:p>
-      <w:pPr>
-        <w:pStyle w:val="FirstParagraph"/>
-      </w:pPr>
-      <w:r>
-        <w:rPr>
-          <w:bCs/>
-          <w:b/>
-        </w:rPr>
-        <w:t xml:space="preserve">Copy in</w:t>
-      </w:r>
-      <w:r>
-        <w:t xml:space="preserve"> </w:t>
-      </w:r>
-      <w:r>
-        <w:t xml:space="preserve">copies a model into the project, so the project stays complete when moved to another computer.</w:t>
-      </w:r>
-    </w:p>
-    <w:p>
-      <w:pPr>
-        <w:pStyle w:val="BodyText"/>
-      </w:pPr>
-      <w:r>
-        <w:rPr>
-          <w:bCs/>
-          <w:b/>
-        </w:rPr>
-        <w:t xml:space="preserve">One model per context.</w:t>
-      </w:r>
-      <w:r>
-        <w:t xml:space="preserve"> </w:t>
-      </w:r>
-      <w:r>
-        <w:t xml:space="preserve">If your contexts look different on camera (e.g. a square and a round arena), you may have</w:t>
-      </w:r>
-      <w:r>
-        <w:t xml:space="preserve"> </w:t>
-      </w:r>
-      <w:r>
-        <w:t xml:space="preserve">trained a model for each. Add one row per context and type the context name (e.g. </w:t>
-      </w:r>
-      <w:r>
-        <w:rPr>
-          <w:rStyle w:val="VerbatimChar"/>
-        </w:rPr>
-        <w:t xml:space="preserve">A</w:t>
-      </w:r>
-      <w:r>
-        <w:t xml:space="preserve">,</w:t>
-      </w:r>
-      <w:r>
-        <w:t xml:space="preserve"> </w:t>
-      </w:r>
-      <w:r>
-        <w:rPr>
-          <w:rStyle w:val="VerbatimChar"/>
-        </w:rPr>
-        <w:t xml:space="preserve">B</w:t>
-      </w:r>
-      <w:r>
-        <w:t xml:space="preserve">) in the first box. A row</w:t>
-      </w:r>
-      <w:r>
-        <w:t xml:space="preserve"> </w:t>
-      </w:r>
-      <w:r>
-        <w:t xml:space="preserve">with an empty context applies to every video without its own model. For a top-down pair, add two rows with the same</w:t>
-      </w:r>
-      <w:r>
-        <w:t xml:space="preserve"> </w:t>
-      </w:r>
-      <w:r>
-        <w:t xml:space="preserve">context.</w:t>
-      </w:r>
-    </w:p>
-    <w:p>
-      <w:pPr>
-        <w:pStyle w:val="BodyText"/>
-      </w:pPr>
-      <w:r>
-        <w:t xml:space="preserve">From a terminal:</w:t>
-      </w:r>
-    </w:p>
-    <w:p>
-      <w:pPr>
-        <w:pStyle w:val="SourceCode"/>
-      </w:pPr>
-      <w:r>
-        <w:rPr>
-          <w:rStyle w:val="ExtensionTok"/>
-        </w:rPr>
-        <w:t xml:space="preserve">feeding</w:t>
-      </w:r>
-      <w:r>
-        <w:rPr>
-          <w:rStyle w:val="NormalTok"/>
-        </w:rPr>
-        <w:t xml:space="preserve"> models                                   </w:t>
-      </w:r>
-      <w:r>
-        <w:rPr>
-          <w:rStyle w:val="CommentTok"/>
-        </w:rPr>
-        <w:t xml:space="preserve"># list the models in the library</w:t>
-      </w:r>
-      <w:r>
-        <w:br/>
-      </w:r>
-      <w:r>
-        <w:rPr>
-          <w:rStyle w:val="ExtensionTok"/>
-        </w:rPr>
-        <w:t xml:space="preserve">feeding</w:t>
-      </w:r>
-      <w:r>
-        <w:rPr>
-          <w:rStyle w:val="NormalTok"/>
-        </w:rPr>
-        <w:t xml:space="preserve"> set-model /models/mouse.single_instance.n=300</w:t>
-      </w:r>
-      <w:r>
-        <w:br/>
-      </w:r>
-      <w:r>
-        <w:rPr>
-          <w:rStyle w:val="ExtensionTok"/>
-        </w:rPr>
-        <w:t xml:space="preserve">feeding</w:t>
-      </w:r>
-      <w:r>
-        <w:rPr>
-          <w:rStyle w:val="NormalTok"/>
-        </w:rPr>
-        <w:t xml:space="preserve"> set-model A=/models/square.n=250 B=/models/round.n=270</w:t>
-      </w:r>
-      <w:r>
-        <w:br/>
-      </w:r>
-      <w:r>
-        <w:rPr>
-          <w:rStyle w:val="ExtensionTok"/>
-        </w:rPr>
-        <w:t xml:space="preserve">feeding</w:t>
-      </w:r>
-      <w:r>
-        <w:rPr>
-          <w:rStyle w:val="NormalTok"/>
-        </w:rPr>
-        <w:t xml:space="preserve"> set-model /models/m.centroid.n=200 /models/m.centered_instance.n=200   </w:t>
-      </w:r>
-      <w:r>
-        <w:rPr>
-          <w:rStyle w:val="CommentTok"/>
-        </w:rPr>
-        <w:t xml:space="preserve"># top-down pair</w:t>
-      </w:r>
-    </w:p>
-    <w:p>
-      <w:pPr>
-        <w:pStyle w:val="FirstParagraph"/>
-      </w:pPr>
-      <w:r>
-        <w:t xml:space="preserve">To add a model to the library, copy or link its folder into</w:t>
-      </w:r>
-      <w:r>
-        <w:t xml:space="preserve"> </w:t>
-      </w:r>
-      <w:r>
-        <w:rPr>
-          <w:rStyle w:val="VerbatimChar"/>
-        </w:rPr>
-        <w:t xml:space="preserve">models/</w:t>
-      </w:r>
-      <w:r>
-        <w:t xml:space="preserve">:</w:t>
-      </w:r>
-    </w:p>
-    <w:p>
-      <w:pPr>
-        <w:pStyle w:val="SourceCode"/>
-      </w:pPr>
-      <w:r>
-        <w:rPr>
-          <w:rStyle w:val="FunctionTok"/>
-        </w:rPr>
-        <w:t xml:space="preserve">ln</w:t>
-      </w:r>
-      <w:r>
-        <w:rPr>
-          <w:rStyle w:val="NormalTok"/>
-        </w:rPr>
-        <w:t xml:space="preserve"> </w:t>
-      </w:r>
-      <w:r>
-        <w:rPr>
-          <w:rStyle w:val="AttributeTok"/>
-        </w:rPr>
-        <w:t xml:space="preserve">-s</w:t>
-      </w:r>
-      <w:r>
-        <w:rPr>
-          <w:rStyle w:val="NormalTok"/>
-        </w:rPr>
-        <w:t xml:space="preserve"> /path/to/mouse.single_instance.n=300 models/</w:t>
-      </w:r>
-    </w:p>
-    <w:bookmarkEnd w:id="94"/>
-    <w:bookmarkEnd w:id="95"/>
-    <w:bookmarkStart w:id="96" w:name="sleap--running-inference"/>
-    <w:p>
-      <w:pPr>
-        <w:pStyle w:val="Heading2"/>
-      </w:pPr>
-      <w:r>
-        <w:t xml:space="preserve">Running inference</w:t>
       </w:r>
     </w:p>
     <w:p>
@@ -7951,49 +7985,47 @@
         </w:numPr>
       </w:pPr>
       <w:r>
+        <w:t xml:space="preserve">models in the</w:t>
+      </w:r>
+      <w:r>
+        <w:t xml:space="preserve"> </w:t>
+      </w:r>
+      <w:r>
         <w:rPr>
           <w:bCs/>
           <w:b/>
         </w:rPr>
-        <w:t xml:space="preserve">One video:</w:t>
-      </w:r>
-      <w:r>
-        <w:t xml:space="preserve"> </w:t>
-      </w:r>
-      <w:r>
-        <w:t xml:space="preserve">select it and click</w:t>
-      </w:r>
-      <w:r>
-        <w:t xml:space="preserve"> </w:t>
-      </w:r>
-      <w:r>
-        <w:rPr>
-          <w:bCs/>
-          <w:b/>
-        </w:rPr>
-        <w:t xml:space="preserve">Run SLEAP</w:t>
-      </w:r>
-      <w:r>
-        <w:t xml:space="preserve"> </w:t>
-      </w:r>
-      <w:r>
-        <w:t xml:space="preserve">in its header. If it already has predictions, the button says</w:t>
-      </w:r>
-      <w:r>
-        <w:t xml:space="preserve"> </w:t>
-      </w:r>
-      <w:r>
-        <w:rPr>
-          <w:bCs/>
-          <w:b/>
-        </w:rPr>
-        <w:t xml:space="preserve">Re-run SLEAP</w:t>
-      </w:r>
-      <w:r>
-        <w:t xml:space="preserve"> </w:t>
-      </w:r>
-      <w:r>
-        <w:t xml:space="preserve">and asks before overwriting.</w:t>
+        <w:t xml:space="preserve">model library</w:t>
+      </w:r>
+      <w:r>
+        <w:t xml:space="preserve">: the</w:t>
+      </w:r>
+      <w:r>
+        <w:t xml:space="preserve"> </w:t>
+      </w:r>
+      <w:r>
+        <w:rPr>
+          <w:rStyle w:val="VerbatimChar"/>
+        </w:rPr>
+        <w:t xml:space="preserve">models/</w:t>
+      </w:r>
+      <w:r>
+        <w:t xml:space="preserve"> </w:t>
+      </w:r>
+      <w:r>
+        <w:t xml:space="preserve">folder of the app, or the folders in</w:t>
+      </w:r>
+      <w:r>
+        <w:t xml:space="preserve"> </w:t>
+      </w:r>
+      <w:r>
+        <w:rPr>
+          <w:rStyle w:val="VerbatimChar"/>
+        </w:rPr>
+        <w:t xml:space="preserve">FEEDING_MODEL_LIBRARY</w:t>
+      </w:r>
+      <w:r>
+        <w:t xml:space="preserve">;</w:t>
       </w:r>
     </w:p>
     <w:p>
@@ -8002,6 +8034,329 @@
         <w:numPr>
           <w:ilvl w:val="0"/>
           <w:numId w:val="1015"/>
+        </w:numPr>
+      </w:pPr>
+      <w:r>
+        <w:t xml:space="preserve">models in the project’s own</w:t>
+      </w:r>
+      <w:r>
+        <w:t xml:space="preserve"> </w:t>
+      </w:r>
+      <w:r>
+        <w:rPr>
+          <w:rStyle w:val="VerbatimChar"/>
+        </w:rPr>
+        <w:t xml:space="preserve">models/</w:t>
+      </w:r>
+      <w:r>
+        <w:t xml:space="preserve"> </w:t>
+      </w:r>
+      <w:r>
+        <w:t xml:space="preserve">folder;</w:t>
+      </w:r>
+    </w:p>
+    <w:p>
+      <w:pPr>
+        <w:pStyle w:val="Compact"/>
+        <w:numPr>
+          <w:ilvl w:val="0"/>
+          <w:numId w:val="1015"/>
+        </w:numPr>
+      </w:pPr>
+      <w:r>
+        <w:t xml:space="preserve">anything you pick with</w:t>
+      </w:r>
+      <w:r>
+        <w:t xml:space="preserve"> </w:t>
+      </w:r>
+      <w:r>
+        <w:rPr>
+          <w:bCs/>
+          <w:b/>
+        </w:rPr>
+        <w:t xml:space="preserve">Other…</w:t>
+      </w:r>
+      <w:r>
+        <w:t xml:space="preserve">.</w:t>
+      </w:r>
+    </w:p>
+    <w:p>
+      <w:pPr>
+        <w:pStyle w:val="FirstParagraph"/>
+      </w:pPr>
+      <w:r>
+        <w:rPr>
+          <w:bCs/>
+          <w:b/>
+        </w:rPr>
+        <w:t xml:space="preserve">Copy in</w:t>
+      </w:r>
+      <w:r>
+        <w:t xml:space="preserve"> </w:t>
+      </w:r>
+      <w:r>
+        <w:t xml:space="preserve">copies a model into the project, so the project stays complete when moved to another computer.</w:t>
+      </w:r>
+    </w:p>
+    <w:p>
+      <w:pPr>
+        <w:pStyle w:val="BodyText"/>
+      </w:pPr>
+      <w:r>
+        <w:rPr>
+          <w:bCs/>
+          <w:b/>
+        </w:rPr>
+        <w:t xml:space="preserve">One model per context.</w:t>
+      </w:r>
+      <w:r>
+        <w:t xml:space="preserve"> </w:t>
+      </w:r>
+      <w:r>
+        <w:t xml:space="preserve">If your contexts look different on camera (e.g. a square and a round arena), you may have</w:t>
+      </w:r>
+      <w:r>
+        <w:t xml:space="preserve"> </w:t>
+      </w:r>
+      <w:r>
+        <w:t xml:space="preserve">trained a model for each. Add one row per context and type the context name (e.g. </w:t>
+      </w:r>
+      <w:r>
+        <w:rPr>
+          <w:rStyle w:val="VerbatimChar"/>
+        </w:rPr>
+        <w:t xml:space="preserve">A</w:t>
+      </w:r>
+      <w:r>
+        <w:t xml:space="preserve">,</w:t>
+      </w:r>
+      <w:r>
+        <w:t xml:space="preserve"> </w:t>
+      </w:r>
+      <w:r>
+        <w:rPr>
+          <w:rStyle w:val="VerbatimChar"/>
+        </w:rPr>
+        <w:t xml:space="preserve">B</w:t>
+      </w:r>
+      <w:r>
+        <w:t xml:space="preserve">) in the first box. A row</w:t>
+      </w:r>
+      <w:r>
+        <w:t xml:space="preserve"> </w:t>
+      </w:r>
+      <w:r>
+        <w:t xml:space="preserve">with an empty context applies to every video without its own model. For a top-down pair, add two rows with the same</w:t>
+      </w:r>
+      <w:r>
+        <w:t xml:space="preserve"> </w:t>
+      </w:r>
+      <w:r>
+        <w:t xml:space="preserve">context.</w:t>
+      </w:r>
+    </w:p>
+    <w:p>
+      <w:pPr>
+        <w:pStyle w:val="BodyText"/>
+      </w:pPr>
+      <w:r>
+        <w:t xml:space="preserve">From a terminal:</w:t>
+      </w:r>
+    </w:p>
+    <w:p>
+      <w:pPr>
+        <w:pStyle w:val="SourceCode"/>
+      </w:pPr>
+      <w:r>
+        <w:rPr>
+          <w:rStyle w:val="ExtensionTok"/>
+        </w:rPr>
+        <w:t xml:space="preserve">feeding</w:t>
+      </w:r>
+      <w:r>
+        <w:rPr>
+          <w:rStyle w:val="NormalTok"/>
+        </w:rPr>
+        <w:t xml:space="preserve"> models                                   </w:t>
+      </w:r>
+      <w:r>
+        <w:rPr>
+          <w:rStyle w:val="CommentTok"/>
+        </w:rPr>
+        <w:t xml:space="preserve"># list the models in the library</w:t>
+      </w:r>
+      <w:r>
+        <w:br/>
+      </w:r>
+      <w:r>
+        <w:rPr>
+          <w:rStyle w:val="ExtensionTok"/>
+        </w:rPr>
+        <w:t xml:space="preserve">feeding</w:t>
+      </w:r>
+      <w:r>
+        <w:rPr>
+          <w:rStyle w:val="NormalTok"/>
+        </w:rPr>
+        <w:t xml:space="preserve"> set-model /models/mouse.single_instance.n=300</w:t>
+      </w:r>
+      <w:r>
+        <w:br/>
+      </w:r>
+      <w:r>
+        <w:rPr>
+          <w:rStyle w:val="ExtensionTok"/>
+        </w:rPr>
+        <w:t xml:space="preserve">feeding</w:t>
+      </w:r>
+      <w:r>
+        <w:rPr>
+          <w:rStyle w:val="NormalTok"/>
+        </w:rPr>
+        <w:t xml:space="preserve"> set-model A=/models/square.n=250 B=/models/round.n=270</w:t>
+      </w:r>
+      <w:r>
+        <w:br/>
+      </w:r>
+      <w:r>
+        <w:rPr>
+          <w:rStyle w:val="ExtensionTok"/>
+        </w:rPr>
+        <w:t xml:space="preserve">feeding</w:t>
+      </w:r>
+      <w:r>
+        <w:rPr>
+          <w:rStyle w:val="NormalTok"/>
+        </w:rPr>
+        <w:t xml:space="preserve"> set-model /models/m.centroid.n=200 /models/m.centered_instance.n=200   </w:t>
+      </w:r>
+      <w:r>
+        <w:rPr>
+          <w:rStyle w:val="CommentTok"/>
+        </w:rPr>
+        <w:t xml:space="preserve"># top-down pair</w:t>
+      </w:r>
+    </w:p>
+    <w:p>
+      <w:pPr>
+        <w:pStyle w:val="FirstParagraph"/>
+      </w:pPr>
+      <w:r>
+        <w:t xml:space="preserve">To add a model to the library, copy or link its folder into</w:t>
+      </w:r>
+      <w:r>
+        <w:t xml:space="preserve"> </w:t>
+      </w:r>
+      <w:r>
+        <w:rPr>
+          <w:rStyle w:val="VerbatimChar"/>
+        </w:rPr>
+        <w:t xml:space="preserve">models/</w:t>
+      </w:r>
+      <w:r>
+        <w:t xml:space="preserve">:</w:t>
+      </w:r>
+    </w:p>
+    <w:p>
+      <w:pPr>
+        <w:pStyle w:val="SourceCode"/>
+      </w:pPr>
+      <w:r>
+        <w:rPr>
+          <w:rStyle w:val="FunctionTok"/>
+        </w:rPr>
+        <w:t xml:space="preserve">ln</w:t>
+      </w:r>
+      <w:r>
+        <w:rPr>
+          <w:rStyle w:val="NormalTok"/>
+        </w:rPr>
+        <w:t xml:space="preserve"> </w:t>
+      </w:r>
+      <w:r>
+        <w:rPr>
+          <w:rStyle w:val="AttributeTok"/>
+        </w:rPr>
+        <w:t xml:space="preserve">-s</w:t>
+      </w:r>
+      <w:r>
+        <w:rPr>
+          <w:rStyle w:val="NormalTok"/>
+        </w:rPr>
+        <w:t xml:space="preserve"> /path/to/mouse.single_instance.n=300 models/</w:t>
+      </w:r>
+    </w:p>
+    <w:bookmarkEnd w:id="96"/>
+    <w:bookmarkEnd w:id="97"/>
+    <w:bookmarkStart w:id="98" w:name="sleap--running-inference"/>
+    <w:p>
+      <w:pPr>
+        <w:pStyle w:val="Heading2"/>
+      </w:pPr>
+      <w:r>
+        <w:t xml:space="preserve">Running inference</w:t>
+      </w:r>
+    </w:p>
+    <w:p>
+      <w:pPr>
+        <w:pStyle w:val="Compact"/>
+        <w:numPr>
+          <w:ilvl w:val="0"/>
+          <w:numId w:val="1016"/>
+        </w:numPr>
+      </w:pPr>
+      <w:r>
+        <w:rPr>
+          <w:bCs/>
+          <w:b/>
+        </w:rPr>
+        <w:t xml:space="preserve">One video:</w:t>
+      </w:r>
+      <w:r>
+        <w:t xml:space="preserve"> </w:t>
+      </w:r>
+      <w:r>
+        <w:t xml:space="preserve">select it and click</w:t>
+      </w:r>
+      <w:r>
+        <w:t xml:space="preserve"> </w:t>
+      </w:r>
+      <w:r>
+        <w:rPr>
+          <w:bCs/>
+          <w:b/>
+        </w:rPr>
+        <w:t xml:space="preserve">Run SLEAP</w:t>
+      </w:r>
+      <w:r>
+        <w:t xml:space="preserve"> </w:t>
+      </w:r>
+      <w:r>
+        <w:t xml:space="preserve">in its header. If it already has predictions, the button says</w:t>
+      </w:r>
+      <w:r>
+        <w:t xml:space="preserve"> </w:t>
+      </w:r>
+      <w:r>
+        <w:rPr>
+          <w:bCs/>
+          <w:b/>
+        </w:rPr>
+        <w:t xml:space="preserve">Re-run SLEAP</w:t>
+      </w:r>
+      <w:r>
+        <w:t xml:space="preserve"> </w:t>
+      </w:r>
+      <w:r>
+        <w:t xml:space="preserve">and asks before overwriting.</w:t>
+      </w:r>
+    </w:p>
+    <w:p>
+      <w:pPr>
+        <w:pStyle w:val="Compact"/>
+        <w:numPr>
+          <w:ilvl w:val="0"/>
+          <w:numId w:val="1016"/>
         </w:numPr>
       </w:pPr>
       <w:r>
@@ -8342,8 +8697,8 @@
         </w:tc>
       </w:tr>
     </w:tbl>
-    <w:bookmarkEnd w:id="96"/>
-    <w:bookmarkStart w:id="100" w:name="sleap--inference-parameters"/>
+    <w:bookmarkEnd w:id="98"/>
+    <w:bookmarkStart w:id="102" w:name="sleap--inference-parameters"/>
     <w:p>
       <w:pPr>
         <w:pStyle w:val="Heading2"/>
@@ -8397,18 +8752,18 @@
           <wp:inline>
             <wp:extent cx="5334000" cy="2595880"/>
             <wp:effectExtent b="0" l="0" r="0" t="0"/>
-            <wp:docPr descr="Settings: SLEAP inference" title="" id="98" name="Picture"/>
+            <wp:docPr descr="Settings: SLEAP inference" title="" id="100" name="Picture"/>
             <a:graphic>
               <a:graphicData uri="http://schemas.openxmlformats.org/drawingml/2006/picture">
                 <pic:pic>
                   <pic:nvPicPr>
-                    <pic:cNvPr descr="images/settings-sleap.png" id="99" name="Picture"/>
+                    <pic:cNvPr descr="images/settings-sleap.png" id="101" name="Picture"/>
                     <pic:cNvPicPr>
                       <a:picLocks noChangeArrowheads="1" noChangeAspect="1"/>
                     </pic:cNvPicPr>
                   </pic:nvPicPr>
                   <pic:blipFill>
-                    <a:blip r:embed="rId97"/>
+                    <a:blip r:embed="rId99"/>
                     <a:stretch>
                       <a:fillRect/>
                     </a:stretch>
@@ -9926,8 +10281,8 @@
         <w:t xml:space="preserve">updated.</w:t>
       </w:r>
     </w:p>
-    <w:bookmarkEnd w:id="100"/>
-    <w:bookmarkStart w:id="101" w:name="sleap--importing-existing-predictions"/>
+    <w:bookmarkEnd w:id="102"/>
+    <w:bookmarkStart w:id="103" w:name="sleap--importing-existing-predictions"/>
     <w:p>
       <w:pPr>
         <w:pStyle w:val="Heading2"/>
@@ -10048,8 +10403,8 @@
         <w:t xml:space="preserve">video. Imported predictions are marked as such in their provenance file.</w:t>
       </w:r>
     </w:p>
-    <w:bookmarkEnd w:id="101"/>
-    <w:bookmarkStart w:id="102" w:name="sleap--provenance"/>
+    <w:bookmarkEnd w:id="103"/>
+    <w:bookmarkStart w:id="104" w:name="sleap--provenance"/>
     <w:p>
       <w:pPr>
         <w:pStyle w:val="Heading2"/>
@@ -10079,138 +10434,6 @@
       </w:r>
       <w:r>
         <w:t xml:space="preserve">records:</w:t>
-      </w:r>
-    </w:p>
-    <w:p>
-      <w:pPr>
-        <w:pStyle w:val="Compact"/>
-        <w:numPr>
-          <w:ilvl w:val="0"/>
-          <w:numId w:val="1016"/>
-        </w:numPr>
-      </w:pPr>
-      <w:r>
-        <w:t xml:space="preserve">the source: a SLEAP run, an import, or the demo;</w:t>
-      </w:r>
-    </w:p>
-    <w:p>
-      <w:pPr>
-        <w:pStyle w:val="Compact"/>
-        <w:numPr>
-          <w:ilvl w:val="0"/>
-          <w:numId w:val="1016"/>
-        </w:numPr>
-      </w:pPr>
-      <w:r>
-        <w:t xml:space="preserve">the hash of the video file;</w:t>
-      </w:r>
-    </w:p>
-    <w:p>
-      <w:pPr>
-        <w:pStyle w:val="Compact"/>
-        <w:numPr>
-          <w:ilvl w:val="0"/>
-          <w:numId w:val="1016"/>
-        </w:numPr>
-      </w:pPr>
-      <w:r>
-        <w:t xml:space="preserve">the model folders, with hashes of their weights;</w:t>
-      </w:r>
-    </w:p>
-    <w:p>
-      <w:pPr>
-        <w:pStyle w:val="Compact"/>
-        <w:numPr>
-          <w:ilvl w:val="0"/>
-          <w:numId w:val="1016"/>
-        </w:numPr>
-      </w:pPr>
-      <w:r>
-        <w:t xml:space="preserve">the SLEAP version;</w:t>
-      </w:r>
-    </w:p>
-    <w:p>
-      <w:pPr>
-        <w:pStyle w:val="Compact"/>
-        <w:numPr>
-          <w:ilvl w:val="0"/>
-          <w:numId w:val="1016"/>
-        </w:numPr>
-      </w:pPr>
-      <w:r>
-        <w:t xml:space="preserve">the inference parameters and the exact commands that were run;</w:t>
-      </w:r>
-    </w:p>
-    <w:p>
-      <w:pPr>
-        <w:pStyle w:val="Compact"/>
-        <w:numPr>
-          <w:ilvl w:val="0"/>
-          <w:numId w:val="1016"/>
-        </w:numPr>
-      </w:pPr>
-      <w:r>
-        <w:t xml:space="preserve">start and end times.</w:t>
-      </w:r>
-    </w:p>
-    <w:p>
-      <w:pPr>
-        <w:pStyle w:val="FirstParagraph"/>
-      </w:pPr>
-      <w:r>
-        <w:t xml:space="preserve">Each analysis run copies this information into its manifest, so a result can always be traced back to the model and</w:t>
-      </w:r>
-      <w:r>
-        <w:t xml:space="preserve"> </w:t>
-      </w:r>
-      <w:r>
-        <w:t xml:space="preserve">settings that produced its poses.</w:t>
-      </w:r>
-    </w:p>
-    <w:p>
-      <w:r>
-        <w:br w:type="page"/>
-      </w:r>
-    </w:p>
-    <w:bookmarkEnd w:id="102"/>
-    <w:bookmarkEnd w:id="103"/>
-    <w:bookmarkStart w:id="115" w:name="bowls"/>
-    <w:p>
-      <w:pPr>
-        <w:pStyle w:val="Heading1"/>
-      </w:pPr>
-      <w:r>
-        <w:t xml:space="preserve">Annotating the bowl</w:t>
-      </w:r>
-    </w:p>
-    <w:p>
-      <w:pPr>
-        <w:pStyle w:val="FirstParagraph"/>
-      </w:pPr>
-      <w:r>
-        <w:t xml:space="preserve">The analysis needs to know where the food is in every video. You mark it once per video in the</w:t>
-      </w:r>
-      <w:r>
-        <w:t xml:space="preserve"> </w:t>
-      </w:r>
-      <w:r>
-        <w:rPr>
-          <w:bCs/>
-          <w:b/>
-        </w:rPr>
-        <w:t xml:space="preserve">Bowl</w:t>
-      </w:r>
-      <w:r>
-        <w:t xml:space="preserve"> </w:t>
-      </w:r>
-      <w:r>
-        <w:t xml:space="preserve">tab. The</w:t>
-      </w:r>
-      <w:r>
-        <w:t xml:space="preserve"> </w:t>
-      </w:r>
-      <w:r>
-        <w:t xml:space="preserve">annotation has two parts:</w:t>
       </w:r>
     </w:p>
     <w:p>
@@ -10222,30 +10445,7 @@
         </w:numPr>
       </w:pPr>
       <w:r>
-        <w:rPr>
-          <w:bCs/>
-          <w:b/>
-        </w:rPr>
-        <w:t xml:space="preserve">The centre</w:t>
-      </w:r>
-      <w:r>
-        <w:t xml:space="preserve"> </w:t>
-      </w:r>
-      <w:r>
-        <w:t xml:space="preserve">is the</w:t>
-      </w:r>
-      <w:r>
-        <w:t xml:space="preserve"> </w:t>
-      </w:r>
-      <w:r>
-        <w:rPr>
-          <w:iCs/>
-          <w:i/>
-        </w:rPr>
-        <w:t xml:space="preserve">feeding origin</w:t>
-      </w:r>
-      <w:r>
-        <w:t xml:space="preserve">. Distances to the bowl and approach headings are measured to it.</w:t>
+        <w:t xml:space="preserve">the source: a SLEAP run, an import, or the demo;</w:t>
       </w:r>
     </w:p>
     <w:p>
@@ -10257,17 +10457,137 @@
         </w:numPr>
       </w:pPr>
       <w:r>
+        <w:t xml:space="preserve">the hash of the video file;</w:t>
+      </w:r>
+    </w:p>
+    <w:p>
+      <w:pPr>
+        <w:pStyle w:val="Compact"/>
+        <w:numPr>
+          <w:ilvl w:val="0"/>
+          <w:numId w:val="1017"/>
+        </w:numPr>
+      </w:pPr>
+      <w:r>
+        <w:t xml:space="preserve">the model folders, with hashes of their weights;</w:t>
+      </w:r>
+    </w:p>
+    <w:p>
+      <w:pPr>
+        <w:pStyle w:val="Compact"/>
+        <w:numPr>
+          <w:ilvl w:val="0"/>
+          <w:numId w:val="1017"/>
+        </w:numPr>
+      </w:pPr>
+      <w:r>
+        <w:t xml:space="preserve">the SLEAP version;</w:t>
+      </w:r>
+    </w:p>
+    <w:p>
+      <w:pPr>
+        <w:pStyle w:val="Compact"/>
+        <w:numPr>
+          <w:ilvl w:val="0"/>
+          <w:numId w:val="1017"/>
+        </w:numPr>
+      </w:pPr>
+      <w:r>
+        <w:t xml:space="preserve">the inference parameters and the exact commands that were run;</w:t>
+      </w:r>
+    </w:p>
+    <w:p>
+      <w:pPr>
+        <w:pStyle w:val="Compact"/>
+        <w:numPr>
+          <w:ilvl w:val="0"/>
+          <w:numId w:val="1017"/>
+        </w:numPr>
+      </w:pPr>
+      <w:r>
+        <w:t xml:space="preserve">start and end times.</w:t>
+      </w:r>
+    </w:p>
+    <w:p>
+      <w:pPr>
+        <w:pStyle w:val="FirstParagraph"/>
+      </w:pPr>
+      <w:r>
+        <w:t xml:space="preserve">Each analysis run copies this information into its manifest, so a result can always be traced back to the model and</w:t>
+      </w:r>
+      <w:r>
+        <w:t xml:space="preserve"> </w:t>
+      </w:r>
+      <w:r>
+        <w:t xml:space="preserve">settings that produced its poses.</w:t>
+      </w:r>
+    </w:p>
+    <w:p>
+      <w:r>
+        <w:br w:type="page"/>
+      </w:r>
+    </w:p>
+    <w:bookmarkEnd w:id="104"/>
+    <w:bookmarkEnd w:id="105"/>
+    <w:bookmarkStart w:id="117" w:name="bowls"/>
+    <w:p>
+      <w:pPr>
+        <w:pStyle w:val="Heading1"/>
+      </w:pPr>
+      <w:r>
+        <w:t xml:space="preserve">Annotating the bowl</w:t>
+      </w:r>
+    </w:p>
+    <w:p>
+      <w:pPr>
+        <w:pStyle w:val="FirstParagraph"/>
+      </w:pPr>
+      <w:r>
+        <w:t xml:space="preserve">The analysis needs to know where the food is in every video. You mark it once per video in the</w:t>
+      </w:r>
+      <w:r>
+        <w:t xml:space="preserve"> </w:t>
+      </w:r>
+      <w:r>
         <w:rPr>
           <w:bCs/>
           <w:b/>
         </w:rPr>
-        <w:t xml:space="preserve">The rim</w:t>
-      </w:r>
-      <w:r>
-        <w:t xml:space="preserve"> </w:t>
-      </w:r>
-      <w:r>
-        <w:t xml:space="preserve">decides contact: the snout (or the keypoint you chose) is</w:t>
+        <w:t xml:space="preserve">Bowl</w:t>
+      </w:r>
+      <w:r>
+        <w:t xml:space="preserve"> </w:t>
+      </w:r>
+      <w:r>
+        <w:t xml:space="preserve">tab. The</w:t>
+      </w:r>
+      <w:r>
+        <w:t xml:space="preserve"> </w:t>
+      </w:r>
+      <w:r>
+        <w:t xml:space="preserve">annotation has two parts:</w:t>
+      </w:r>
+    </w:p>
+    <w:p>
+      <w:pPr>
+        <w:pStyle w:val="Compact"/>
+        <w:numPr>
+          <w:ilvl w:val="0"/>
+          <w:numId w:val="1018"/>
+        </w:numPr>
+      </w:pPr>
+      <w:r>
+        <w:rPr>
+          <w:bCs/>
+          <w:b/>
+        </w:rPr>
+        <w:t xml:space="preserve">The centre</w:t>
+      </w:r>
+      <w:r>
+        <w:t xml:space="preserve"> </w:t>
+      </w:r>
+      <w:r>
+        <w:t xml:space="preserve">is the</w:t>
       </w:r>
       <w:r>
         <w:t xml:space="preserve"> </w:t>
@@ -10277,35 +10597,54 @@
           <w:iCs/>
           <w:i/>
         </w:rPr>
-        <w:t xml:space="preserve">in the bowl</w:t>
-      </w:r>
-      <w:r>
-        <w:t xml:space="preserve"> </w:t>
-      </w:r>
-      <w:r>
-        <w:t xml:space="preserve">when it is inside the rim.</w:t>
-      </w:r>
-      <w:r>
-        <w:t xml:space="preserve"> </w:t>
-      </w:r>
-      <w:r>
-        <w:t xml:space="preserve">The rim can be an</w:t>
-      </w:r>
-      <w:r>
-        <w:t xml:space="preserve"> </w:t>
-      </w:r>
+        <w:t xml:space="preserve">feeding origin</w:t>
+      </w:r>
+      <w:r>
+        <w:t xml:space="preserve">. Distances to the bowl and approach headings are measured to it.</w:t>
+      </w:r>
+    </w:p>
+    <w:p>
+      <w:pPr>
+        <w:pStyle w:val="Compact"/>
+        <w:numPr>
+          <w:ilvl w:val="0"/>
+          <w:numId w:val="1018"/>
+        </w:numPr>
+      </w:pPr>
       <w:r>
         <w:rPr>
           <w:bCs/>
           <w:b/>
         </w:rPr>
-        <w:t xml:space="preserve">ellipse</w:t>
-      </w:r>
-      <w:r>
-        <w:t xml:space="preserve"> </w:t>
-      </w:r>
-      <w:r>
-        <w:t xml:space="preserve">or a</w:t>
+        <w:t xml:space="preserve">The rim</w:t>
+      </w:r>
+      <w:r>
+        <w:t xml:space="preserve"> </w:t>
+      </w:r>
+      <w:r>
+        <w:t xml:space="preserve">decides contact: the snout (or the keypoint you chose) is</w:t>
+      </w:r>
+      <w:r>
+        <w:t xml:space="preserve"> </w:t>
+      </w:r>
+      <w:r>
+        <w:rPr>
+          <w:iCs/>
+          <w:i/>
+        </w:rPr>
+        <w:t xml:space="preserve">in the bowl</w:t>
+      </w:r>
+      <w:r>
+        <w:t xml:space="preserve"> </w:t>
+      </w:r>
+      <w:r>
+        <w:t xml:space="preserve">when it is inside the rim.</w:t>
+      </w:r>
+      <w:r>
+        <w:t xml:space="preserve"> </w:t>
+      </w:r>
+      <w:r>
+        <w:t xml:space="preserve">The rim can be an</w:t>
       </w:r>
       <w:r>
         <w:t xml:space="preserve"> </w:t>
@@ -10315,6 +10654,22 @@
           <w:bCs/>
           <w:b/>
         </w:rPr>
+        <w:t xml:space="preserve">ellipse</w:t>
+      </w:r>
+      <w:r>
+        <w:t xml:space="preserve"> </w:t>
+      </w:r>
+      <w:r>
+        <w:t xml:space="preserve">or a</w:t>
+      </w:r>
+      <w:r>
+        <w:t xml:space="preserve"> </w:t>
+      </w:r>
+      <w:r>
+        <w:rPr>
+          <w:bCs/>
+          <w:b/>
+        </w:rPr>
         <w:t xml:space="preserve">polygon</w:t>
       </w:r>
       <w:r>
@@ -10335,7 +10690,7 @@
         <w:t xml:space="preserve">that. Use a polygon for bowls that are not elliptical, or that are partly hidden behind a wall or a feeder.</w:t>
       </w:r>
     </w:p>
-    <w:bookmarkStart w:id="106" w:name="bowls--marking-an-ellipse"/>
+    <w:bookmarkStart w:id="108" w:name="bowls--marking-an-ellipse"/>
     <w:p>
       <w:pPr>
         <w:pStyle w:val="Heading2"/>
@@ -10353,18 +10708,18 @@
           <wp:inline>
             <wp:extent cx="5334000" cy="3973830"/>
             <wp:effectExtent b="0" l="0" r="0" t="0"/>
-            <wp:docPr descr="Bowl tab, ellipse" title="" id="104" name="Picture"/>
+            <wp:docPr descr="Bowl tab, ellipse" title="" id="106" name="Picture"/>
             <a:graphic>
               <a:graphicData uri="http://schemas.openxmlformats.org/drawingml/2006/picture">
                 <pic:pic>
                   <pic:nvPicPr>
-                    <pic:cNvPr descr="images/bowl-ellipse.png" id="105" name="Picture"/>
+                    <pic:cNvPr descr="images/bowl-ellipse.png" id="107" name="Picture"/>
                     <pic:cNvPicPr>
                       <a:picLocks noChangeArrowheads="1" noChangeAspect="1"/>
                     </pic:cNvPicPr>
                   </pic:nvPicPr>
                   <pic:blipFill>
-                    <a:blip r:embed="rId52"/>
+                    <a:blip r:embed="rId54"/>
                     <a:stretch>
                       <a:fillRect/>
                     </a:stretch>
@@ -10408,7 +10763,7 @@
         <w:pStyle w:val="Compact"/>
         <w:numPr>
           <w:ilvl w:val="0"/>
-          <w:numId w:val="1018"/>
+          <w:numId w:val="1019"/>
         </w:numPr>
       </w:pPr>
       <w:r>
@@ -10439,7 +10794,7 @@
         <w:pStyle w:val="Compact"/>
         <w:numPr>
           <w:ilvl w:val="0"/>
-          <w:numId w:val="1018"/>
+          <w:numId w:val="1019"/>
         </w:numPr>
       </w:pPr>
       <w:r>
@@ -10547,7 +10902,7 @@
         <w:pStyle w:val="Compact"/>
         <w:numPr>
           <w:ilvl w:val="0"/>
-          <w:numId w:val="1018"/>
+          <w:numId w:val="1019"/>
         </w:numPr>
       </w:pPr>
       <w:r>
@@ -10582,7 +10937,7 @@
         <w:pStyle w:val="Compact"/>
         <w:numPr>
           <w:ilvl w:val="0"/>
-          <w:numId w:val="1018"/>
+          <w:numId w:val="1019"/>
         </w:numPr>
       </w:pPr>
       <w:r>
@@ -10638,8 +10993,8 @@
         <w:t xml:space="preserve">to be opposite each other.</w:t>
       </w:r>
     </w:p>
-    <w:bookmarkEnd w:id="106"/>
-    <w:bookmarkStart w:id="110" w:name="bowls--marking-a-polygon"/>
+    <w:bookmarkEnd w:id="108"/>
+    <w:bookmarkStart w:id="112" w:name="bowls--marking-a-polygon"/>
     <w:p>
       <w:pPr>
         <w:pStyle w:val="Heading2"/>
@@ -10657,18 +11012,18 @@
           <wp:inline>
             <wp:extent cx="5334000" cy="3837516"/>
             <wp:effectExtent b="0" l="0" r="0" t="0"/>
-            <wp:docPr descr="Bowl tab, polygon" title="" id="108" name="Picture"/>
+            <wp:docPr descr="Bowl tab, polygon" title="" id="110" name="Picture"/>
             <a:graphic>
               <a:graphicData uri="http://schemas.openxmlformats.org/drawingml/2006/picture">
                 <pic:pic>
                   <pic:nvPicPr>
-                    <pic:cNvPr descr="images/bowl-polygon.png" id="109" name="Picture"/>
+                    <pic:cNvPr descr="images/bowl-polygon.png" id="111" name="Picture"/>
                     <pic:cNvPicPr>
                       <a:picLocks noChangeArrowheads="1" noChangeAspect="1"/>
                     </pic:cNvPicPr>
                   </pic:nvPicPr>
                   <pic:blipFill>
-                    <a:blip r:embed="rId107"/>
+                    <a:blip r:embed="rId109"/>
                     <a:stretch>
                       <a:fillRect/>
                     </a:stretch>
@@ -10712,7 +11067,7 @@
         <w:pStyle w:val="Compact"/>
         <w:numPr>
           <w:ilvl w:val="0"/>
-          <w:numId w:val="1019"/>
+          <w:numId w:val="1020"/>
         </w:numPr>
       </w:pPr>
       <w:r>
@@ -10737,7 +11092,7 @@
         <w:pStyle w:val="Compact"/>
         <w:numPr>
           <w:ilvl w:val="0"/>
-          <w:numId w:val="1019"/>
+          <w:numId w:val="1020"/>
         </w:numPr>
       </w:pPr>
       <w:r>
@@ -10765,7 +11120,7 @@
         <w:pStyle w:val="Compact"/>
         <w:numPr>
           <w:ilvl w:val="0"/>
-          <w:numId w:val="1019"/>
+          <w:numId w:val="1020"/>
         </w:numPr>
       </w:pPr>
       <w:r>
@@ -10783,7 +11138,7 @@
         <w:pStyle w:val="Compact"/>
         <w:numPr>
           <w:ilvl w:val="0"/>
-          <w:numId w:val="1019"/>
+          <w:numId w:val="1020"/>
         </w:numPr>
       </w:pPr>
       <w:r>
@@ -10821,7 +11176,7 @@
         <w:pStyle w:val="Compact"/>
         <w:numPr>
           <w:ilvl w:val="0"/>
-          <w:numId w:val="1019"/>
+          <w:numId w:val="1020"/>
         </w:numPr>
       </w:pPr>
       <w:r>
@@ -10849,8 +11204,8 @@
         <w:t xml:space="preserve">Contact with a polygon is decided the same way: the keypoint must be inside the polygon.</w:t>
       </w:r>
     </w:p>
-    <w:bookmarkEnd w:id="110"/>
-    <w:bookmarkStart w:id="111" w:name="bowls--moving-rotating-and-resizing"/>
+    <w:bookmarkEnd w:id="112"/>
+    <w:bookmarkStart w:id="113" w:name="bowls--moving-rotating-and-resizing"/>
     <w:p>
       <w:pPr>
         <w:pStyle w:val="Heading2"/>
@@ -11357,8 +11712,8 @@
         <w:t xml:space="preserve">removes the saved annotation.</w:t>
       </w:r>
     </w:p>
-    <w:bookmarkEnd w:id="111"/>
-    <w:bookmarkStart w:id="112" w:name="bowls--copying-a-bowl-from-another-video"/>
+    <w:bookmarkEnd w:id="113"/>
+    <w:bookmarkStart w:id="114" w:name="bowls--copying-a-bowl-from-another-video"/>
     <w:p>
       <w:pPr>
         <w:pStyle w:val="Heading2"/>
@@ -11400,8 +11755,8 @@
         <w:t xml:space="preserve">adjust it if needed, and save.</w:t>
       </w:r>
     </w:p>
-    <w:bookmarkEnd w:id="112"/>
-    <w:bookmarkStart w:id="113" w:name="bowls--tips"/>
+    <w:bookmarkEnd w:id="114"/>
+    <w:bookmarkStart w:id="115" w:name="bowls--tips"/>
     <w:p>
       <w:pPr>
         <w:pStyle w:val="Heading2"/>
@@ -11415,7 +11770,7 @@
         <w:pStyle w:val="Compact"/>
         <w:numPr>
           <w:ilvl w:val="0"/>
-          <w:numId w:val="1020"/>
+          <w:numId w:val="1021"/>
         </w:numPr>
       </w:pPr>
       <w:r>
@@ -11434,7 +11789,7 @@
         <w:pStyle w:val="Compact"/>
         <w:numPr>
           <w:ilvl w:val="0"/>
-          <w:numId w:val="1020"/>
+          <w:numId w:val="1021"/>
         </w:numPr>
       </w:pPr>
       <w:r>
@@ -11462,7 +11817,7 @@
         <w:pStyle w:val="Compact"/>
         <w:numPr>
           <w:ilvl w:val="0"/>
-          <w:numId w:val="1020"/>
+          <w:numId w:val="1021"/>
         </w:numPr>
       </w:pPr>
       <w:r>
@@ -11535,7 +11890,7 @@
         <w:pStyle w:val="Compact"/>
         <w:numPr>
           <w:ilvl w:val="0"/>
-          <w:numId w:val="1020"/>
+          <w:numId w:val="1021"/>
         </w:numPr>
       </w:pPr>
       <w:r>
@@ -11572,8 +11927,8 @@
         <w:t xml:space="preserve">.</w:t>
       </w:r>
     </w:p>
-    <w:bookmarkEnd w:id="113"/>
-    <w:bookmarkStart w:id="114" w:name="bowls--where-annotations-are-stored"/>
+    <w:bookmarkEnd w:id="115"/>
+    <w:bookmarkStart w:id="116" w:name="bowls--where-annotations-are-stored"/>
     <w:p>
       <w:pPr>
         <w:pStyle w:val="Heading2"/>
@@ -11628,9 +11983,9 @@
         <w:br w:type="page"/>
       </w:r>
     </w:p>
-    <w:bookmarkEnd w:id="114"/>
-    <w:bookmarkEnd w:id="115"/>
-    <w:bookmarkStart w:id="125" w:name="tracking"/>
+    <w:bookmarkEnd w:id="116"/>
+    <w:bookmarkEnd w:id="117"/>
+    <w:bookmarkStart w:id="127" w:name="tracking"/>
     <w:p>
       <w:pPr>
         <w:pStyle w:val="Heading1"/>
@@ -11691,7 +12046,7 @@
         <w:t xml:space="preserve">across the whole video at once.</w:t>
       </w:r>
     </w:p>
-    <w:bookmarkStart w:id="118" w:name="tracking--tracking-view"/>
+    <w:bookmarkStart w:id="120" w:name="tracking--tracking-view"/>
     <w:p>
       <w:pPr>
         <w:pStyle w:val="Heading2"/>
@@ -11709,18 +12064,18 @@
           <wp:inline>
             <wp:extent cx="5334000" cy="3973830"/>
             <wp:effectExtent b="0" l="0" r="0" t="0"/>
-            <wp:docPr descr="Tracking tab" title="" id="116" name="Picture"/>
+            <wp:docPr descr="Tracking tab" title="" id="118" name="Picture"/>
             <a:graphic>
               <a:graphicData uri="http://schemas.openxmlformats.org/drawingml/2006/picture">
                 <pic:pic>
                   <pic:nvPicPr>
-                    <pic:cNvPr descr="images/tracking.png" id="117" name="Picture"/>
+                    <pic:cNvPr descr="images/tracking.png" id="119" name="Picture"/>
                     <pic:cNvPicPr>
                       <a:picLocks noChangeArrowheads="1" noChangeAspect="1"/>
                     </pic:cNvPicPr>
                   </pic:nvPicPr>
                   <pic:blipFill>
-                    <a:blip r:embed="rId48"/>
+                    <a:blip r:embed="rId50"/>
                     <a:stretch>
                       <a:fillRect/>
                     </a:stretch>
@@ -11786,7 +12141,7 @@
         <w:pStyle w:val="Compact"/>
         <w:numPr>
           <w:ilvl w:val="0"/>
-          <w:numId w:val="1021"/>
+          <w:numId w:val="1022"/>
         </w:numPr>
       </w:pPr>
       <w:r>
@@ -11839,7 +12194,7 @@
         <w:pStyle w:val="Compact"/>
         <w:numPr>
           <w:ilvl w:val="0"/>
-          <w:numId w:val="1021"/>
+          <w:numId w:val="1022"/>
         </w:numPr>
       </w:pPr>
       <w:r>
@@ -11861,7 +12216,7 @@
         <w:pStyle w:val="Compact"/>
         <w:numPr>
           <w:ilvl w:val="0"/>
-          <w:numId w:val="1021"/>
+          <w:numId w:val="1022"/>
         </w:numPr>
       </w:pPr>
       <w:r>
@@ -12197,8 +12552,8 @@
         <w:t xml:space="preserve">the link to a colleague who has the same project.</w:t>
       </w:r>
     </w:p>
-    <w:bookmarkEnd w:id="118"/>
-    <w:bookmarkStart w:id="119" w:name="tracking--timeline"/>
+    <w:bookmarkEnd w:id="120"/>
+    <w:bookmarkStart w:id="121" w:name="tracking--timeline"/>
     <w:p>
       <w:pPr>
         <w:pStyle w:val="Heading2"/>
@@ -12455,8 +12810,8 @@
         <w:t xml:space="preserve">Before the bowl is annotated, only the tracking quality is shown; contacts and bouts need the rim.</w:t>
       </w:r>
     </w:p>
-    <w:bookmarkEnd w:id="119"/>
-    <w:bookmarkStart w:id="123" w:name="tracking--overview-sheet"/>
+    <w:bookmarkEnd w:id="121"/>
+    <w:bookmarkStart w:id="125" w:name="tracking--overview-sheet"/>
     <w:p>
       <w:pPr>
         <w:pStyle w:val="Heading2"/>
@@ -12474,18 +12829,18 @@
           <wp:inline>
             <wp:extent cx="5334000" cy="3973830"/>
             <wp:effectExtent b="0" l="0" r="0" t="0"/>
-            <wp:docPr descr="Overview tab" title="" id="121" name="Picture"/>
+            <wp:docPr descr="Overview tab" title="" id="123" name="Picture"/>
             <a:graphic>
               <a:graphicData uri="http://schemas.openxmlformats.org/drawingml/2006/picture">
                 <pic:pic>
                   <pic:nvPicPr>
-                    <pic:cNvPr descr="images/overview.png" id="122" name="Picture"/>
+                    <pic:cNvPr descr="images/overview.png" id="124" name="Picture"/>
                     <pic:cNvPicPr>
                       <a:picLocks noChangeArrowheads="1" noChangeAspect="1"/>
                     </pic:cNvPicPr>
                   </pic:nvPicPr>
                   <pic:blipFill>
-                    <a:blip r:embed="rId120"/>
+                    <a:blip r:embed="rId122"/>
                     <a:stretch>
                       <a:fillRect/>
                     </a:stretch>
@@ -12574,8 +12929,8 @@
         <w:t xml:space="preserve">shows a different set of frames. Click a frame to open it in the Tracking tab.</w:t>
       </w:r>
     </w:p>
-    <w:bookmarkEnd w:id="123"/>
-    <w:bookmarkStart w:id="124" w:name="tracking--quality-filtering"/>
+    <w:bookmarkEnd w:id="125"/>
+    <w:bookmarkStart w:id="126" w:name="tracking--quality-filtering"/>
     <w:p>
       <w:pPr>
         <w:pStyle w:val="Heading2"/>
@@ -12948,7 +13303,7 @@
         <w:pStyle w:val="Compact"/>
         <w:numPr>
           <w:ilvl w:val="0"/>
-          <w:numId w:val="1022"/>
+          <w:numId w:val="1023"/>
         </w:numPr>
       </w:pPr>
       <w:r>
@@ -13000,7 +13355,7 @@
         <w:pStyle w:val="Compact"/>
         <w:numPr>
           <w:ilvl w:val="0"/>
-          <w:numId w:val="1022"/>
+          <w:numId w:val="1023"/>
         </w:numPr>
       </w:pPr>
       <w:r>
@@ -13025,7 +13380,7 @@
         <w:pStyle w:val="Compact"/>
         <w:numPr>
           <w:ilvl w:val="0"/>
-          <w:numId w:val="1022"/>
+          <w:numId w:val="1023"/>
         </w:numPr>
       </w:pPr>
       <w:r>
@@ -13109,9 +13464,9 @@
         <w:br w:type="page"/>
       </w:r>
     </w:p>
-    <w:bookmarkEnd w:id="124"/>
-    <w:bookmarkEnd w:id="125"/>
-    <w:bookmarkStart w:id="136" w:name="analysis"/>
+    <w:bookmarkEnd w:id="126"/>
+    <w:bookmarkEnd w:id="127"/>
+    <w:bookmarkStart w:id="138" w:name="analysis"/>
     <w:p>
       <w:pPr>
         <w:pStyle w:val="Heading1"/>
@@ -13183,7 +13538,7 @@
         <w:t xml:space="preserve">skips them.</w:t>
       </w:r>
     </w:p>
-    <w:bookmarkStart w:id="126" w:name="analysis--what-the-analysis-does"/>
+    <w:bookmarkStart w:id="128" w:name="analysis--what-the-analysis-does"/>
     <w:p>
       <w:pPr>
         <w:pStyle w:val="Heading2"/>
@@ -13205,7 +13560,7 @@
         <w:pStyle w:val="Compact"/>
         <w:numPr>
           <w:ilvl w:val="0"/>
-          <w:numId w:val="1023"/>
+          <w:numId w:val="1024"/>
         </w:numPr>
       </w:pPr>
       <w:r>
@@ -13257,7 +13612,7 @@
         <w:pStyle w:val="Compact"/>
         <w:numPr>
           <w:ilvl w:val="0"/>
-          <w:numId w:val="1023"/>
+          <w:numId w:val="1024"/>
         </w:numPr>
       </w:pPr>
       <w:r>
@@ -13315,96 +13670,6 @@
       </w:r>
       <w:r>
         <w:t xml:space="preserve">inside the annotated rim.</w:t>
-      </w:r>
-    </w:p>
-    <w:p>
-      <w:pPr>
-        <w:pStyle w:val="Compact"/>
-        <w:numPr>
-          <w:ilvl w:val="0"/>
-          <w:numId w:val="1023"/>
-        </w:numPr>
-      </w:pPr>
-      <w:r>
-        <w:rPr>
-          <w:bCs/>
-          <w:b/>
-        </w:rPr>
-        <w:t xml:space="preserve">Detect bouts</w:t>
-      </w:r>
-      <w:r>
-        <w:t xml:space="preserve"> </w:t>
-      </w:r>
-      <w:r>
-        <w:t xml:space="preserve">and</w:t>
-      </w:r>
-      <w:r>
-        <w:t xml:space="preserve"> </w:t>
-      </w:r>
-      <w:r>
-        <w:rPr>
-          <w:bCs/>
-          <w:b/>
-        </w:rPr>
-        <w:t xml:space="preserve">compute bout features</w:t>
-      </w:r>
-      <w:r>
-        <w:t xml:space="preserve"> </w:t>
-      </w:r>
-      <w:r>
-        <w:t xml:space="preserve">(below).</w:t>
-      </w:r>
-    </w:p>
-    <w:p>
-      <w:pPr>
-        <w:pStyle w:val="Compact"/>
-        <w:numPr>
-          <w:ilvl w:val="0"/>
-          <w:numId w:val="1023"/>
-        </w:numPr>
-      </w:pPr>
-      <w:r>
-        <w:rPr>
-          <w:bCs/>
-          <w:b/>
-        </w:rPr>
-        <w:t xml:space="preserve">Compute session measures</w:t>
-      </w:r>
-      <w:r>
-        <w:t xml:space="preserve">, including locomotion.</w:t>
-      </w:r>
-    </w:p>
-    <w:p>
-      <w:pPr>
-        <w:pStyle w:val="Compact"/>
-        <w:numPr>
-          <w:ilvl w:val="0"/>
-          <w:numId w:val="1023"/>
-        </w:numPr>
-      </w:pPr>
-      <w:r>
-        <w:rPr>
-          <w:bCs/>
-          <w:b/>
-        </w:rPr>
-        <w:t xml:space="preserve">Compute an occupancy map</w:t>
-      </w:r>
-      <w:r>
-        <w:t xml:space="preserve">: a 2-D histogram of the contact keypoint’s position around the bowl centre, used for</w:t>
-      </w:r>
-      <w:r>
-        <w:t xml:space="preserve"> </w:t>
-      </w:r>
-      <w:r>
-        <w:t xml:space="preserve">the group maps.</w:t>
-      </w:r>
-    </w:p>
-    <w:p>
-      <w:pPr>
-        <w:pStyle w:val="FirstParagraph"/>
-      </w:pPr>
-      <w:r>
-        <w:t xml:space="preserve">Then, for the whole run:</w:t>
       </w:r>
     </w:p>
     <w:p>
@@ -13413,6 +13678,96 @@
         <w:numPr>
           <w:ilvl w:val="0"/>
           <w:numId w:val="1024"/>
+        </w:numPr>
+      </w:pPr>
+      <w:r>
+        <w:rPr>
+          <w:bCs/>
+          <w:b/>
+        </w:rPr>
+        <w:t xml:space="preserve">Detect bouts</w:t>
+      </w:r>
+      <w:r>
+        <w:t xml:space="preserve"> </w:t>
+      </w:r>
+      <w:r>
+        <w:t xml:space="preserve">and</w:t>
+      </w:r>
+      <w:r>
+        <w:t xml:space="preserve"> </w:t>
+      </w:r>
+      <w:r>
+        <w:rPr>
+          <w:bCs/>
+          <w:b/>
+        </w:rPr>
+        <w:t xml:space="preserve">compute bout features</w:t>
+      </w:r>
+      <w:r>
+        <w:t xml:space="preserve"> </w:t>
+      </w:r>
+      <w:r>
+        <w:t xml:space="preserve">(below).</w:t>
+      </w:r>
+    </w:p>
+    <w:p>
+      <w:pPr>
+        <w:pStyle w:val="Compact"/>
+        <w:numPr>
+          <w:ilvl w:val="0"/>
+          <w:numId w:val="1024"/>
+        </w:numPr>
+      </w:pPr>
+      <w:r>
+        <w:rPr>
+          <w:bCs/>
+          <w:b/>
+        </w:rPr>
+        <w:t xml:space="preserve">Compute session measures</w:t>
+      </w:r>
+      <w:r>
+        <w:t xml:space="preserve">, including locomotion.</w:t>
+      </w:r>
+    </w:p>
+    <w:p>
+      <w:pPr>
+        <w:pStyle w:val="Compact"/>
+        <w:numPr>
+          <w:ilvl w:val="0"/>
+          <w:numId w:val="1024"/>
+        </w:numPr>
+      </w:pPr>
+      <w:r>
+        <w:rPr>
+          <w:bCs/>
+          <w:b/>
+        </w:rPr>
+        <w:t xml:space="preserve">Compute an occupancy map</w:t>
+      </w:r>
+      <w:r>
+        <w:t xml:space="preserve">: a 2-D histogram of the contact keypoint’s position around the bowl centre, used for</w:t>
+      </w:r>
+      <w:r>
+        <w:t xml:space="preserve"> </w:t>
+      </w:r>
+      <w:r>
+        <w:t xml:space="preserve">the group maps.</w:t>
+      </w:r>
+    </w:p>
+    <w:p>
+      <w:pPr>
+        <w:pStyle w:val="FirstParagraph"/>
+      </w:pPr>
+      <w:r>
+        <w:t xml:space="preserve">Then, for the whole run:</w:t>
+      </w:r>
+    </w:p>
+    <w:p>
+      <w:pPr>
+        <w:pStyle w:val="Compact"/>
+        <w:numPr>
+          <w:ilvl w:val="0"/>
+          <w:numId w:val="1025"/>
         </w:numPr>
       </w:pPr>
       <w:r>
@@ -13448,7 +13803,7 @@
         <w:pStyle w:val="Compact"/>
         <w:numPr>
           <w:ilvl w:val="0"/>
-          <w:numId w:val="1024"/>
+          <w:numId w:val="1025"/>
         </w:numPr>
       </w:pPr>
       <w:r>
@@ -13484,7 +13839,7 @@
         <w:pStyle w:val="Compact"/>
         <w:numPr>
           <w:ilvl w:val="0"/>
-          <w:numId w:val="1024"/>
+          <w:numId w:val="1025"/>
         </w:numPr>
       </w:pPr>
       <w:r>
@@ -13506,7 +13861,7 @@
         <w:pStyle w:val="Compact"/>
         <w:numPr>
           <w:ilvl w:val="0"/>
-          <w:numId w:val="1024"/>
+          <w:numId w:val="1025"/>
         </w:numPr>
       </w:pPr>
       <w:r>
@@ -13575,8 +13930,8 @@
         <w:t xml:space="preserve">settings. Unchanged videos are therefore not recomputed, and any change to their inputs is picked up automatically.</w:t>
       </w:r>
     </w:p>
-    <w:bookmarkEnd w:id="126"/>
-    <w:bookmarkStart w:id="130" w:name="analysis--contact-and-bouts"/>
+    <w:bookmarkEnd w:id="128"/>
+    <w:bookmarkStart w:id="132" w:name="analysis--contact-and-bouts"/>
     <w:p>
       <w:pPr>
         <w:pStyle w:val="Heading2"/>
@@ -13594,18 +13949,18 @@
           <wp:inline>
             <wp:extent cx="5334000" cy="491289"/>
             <wp:effectExtent b="0" l="0" r="0" t="0"/>
-            <wp:docPr descr="A bout on the timeline" title="" id="128" name="Picture"/>
+            <wp:docPr descr="A bout on the timeline" title="" id="130" name="Picture"/>
             <a:graphic>
               <a:graphicData uri="http://schemas.openxmlformats.org/drawingml/2006/picture">
                 <pic:pic>
                   <pic:nvPicPr>
-                    <pic:cNvPr descr="images/tracking-bout.png" id="129" name="Picture"/>
+                    <pic:cNvPr descr="images/tracking-bout.png" id="131" name="Picture"/>
                     <pic:cNvPicPr>
                       <a:picLocks noChangeArrowheads="1" noChangeAspect="1"/>
                     </pic:cNvPicPr>
                   </pic:nvPicPr>
                   <pic:blipFill>
-                    <a:blip r:embed="rId127"/>
+                    <a:blip r:embed="rId129"/>
                     <a:stretch>
                       <a:fillRect/>
                     </a:stretch>
@@ -13693,7 +14048,7 @@
         <w:pStyle w:val="Compact"/>
         <w:numPr>
           <w:ilvl w:val="0"/>
-          <w:numId w:val="1025"/>
+          <w:numId w:val="1026"/>
         </w:numPr>
       </w:pPr>
       <w:r>
@@ -13715,7 +14070,7 @@
         <w:pStyle w:val="Compact"/>
         <w:numPr>
           <w:ilvl w:val="0"/>
-          <w:numId w:val="1025"/>
+          <w:numId w:val="1026"/>
         </w:numPr>
       </w:pPr>
       <w:r>
@@ -13774,7 +14129,7 @@
         <w:pStyle w:val="Compact"/>
         <w:numPr>
           <w:ilvl w:val="0"/>
-          <w:numId w:val="1025"/>
+          <w:numId w:val="1026"/>
         </w:numPr>
       </w:pPr>
       <w:r>
@@ -13807,7 +14162,7 @@
         <w:pStyle w:val="Compact"/>
         <w:numPr>
           <w:ilvl w:val="0"/>
-          <w:numId w:val="1025"/>
+          <w:numId w:val="1026"/>
         </w:numPr>
       </w:pPr>
       <w:r>
@@ -14155,8 +14510,8 @@
         <w:t xml:space="preserve">Frame counts are in video frames; at 30 fps, 90 frames are 3 seconds.</w:t>
       </w:r>
     </w:p>
-    <w:bookmarkEnd w:id="130"/>
-    <w:bookmarkStart w:id="131" w:name="analysis--bout-features"/>
+    <w:bookmarkEnd w:id="132"/>
+    <w:bookmarkStart w:id="133" w:name="analysis--bout-features"/>
     <w:p>
       <w:pPr>
         <w:pStyle w:val="Heading2"/>
@@ -14547,8 +14902,8 @@
         <w:t xml:space="preserve">(default: every tracked keypoint).</w:t>
       </w:r>
     </w:p>
-    <w:bookmarkEnd w:id="131"/>
-    <w:bookmarkStart w:id="133" w:name="analysis--session-measures"/>
+    <w:bookmarkEnd w:id="133"/>
+    <w:bookmarkStart w:id="135" w:name="analysis--session-measures"/>
     <w:p>
       <w:pPr>
         <w:pStyle w:val="Heading2"/>
@@ -14887,7 +15242,7 @@
         </w:tc>
       </w:tr>
     </w:tbl>
-    <w:bookmarkStart w:id="132" w:name="analysis--locomotion"/>
+    <w:bookmarkStart w:id="134" w:name="analysis--locomotion"/>
     <w:p>
       <w:pPr>
         <w:pStyle w:val="Heading3"/>
@@ -15214,9 +15569,9 @@
         <w:t xml:space="preserve">instead.</w:t>
       </w:r>
     </w:p>
-    <w:bookmarkEnd w:id="132"/>
-    <w:bookmarkEnd w:id="133"/>
-    <w:bookmarkStart w:id="134" w:name="analysis--figures"/>
+    <w:bookmarkEnd w:id="134"/>
+    <w:bookmarkEnd w:id="135"/>
+    <w:bookmarkStart w:id="136" w:name="analysis--figures"/>
     <w:p>
       <w:pPr>
         <w:pStyle w:val="Heading2"/>
@@ -15238,7 +15593,7 @@
         <w:pStyle w:val="Compact"/>
         <w:numPr>
           <w:ilvl w:val="0"/>
-          <w:numId w:val="1026"/>
+          <w:numId w:val="1027"/>
         </w:numPr>
       </w:pPr>
       <w:r>
@@ -15274,7 +15629,7 @@
         <w:pStyle w:val="Compact"/>
         <w:numPr>
           <w:ilvl w:val="0"/>
-          <w:numId w:val="1026"/>
+          <w:numId w:val="1027"/>
         </w:numPr>
       </w:pPr>
       <w:r>
@@ -15313,111 +15668,6 @@
       </w:r>
       <w:r>
         <w:t xml:space="preserve">(position over time, coloured by distance to the bowl or by speed), with one panel per session in recording order.</w:t>
-      </w:r>
-    </w:p>
-    <w:p>
-      <w:pPr>
-        <w:pStyle w:val="Compact"/>
-        <w:numPr>
-          <w:ilvl w:val="0"/>
-          <w:numId w:val="1026"/>
-        </w:numPr>
-      </w:pPr>
-      <w:r>
-        <w:rPr>
-          <w:bCs/>
-          <w:b/>
-        </w:rPr>
-        <w:t xml:space="preserve">Per feature:</w:t>
-      </w:r>
-      <w:r>
-        <w:t xml:space="preserve"> </w:t>
-      </w:r>
-      <w:r>
-        <w:t xml:space="preserve">a box plot of every animal’s bouts by condition (and context).</w:t>
-      </w:r>
-    </w:p>
-    <w:p>
-      <w:pPr>
-        <w:pStyle w:val="Compact"/>
-        <w:numPr>
-          <w:ilvl w:val="0"/>
-          <w:numId w:val="1026"/>
-        </w:numPr>
-      </w:pPr>
-      <w:r>
-        <w:rPr>
-          <w:bCs/>
-          <w:b/>
-        </w:rPr>
-        <w:t xml:space="preserve">Exploratory:</w:t>
-      </w:r>
-      <w:r>
-        <w:t xml:space="preserve"> </w:t>
-      </w:r>
-      <w:r>
-        <w:t xml:space="preserve">projections coloured by group, condition and context; local clustering; random-forest feature</w:t>
-      </w:r>
-      <w:r>
-        <w:t xml:space="preserve"> </w:t>
-      </w:r>
-      <w:r>
-        <w:t xml:space="preserve">importances.</w:t>
-      </w:r>
-    </w:p>
-    <w:p>
-      <w:pPr>
-        <w:pStyle w:val="FirstParagraph"/>
-      </w:pPr>
-      <w:r>
-        <w:t xml:space="preserve">All figures are PNG files in the run folder, viewable in</w:t>
-      </w:r>
-      <w:r>
-        <w:t xml:space="preserve"> </w:t>
-      </w:r>
-      <w:r>
-        <w:rPr>
-          <w:bCs/>
-          <w:b/>
-        </w:rPr>
-        <w:t xml:space="preserve">Results</w:t>
-      </w:r>
-      <w:r>
-        <w:t xml:space="preserve"> </w:t>
-      </w:r>
-      <w:r>
-        <w:t xml:space="preserve">and included in</w:t>
-      </w:r>
-      <w:r>
-        <w:t xml:space="preserve"> </w:t>
-      </w:r>
-      <w:r>
-        <w:rPr>
-          <w:bCs/>
-          <w:b/>
-        </w:rPr>
-        <w:t xml:space="preserve">Export all (.zip)</w:t>
-      </w:r>
-      <w:r>
-        <w:t xml:space="preserve">.</w:t>
-      </w:r>
-    </w:p>
-    <w:bookmarkEnd w:id="134"/>
-    <w:bookmarkStart w:id="135" w:name="analysis--when-something-is-missing"/>
-    <w:p>
-      <w:pPr>
-        <w:pStyle w:val="Heading2"/>
-      </w:pPr>
-      <w:r>
-        <w:t xml:space="preserve">When something is missing</w:t>
-      </w:r>
-    </w:p>
-    <w:p>
-      <w:pPr>
-        <w:pStyle w:val="FirstParagraph"/>
-      </w:pPr>
-      <w:r>
-        <w:t xml:space="preserve">The run’s notes (shown at the top of Results) explain what could not be computed and why. Examples:</w:t>
       </w:r>
     </w:p>
     <w:p>
@@ -15433,26 +15683,13 @@
           <w:bCs/>
           <w:b/>
         </w:rPr>
-        <w:t xml:space="preserve">No comparisons:</w:t>
-      </w:r>
-      <w:r>
-        <w:t xml:space="preserve"> </w:t>
-      </w:r>
-      <w:r>
-        <w:t xml:space="preserve">the standard comparison needs animals in at least two groups and two conditions. Add groups in</w:t>
-      </w:r>
-      <w:r>
-        <w:t xml:space="preserve"> </w:t>
-      </w:r>
-      <w:r>
-        <w:rPr>
-          <w:iCs/>
-          <w:i/>
-        </w:rPr>
-        <w:t xml:space="preserve">Settings → Animals and groups</w:t>
-      </w:r>
-      <w:r>
-        <w:t xml:space="preserve">, or define your own comparison.</w:t>
+        <w:t xml:space="preserve">Per feature:</w:t>
+      </w:r>
+      <w:r>
+        <w:t xml:space="preserve"> </w:t>
+      </w:r>
+      <w:r>
+        <w:t xml:space="preserve">a box plot of every animal’s bouts by condition (and context).</w:t>
       </w:r>
     </w:p>
     <w:p>
@@ -15468,141 +15705,74 @@
           <w:bCs/>
           <w:b/>
         </w:rPr>
-        <w:t xml:space="preserve">No exploratory analyses:</w:t>
-      </w:r>
-      <w:r>
-        <w:t xml:space="preserve"> </w:t>
-      </w:r>
-      <w:r>
-        <w:t xml:space="preserve">these need at least 10 bouts from the analysed conditions.</w:t>
-      </w:r>
-    </w:p>
-    <w:p>
-      <w:pPr>
-        <w:pStyle w:val="Compact"/>
-        <w:numPr>
-          <w:ilvl w:val="0"/>
-          <w:numId w:val="1027"/>
-        </w:numPr>
-      </w:pPr>
+        <w:t xml:space="preserve">Exploratory:</w:t>
+      </w:r>
+      <w:r>
+        <w:t xml:space="preserve"> </w:t>
+      </w:r>
+      <w:r>
+        <w:t xml:space="preserve">projections coloured by group, condition and context; local clustering; random-forest feature</w:t>
+      </w:r>
+      <w:r>
+        <w:t xml:space="preserve"> </w:t>
+      </w:r>
+      <w:r>
+        <w:t xml:space="preserve">importances.</w:t>
+      </w:r>
+    </w:p>
+    <w:p>
+      <w:pPr>
+        <w:pStyle w:val="FirstParagraph"/>
+      </w:pPr>
+      <w:r>
+        <w:t xml:space="preserve">All figures are PNG files in the run folder, viewable in</w:t>
+      </w:r>
+      <w:r>
+        <w:t xml:space="preserve"> </w:t>
+      </w:r>
       <w:r>
         <w:rPr>
           <w:bCs/>
           <w:b/>
         </w:rPr>
-        <w:t xml:space="preserve">No bouts:</w:t>
-      </w:r>
-      <w:r>
-        <w:t xml:space="preserve"> </w:t>
-      </w:r>
-      <w:r>
-        <w:t xml:space="preserve">check the bowl annotations and the tracking (and</w:t>
-      </w:r>
-      <w:r>
-        <w:t xml:space="preserve"> </w:t>
-      </w:r>
-      <w:r>
-        <w:rPr>
-          <w:rStyle w:val="VerbatimChar"/>
-        </w:rPr>
-        <w:t xml:space="preserve">bouts.margin_px</w:t>
-      </w:r>
-      <w:r>
-        <w:t xml:space="preserve">,</w:t>
-      </w:r>
-      <w:r>
-        <w:t xml:space="preserve"> </w:t>
-      </w:r>
-      <w:r>
-        <w:rPr>
-          <w:rStyle w:val="VerbatimChar"/>
-        </w:rPr>
-        <w:t xml:space="preserve">min_contact_frames</w:t>
-      </w:r>
-      <w:r>
-        <w:t xml:space="preserve">).</w:t>
-      </w:r>
-    </w:p>
-    <w:p>
-      <w:pPr>
-        <w:pStyle w:val="FirstParagraph"/>
-      </w:pPr>
-      <w:r>
-        <w:t xml:space="preserve">Per-animal figures and session measures are produced even for a single video.</w:t>
-      </w:r>
-    </w:p>
-    <w:p>
-      <w:r>
-        <w:br w:type="page"/>
-      </w:r>
-    </w:p>
-    <w:bookmarkEnd w:id="135"/>
-    <w:bookmarkEnd w:id="136"/>
-    <w:bookmarkStart w:id="175" w:name="results"/>
-    <w:p>
-      <w:pPr>
-        <w:pStyle w:val="Heading1"/>
-      </w:pPr>
-      <w:r>
         <w:t xml:space="preserve">Results</w:t>
       </w:r>
-    </w:p>
-    <w:p>
-      <w:pPr>
-        <w:pStyle w:val="FirstParagraph"/>
-      </w:pPr>
+      <w:r>
+        <w:t xml:space="preserve"> </w:t>
+      </w:r>
+      <w:r>
+        <w:t xml:space="preserve">and included in</w:t>
+      </w:r>
+      <w:r>
+        <w:t xml:space="preserve"> </w:t>
+      </w:r>
       <w:r>
         <w:rPr>
           <w:bCs/>
           <w:b/>
         </w:rPr>
-        <w:t xml:space="preserve">Results</w:t>
-      </w:r>
-      <w:r>
-        <w:t xml:space="preserve"> </w:t>
-      </w:r>
-      <w:r>
-        <w:t xml:space="preserve">in the top bar shows the analysis runs of the open project. Pick a run in</w:t>
-      </w:r>
-      <w:r>
-        <w:t xml:space="preserve"> </w:t>
-      </w:r>
-      <w:r>
-        <w:rPr>
-          <w:bCs/>
-          <w:b/>
-        </w:rPr>
-        <w:t xml:space="preserve">Analysis run</w:t>
-      </w:r>
-      <w:r>
-        <w:t xml:space="preserve"> </w:t>
-      </w:r>
-      <w:r>
-        <w:t xml:space="preserve">(the newest is</w:t>
-      </w:r>
-      <w:r>
-        <w:t xml:space="preserve"> </w:t>
-      </w:r>
-      <w:r>
-        <w:t xml:space="preserve">selected). Runs are named</w:t>
-      </w:r>
-      <w:r>
-        <w:t xml:space="preserve"> </w:t>
-      </w:r>
-      <w:r>
-        <w:rPr>
-          <w:rStyle w:val="VerbatimChar"/>
-        </w:rPr>
-        <w:t xml:space="preserve">&lt;date&gt;-&lt;time&gt;_&lt;settings hash&gt;</w:t>
-      </w:r>
-      <w:r>
-        <w:t xml:space="preserve">; next to the name is the code version (git commit) that made</w:t>
-      </w:r>
-      <w:r>
-        <w:t xml:space="preserve"> </w:t>
-      </w:r>
-      <w:r>
-        <w:t xml:space="preserve">the run. The video list stays on the left, so you can jump between results and videos.</w:t>
+        <w:t xml:space="preserve">Export all (.zip)</w:t>
+      </w:r>
+      <w:r>
+        <w:t xml:space="preserve">.</w:t>
+      </w:r>
+    </w:p>
+    <w:bookmarkEnd w:id="136"/>
+    <w:bookmarkStart w:id="137" w:name="analysis--when-something-is-missing"/>
+    <w:p>
+      <w:pPr>
+        <w:pStyle w:val="Heading2"/>
+      </w:pPr>
+      <w:r>
+        <w:t xml:space="preserve">When something is missing</w:t>
+      </w:r>
+    </w:p>
+    <w:p>
+      <w:pPr>
+        <w:pStyle w:val="FirstParagraph"/>
+      </w:pPr>
+      <w:r>
+        <w:t xml:space="preserve">The run’s notes (shown at the top of Results) explain what could not be computed and why. Examples:</w:t>
       </w:r>
     </w:p>
     <w:p>
@@ -15618,13 +15788,26 @@
           <w:bCs/>
           <w:b/>
         </w:rPr>
-        <w:t xml:space="preserve">Export all (.zip)</w:t>
-      </w:r>
-      <w:r>
-        <w:t xml:space="preserve"> </w:t>
-      </w:r>
-      <w:r>
-        <w:t xml:space="preserve">downloads the whole run: tables, Excel workbooks, figures and the manifest.</w:t>
+        <w:t xml:space="preserve">No comparisons:</w:t>
+      </w:r>
+      <w:r>
+        <w:t xml:space="preserve"> </w:t>
+      </w:r>
+      <w:r>
+        <w:t xml:space="preserve">the standard comparison needs animals in at least two groups and two conditions. Add groups in</w:t>
+      </w:r>
+      <w:r>
+        <w:t xml:space="preserve"> </w:t>
+      </w:r>
+      <w:r>
+        <w:rPr>
+          <w:iCs/>
+          <w:i/>
+        </w:rPr>
+        <w:t xml:space="preserve">Settings → Animals and groups</w:t>
+      </w:r>
+      <w:r>
+        <w:t xml:space="preserve">, or define your own comparison.</w:t>
       </w:r>
     </w:p>
     <w:p>
@@ -15640,6 +15823,178 @@
           <w:bCs/>
           <w:b/>
         </w:rPr>
+        <w:t xml:space="preserve">No exploratory analyses:</w:t>
+      </w:r>
+      <w:r>
+        <w:t xml:space="preserve"> </w:t>
+      </w:r>
+      <w:r>
+        <w:t xml:space="preserve">these need at least 10 bouts from the analysed conditions.</w:t>
+      </w:r>
+    </w:p>
+    <w:p>
+      <w:pPr>
+        <w:pStyle w:val="Compact"/>
+        <w:numPr>
+          <w:ilvl w:val="0"/>
+          <w:numId w:val="1028"/>
+        </w:numPr>
+      </w:pPr>
+      <w:r>
+        <w:rPr>
+          <w:bCs/>
+          <w:b/>
+        </w:rPr>
+        <w:t xml:space="preserve">No bouts:</w:t>
+      </w:r>
+      <w:r>
+        <w:t xml:space="preserve"> </w:t>
+      </w:r>
+      <w:r>
+        <w:t xml:space="preserve">check the bowl annotations and the tracking (and</w:t>
+      </w:r>
+      <w:r>
+        <w:t xml:space="preserve"> </w:t>
+      </w:r>
+      <w:r>
+        <w:rPr>
+          <w:rStyle w:val="VerbatimChar"/>
+        </w:rPr>
+        <w:t xml:space="preserve">bouts.margin_px</w:t>
+      </w:r>
+      <w:r>
+        <w:t xml:space="preserve">,</w:t>
+      </w:r>
+      <w:r>
+        <w:t xml:space="preserve"> </w:t>
+      </w:r>
+      <w:r>
+        <w:rPr>
+          <w:rStyle w:val="VerbatimChar"/>
+        </w:rPr>
+        <w:t xml:space="preserve">min_contact_frames</w:t>
+      </w:r>
+      <w:r>
+        <w:t xml:space="preserve">).</w:t>
+      </w:r>
+    </w:p>
+    <w:p>
+      <w:pPr>
+        <w:pStyle w:val="FirstParagraph"/>
+      </w:pPr>
+      <w:r>
+        <w:t xml:space="preserve">Per-animal figures and session measures are produced even for a single video.</w:t>
+      </w:r>
+    </w:p>
+    <w:p>
+      <w:r>
+        <w:br w:type="page"/>
+      </w:r>
+    </w:p>
+    <w:bookmarkEnd w:id="137"/>
+    <w:bookmarkEnd w:id="138"/>
+    <w:bookmarkStart w:id="177" w:name="results"/>
+    <w:p>
+      <w:pPr>
+        <w:pStyle w:val="Heading1"/>
+      </w:pPr>
+      <w:r>
+        <w:t xml:space="preserve">Results</w:t>
+      </w:r>
+    </w:p>
+    <w:p>
+      <w:pPr>
+        <w:pStyle w:val="FirstParagraph"/>
+      </w:pPr>
+      <w:r>
+        <w:rPr>
+          <w:bCs/>
+          <w:b/>
+        </w:rPr>
+        <w:t xml:space="preserve">Results</w:t>
+      </w:r>
+      <w:r>
+        <w:t xml:space="preserve"> </w:t>
+      </w:r>
+      <w:r>
+        <w:t xml:space="preserve">in the top bar shows the analysis runs of the open project. Pick a run in</w:t>
+      </w:r>
+      <w:r>
+        <w:t xml:space="preserve"> </w:t>
+      </w:r>
+      <w:r>
+        <w:rPr>
+          <w:bCs/>
+          <w:b/>
+        </w:rPr>
+        <w:t xml:space="preserve">Analysis run</w:t>
+      </w:r>
+      <w:r>
+        <w:t xml:space="preserve"> </w:t>
+      </w:r>
+      <w:r>
+        <w:t xml:space="preserve">(the newest is</w:t>
+      </w:r>
+      <w:r>
+        <w:t xml:space="preserve"> </w:t>
+      </w:r>
+      <w:r>
+        <w:t xml:space="preserve">selected). Runs are named</w:t>
+      </w:r>
+      <w:r>
+        <w:t xml:space="preserve"> </w:t>
+      </w:r>
+      <w:r>
+        <w:rPr>
+          <w:rStyle w:val="VerbatimChar"/>
+        </w:rPr>
+        <w:t xml:space="preserve">&lt;date&gt;-&lt;time&gt;_&lt;settings hash&gt;</w:t>
+      </w:r>
+      <w:r>
+        <w:t xml:space="preserve">; next to the name is the code version (git commit) that made</w:t>
+      </w:r>
+      <w:r>
+        <w:t xml:space="preserve"> </w:t>
+      </w:r>
+      <w:r>
+        <w:t xml:space="preserve">the run. The video list stays on the left, so you can jump between results and videos.</w:t>
+      </w:r>
+    </w:p>
+    <w:p>
+      <w:pPr>
+        <w:pStyle w:val="Compact"/>
+        <w:numPr>
+          <w:ilvl w:val="0"/>
+          <w:numId w:val="1029"/>
+        </w:numPr>
+      </w:pPr>
+      <w:r>
+        <w:rPr>
+          <w:bCs/>
+          <w:b/>
+        </w:rPr>
+        <w:t xml:space="preserve">Export all (.zip)</w:t>
+      </w:r>
+      <w:r>
+        <w:t xml:space="preserve"> </w:t>
+      </w:r>
+      <w:r>
+        <w:t xml:space="preserve">downloads the whole run: tables, Excel workbooks, figures and the manifest.</w:t>
+      </w:r>
+    </w:p>
+    <w:p>
+      <w:pPr>
+        <w:pStyle w:val="Compact"/>
+        <w:numPr>
+          <w:ilvl w:val="0"/>
+          <w:numId w:val="1029"/>
+        </w:numPr>
+      </w:pPr>
+      <w:r>
+        <w:rPr>
+          <w:bCs/>
+          <w:b/>
+        </w:rPr>
         <w:t xml:space="preserve">Show folder</w:t>
       </w:r>
       <w:r>
@@ -15672,7 +16027,7 @@
         <w:t xml:space="preserve">bookmarked.</w:t>
       </w:r>
     </w:p>
-    <w:bookmarkStart w:id="152" w:name="results--comparisons"/>
+    <w:bookmarkStart w:id="154" w:name="results--comparisons"/>
     <w:p>
       <w:pPr>
         <w:pStyle w:val="Heading2"/>
@@ -15690,18 +16045,18 @@
           <wp:inline>
             <wp:extent cx="5334000" cy="3704166"/>
             <wp:effectExtent b="0" l="0" r="0" t="0"/>
-            <wp:docPr descr="Results: comparisons" title="" id="137" name="Picture"/>
+            <wp:docPr descr="Results: comparisons" title="" id="139" name="Picture"/>
             <a:graphic>
               <a:graphicData uri="http://schemas.openxmlformats.org/drawingml/2006/picture">
                 <pic:pic>
                   <pic:nvPicPr>
-                    <pic:cNvPr descr="images/results-compare.png" id="138" name="Picture"/>
+                    <pic:cNvPr descr="images/results-compare.png" id="140" name="Picture"/>
                     <pic:cNvPicPr>
                       <a:picLocks noChangeArrowheads="1" noChangeAspect="1"/>
                     </pic:cNvPicPr>
                   </pic:nvPicPr>
                   <pic:blipFill>
-                    <a:blip r:embed="rId60"/>
+                    <a:blip r:embed="rId62"/>
                     <a:stretch>
                       <a:fillRect/>
                     </a:stretch>
@@ -15767,7 +16122,7 @@
         <w:pStyle w:val="Compact"/>
         <w:numPr>
           <w:ilvl w:val="0"/>
-          <w:numId w:val="1029"/>
+          <w:numId w:val="1030"/>
         </w:numPr>
       </w:pPr>
       <w:r>
@@ -15795,7 +16150,7 @@
         <w:pStyle w:val="Compact"/>
         <w:numPr>
           <w:ilvl w:val="0"/>
-          <w:numId w:val="1029"/>
+          <w:numId w:val="1030"/>
         </w:numPr>
       </w:pPr>
       <w:r>
@@ -15893,7 +16248,7 @@
         <w:pStyle w:val="Compact"/>
         <w:numPr>
           <w:ilvl w:val="0"/>
-          <w:numId w:val="1030"/>
+          <w:numId w:val="1031"/>
         </w:numPr>
       </w:pPr>
       <w:r>
@@ -15921,7 +16276,7 @@
         <w:pStyle w:val="Compact"/>
         <w:numPr>
           <w:ilvl w:val="0"/>
-          <w:numId w:val="1030"/>
+          <w:numId w:val="1031"/>
         </w:numPr>
       </w:pPr>
       <w:r>
@@ -15943,7 +16298,7 @@
         <w:pStyle w:val="Compact"/>
         <w:numPr>
           <w:ilvl w:val="0"/>
-          <w:numId w:val="1030"/>
+          <w:numId w:val="1031"/>
         </w:numPr>
       </w:pPr>
       <w:r>
@@ -15991,7 +16346,7 @@
         <w:pStyle w:val="Compact"/>
         <w:numPr>
           <w:ilvl w:val="0"/>
-          <w:numId w:val="1030"/>
+          <w:numId w:val="1031"/>
         </w:numPr>
       </w:pPr>
       <w:r>
@@ -16013,7 +16368,7 @@
         <w:pStyle w:val="Compact"/>
         <w:numPr>
           <w:ilvl w:val="0"/>
-          <w:numId w:val="1030"/>
+          <w:numId w:val="1031"/>
         </w:numPr>
       </w:pPr>
       <w:r>
@@ -16106,7 +16461,7 @@
         <w:pStyle w:val="Compact"/>
         <w:numPr>
           <w:ilvl w:val="0"/>
-          <w:numId w:val="1030"/>
+          <w:numId w:val="1031"/>
         </w:numPr>
       </w:pPr>
       <w:r>
@@ -16154,7 +16509,7 @@
         <w:pStyle w:val="Compact"/>
         <w:numPr>
           <w:ilvl w:val="0"/>
-          <w:numId w:val="1030"/>
+          <w:numId w:val="1031"/>
         </w:numPr>
       </w:pPr>
       <w:r>
@@ -16186,18 +16541,18 @@
           <wp:inline>
             <wp:extent cx="5334000" cy="3547110"/>
             <wp:effectExtent b="0" l="0" r="0" t="0"/>
-            <wp:docPr descr="Statistics grid" title="" id="140" name="Picture"/>
+            <wp:docPr descr="Statistics grid" title="" id="142" name="Picture"/>
             <a:graphic>
               <a:graphicData uri="http://schemas.openxmlformats.org/drawingml/2006/picture">
                 <pic:pic>
                   <pic:nvPicPr>
-                    <pic:cNvPr descr="images/results-stats.png" id="141" name="Picture"/>
+                    <pic:cNvPr descr="images/results-stats.png" id="143" name="Picture"/>
                     <pic:cNvPicPr>
                       <a:picLocks noChangeArrowheads="1" noChangeAspect="1"/>
                     </pic:cNvPicPr>
                   </pic:nvPicPr>
                   <pic:blipFill>
-                    <a:blip r:embed="rId139"/>
+                    <a:blip r:embed="rId141"/>
                     <a:stretch>
                       <a:fillRect/>
                     </a:stretch>
@@ -16409,7 +16764,7 @@
         <w:t xml:space="preserve">a notice offers to re-run it.</w:t>
       </w:r>
     </w:p>
-    <w:bookmarkStart w:id="151" w:name="results--comparison-figures"/>
+    <w:bookmarkStart w:id="153" w:name="results--comparison-figures"/>
     <w:p>
       <w:pPr>
         <w:pStyle w:val="Heading3"/>
@@ -16427,18 +16782,18 @@
           <wp:inline>
             <wp:extent cx="5334000" cy="6380787"/>
             <wp:effectExtent b="0" l="0" r="0" t="0"/>
-            <wp:docPr descr="Box plot of one feature" title="" id="143" name="Picture"/>
+            <wp:docPr descr="Box plot of one feature" title="" id="145" name="Picture"/>
             <a:graphic>
               <a:graphicData uri="http://schemas.openxmlformats.org/drawingml/2006/picture">
                 <pic:pic>
                   <pic:nvPicPr>
-                    <pic:cNvPr descr="images/fig-boxplot.png" id="144" name="Picture"/>
+                    <pic:cNvPr descr="images/fig-boxplot.png" id="146" name="Picture"/>
                     <pic:cNvPicPr>
                       <a:picLocks noChangeArrowheads="1" noChangeAspect="1"/>
                     </pic:cNvPicPr>
                   </pic:nvPicPr>
                   <pic:blipFill>
-                    <a:blip r:embed="rId142"/>
+                    <a:blip r:embed="rId144"/>
                     <a:stretch>
                       <a:fillRect/>
                     </a:stretch>
@@ -16702,18 +17057,18 @@
           <wp:inline>
             <wp:extent cx="5334000" cy="2404110"/>
             <wp:effectExtent b="0" l="0" r="0" t="0"/>
-            <wp:docPr descr="Overview heatmap" title="" id="146" name="Picture"/>
+            <wp:docPr descr="Overview heatmap" title="" id="148" name="Picture"/>
             <a:graphic>
               <a:graphicData uri="http://schemas.openxmlformats.org/drawingml/2006/picture">
                 <pic:pic>
                   <pic:nvPicPr>
-                    <pic:cNvPr descr="images/fig-overview.png" id="147" name="Picture"/>
+                    <pic:cNvPr descr="images/fig-overview.png" id="149" name="Picture"/>
                     <pic:cNvPicPr>
                       <a:picLocks noChangeArrowheads="1" noChangeAspect="1"/>
                     </pic:cNvPicPr>
                   </pic:nvPicPr>
                   <pic:blipFill>
-                    <a:blip r:embed="rId145"/>
+                    <a:blip r:embed="rId147"/>
                     <a:stretch>
                       <a:fillRect/>
                     </a:stretch>
@@ -16761,18 +17116,18 @@
           <wp:inline>
             <wp:extent cx="5334000" cy="4328160"/>
             <wp:effectExtent b="0" l="0" r="0" t="0"/>
-            <wp:docPr descr="Occupancy maps" title="" id="149" name="Picture"/>
+            <wp:docPr descr="Occupancy maps" title="" id="151" name="Picture"/>
             <a:graphic>
               <a:graphicData uri="http://schemas.openxmlformats.org/drawingml/2006/picture">
                 <pic:pic>
                   <pic:nvPicPr>
-                    <pic:cNvPr descr="images/fig-occupancy.png" id="150" name="Picture"/>
+                    <pic:cNvPr descr="images/fig-occupancy.png" id="152" name="Picture"/>
                     <pic:cNvPicPr>
                       <a:picLocks noChangeArrowheads="1" noChangeAspect="1"/>
                     </pic:cNvPicPr>
                   </pic:nvPicPr>
                   <pic:blipFill>
-                    <a:blip r:embed="rId148"/>
+                    <a:blip r:embed="rId150"/>
                     <a:stretch>
                       <a:fillRect/>
                     </a:stretch>
@@ -16825,9 +17180,9 @@
         <w:t xml:space="preserve">second group).</w:t>
       </w:r>
     </w:p>
-    <w:bookmarkEnd w:id="151"/>
-    <w:bookmarkEnd w:id="152"/>
-    <w:bookmarkStart w:id="156" w:name="results--videos"/>
+    <w:bookmarkEnd w:id="153"/>
+    <w:bookmarkEnd w:id="154"/>
+    <w:bookmarkStart w:id="158" w:name="results--videos"/>
     <w:p>
       <w:pPr>
         <w:pStyle w:val="Heading2"/>
@@ -16845,18 +17200,18 @@
           <wp:inline>
             <wp:extent cx="5334000" cy="4388696"/>
             <wp:effectExtent b="0" l="0" r="0" t="0"/>
-            <wp:docPr descr="Results: videos" title="" id="154" name="Picture"/>
+            <wp:docPr descr="Results: videos" title="" id="156" name="Picture"/>
             <a:graphic>
               <a:graphicData uri="http://schemas.openxmlformats.org/drawingml/2006/picture">
                 <pic:pic>
                   <pic:nvPicPr>
-                    <pic:cNvPr descr="images/results-videos.png" id="155" name="Picture"/>
+                    <pic:cNvPr descr="images/results-videos.png" id="157" name="Picture"/>
                     <pic:cNvPicPr>
                       <a:picLocks noChangeArrowheads="1" noChangeAspect="1"/>
                     </pic:cNvPicPr>
                   </pic:nvPicPr>
                   <pic:blipFill>
-                    <a:blip r:embed="rId153"/>
+                    <a:blip r:embed="rId155"/>
                     <a:stretch>
                       <a:fillRect/>
                     </a:stretch>
@@ -16921,8 +17276,8 @@
         <w:t xml:space="preserve">a row to open that video. Use it to find outliers, such as a video with little tracking or no bouts.</w:t>
       </w:r>
     </w:p>
-    <w:bookmarkEnd w:id="156"/>
-    <w:bookmarkStart w:id="163" w:name="results--exploratory"/>
+    <w:bookmarkEnd w:id="158"/>
+    <w:bookmarkStart w:id="165" w:name="results--exploratory"/>
     <w:p>
       <w:pPr>
         <w:pStyle w:val="Heading2"/>
@@ -16940,18 +17295,18 @@
           <wp:inline>
             <wp:extent cx="5334000" cy="4388696"/>
             <wp:effectExtent b="0" l="0" r="0" t="0"/>
-            <wp:docPr descr="Results: exploratory" title="" id="158" name="Picture"/>
+            <wp:docPr descr="Results: exploratory" title="" id="160" name="Picture"/>
             <a:graphic>
               <a:graphicData uri="http://schemas.openxmlformats.org/drawingml/2006/picture">
                 <pic:pic>
                   <pic:nvPicPr>
-                    <pic:cNvPr descr="images/results-explore.png" id="159" name="Picture"/>
+                    <pic:cNvPr descr="images/results-explore.png" id="161" name="Picture"/>
                     <pic:cNvPicPr>
                       <a:picLocks noChangeArrowheads="1" noChangeAspect="1"/>
                     </pic:cNvPicPr>
                   </pic:nvPicPr>
                   <pic:blipFill>
-                    <a:blip r:embed="rId157"/>
+                    <a:blip r:embed="rId159"/>
                     <a:stretch>
                       <a:fillRect/>
                     </a:stretch>
@@ -17052,18 +17407,18 @@
           <wp:inline>
             <wp:extent cx="5334000" cy="1889760"/>
             <wp:effectExtent b="0" l="0" r="0" t="0"/>
-            <wp:docPr descr="Per-animal box plot" title="" id="161" name="Picture"/>
+            <wp:docPr descr="Per-animal box plot" title="" id="163" name="Picture"/>
             <a:graphic>
               <a:graphicData uri="http://schemas.openxmlformats.org/drawingml/2006/picture">
                 <pic:pic>
                   <pic:nvPicPr>
-                    <pic:cNvPr descr="images/fig-animal-boxplot.png" id="162" name="Picture"/>
+                    <pic:cNvPr descr="images/fig-animal-boxplot.png" id="164" name="Picture"/>
                     <pic:cNvPicPr>
                       <a:picLocks noChangeArrowheads="1" noChangeAspect="1"/>
                     </pic:cNvPicPr>
                   </pic:nvPicPr>
                   <pic:blipFill>
-                    <a:blip r:embed="rId160"/>
+                    <a:blip r:embed="rId162"/>
                     <a:stretch>
                       <a:fillRect/>
                     </a:stretch>
@@ -17131,7 +17486,7 @@
         <w:pStyle w:val="Compact"/>
         <w:numPr>
           <w:ilvl w:val="0"/>
-          <w:numId w:val="1031"/>
+          <w:numId w:val="1032"/>
         </w:numPr>
       </w:pPr>
       <w:r>
@@ -17165,7 +17520,7 @@
         <w:pStyle w:val="Compact"/>
         <w:numPr>
           <w:ilvl w:val="0"/>
-          <w:numId w:val="1031"/>
+          <w:numId w:val="1032"/>
         </w:numPr>
       </w:pPr>
       <w:r>
@@ -17199,7 +17554,7 @@
         <w:pStyle w:val="Compact"/>
         <w:numPr>
           <w:ilvl w:val="0"/>
-          <w:numId w:val="1031"/>
+          <w:numId w:val="1032"/>
         </w:numPr>
       </w:pPr>
       <w:r>
@@ -17281,8 +17636,8 @@
         <w:t xml:space="preserve">) can be downloaded from this tab.</w:t>
       </w:r>
     </w:p>
-    <w:bookmarkEnd w:id="163"/>
-    <w:bookmarkStart w:id="170" w:name="results--per-animal"/>
+    <w:bookmarkEnd w:id="165"/>
+    <w:bookmarkStart w:id="172" w:name="results--per-animal"/>
     <w:p>
       <w:pPr>
         <w:pStyle w:val="Heading2"/>
@@ -17300,18 +17655,18 @@
           <wp:inline>
             <wp:extent cx="5334000" cy="4388696"/>
             <wp:effectExtent b="0" l="0" r="0" t="0"/>
-            <wp:docPr descr="Results: per animal" title="" id="165" name="Picture"/>
+            <wp:docPr descr="Results: per animal" title="" id="167" name="Picture"/>
             <a:graphic>
               <a:graphicData uri="http://schemas.openxmlformats.org/drawingml/2006/picture">
                 <pic:pic>
                   <pic:nvPicPr>
-                    <pic:cNvPr descr="images/results-animals.png" id="166" name="Picture"/>
+                    <pic:cNvPr descr="images/results-animals.png" id="168" name="Picture"/>
                     <pic:cNvPicPr>
                       <a:picLocks noChangeArrowheads="1" noChangeAspect="1"/>
                     </pic:cNvPicPr>
                   </pic:nvPicPr>
                   <pic:blipFill>
-                    <a:blip r:embed="rId164"/>
+                    <a:blip r:embed="rId166"/>
                     <a:stretch>
                       <a:fillRect/>
                     </a:stretch>
@@ -17363,7 +17718,7 @@
         <w:pStyle w:val="Compact"/>
         <w:numPr>
           <w:ilvl w:val="0"/>
-          <w:numId w:val="1032"/>
+          <w:numId w:val="1033"/>
         </w:numPr>
       </w:pPr>
       <w:r>
@@ -17385,7 +17740,7 @@
         <w:pStyle w:val="Compact"/>
         <w:numPr>
           <w:ilvl w:val="0"/>
-          <w:numId w:val="1032"/>
+          <w:numId w:val="1033"/>
         </w:numPr>
       </w:pPr>
       <w:r>
@@ -17419,7 +17774,7 @@
         <w:pStyle w:val="Compact"/>
         <w:numPr>
           <w:ilvl w:val="0"/>
-          <w:numId w:val="1032"/>
+          <w:numId w:val="1033"/>
         </w:numPr>
       </w:pPr>
       <w:r>
@@ -17445,18 +17800,18 @@
           <wp:inline>
             <wp:extent cx="5334000" cy="3032760"/>
             <wp:effectExtent b="0" l="0" r="0" t="0"/>
-            <wp:docPr descr="Tornado plot" title="" id="168" name="Picture"/>
+            <wp:docPr descr="Tornado plot" title="" id="170" name="Picture"/>
             <a:graphic>
               <a:graphicData uri="http://schemas.openxmlformats.org/drawingml/2006/picture">
                 <pic:pic>
                   <pic:nvPicPr>
-                    <pic:cNvPr descr="images/fig-tornado.png" id="169" name="Picture"/>
+                    <pic:cNvPr descr="images/fig-tornado.png" id="171" name="Picture"/>
                     <pic:cNvPicPr>
                       <a:picLocks noChangeArrowheads="1" noChangeAspect="1"/>
                     </pic:cNvPicPr>
                   </pic:nvPicPr>
                   <pic:blipFill>
-                    <a:blip r:embed="rId167"/>
+                    <a:blip r:embed="rId169"/>
                     <a:stretch>
                       <a:fillRect/>
                     </a:stretch>
@@ -17495,8 +17850,8 @@
         <w:t xml:space="preserve">A tornado plot: position around the bowl (x, y) over time (vertical), one panel per session.</w:t>
       </w:r>
     </w:p>
-    <w:bookmarkEnd w:id="170"/>
-    <w:bookmarkStart w:id="174" w:name="results--run-details"/>
+    <w:bookmarkEnd w:id="172"/>
+    <w:bookmarkStart w:id="176" w:name="results--run-details"/>
     <w:p>
       <w:pPr>
         <w:pStyle w:val="Heading2"/>
@@ -17518,7 +17873,7 @@
         <w:pStyle w:val="Compact"/>
         <w:numPr>
           <w:ilvl w:val="0"/>
-          <w:numId w:val="1033"/>
+          <w:numId w:val="1034"/>
         </w:numPr>
       </w:pPr>
       <w:r>
@@ -17530,7 +17885,7 @@
         <w:pStyle w:val="Compact"/>
         <w:numPr>
           <w:ilvl w:val="0"/>
-          <w:numId w:val="1033"/>
+          <w:numId w:val="1034"/>
         </w:numPr>
       </w:pPr>
       <w:r>
@@ -17542,7 +17897,7 @@
         <w:pStyle w:val="Compact"/>
         <w:numPr>
           <w:ilvl w:val="0"/>
-          <w:numId w:val="1033"/>
+          <w:numId w:val="1034"/>
         </w:numPr>
       </w:pPr>
       <w:r>
@@ -17554,7 +17909,7 @@
         <w:pStyle w:val="Compact"/>
         <w:numPr>
           <w:ilvl w:val="0"/>
-          <w:numId w:val="1033"/>
+          <w:numId w:val="1034"/>
         </w:numPr>
       </w:pPr>
       <w:r>
@@ -17566,7 +17921,7 @@
         <w:pStyle w:val="Compact"/>
         <w:numPr>
           <w:ilvl w:val="0"/>
-          <w:numId w:val="1033"/>
+          <w:numId w:val="1034"/>
         </w:numPr>
       </w:pPr>
       <w:r>
@@ -17578,7 +17933,7 @@
         <w:pStyle w:val="Compact"/>
         <w:numPr>
           <w:ilvl w:val="0"/>
-          <w:numId w:val="1033"/>
+          <w:numId w:val="1034"/>
         </w:numPr>
       </w:pPr>
       <w:r>
@@ -17594,18 +17949,18 @@
           <wp:inline>
             <wp:extent cx="5334000" cy="4388696"/>
             <wp:effectExtent b="0" l="0" r="0" t="0"/>
-            <wp:docPr descr="Run details" title="" id="172" name="Picture"/>
+            <wp:docPr descr="Run details" title="" id="174" name="Picture"/>
             <a:graphic>
               <a:graphicData uri="http://schemas.openxmlformats.org/drawingml/2006/picture">
                 <pic:pic>
                   <pic:nvPicPr>
-                    <pic:cNvPr descr="images/results-run.png" id="173" name="Picture"/>
+                    <pic:cNvPr descr="images/results-run.png" id="175" name="Picture"/>
                     <pic:cNvPicPr>
                       <a:picLocks noChangeArrowheads="1" noChangeAspect="1"/>
                     </pic:cNvPicPr>
                   </pic:nvPicPr>
                   <pic:blipFill>
-                    <a:blip r:embed="rId171"/>
+                    <a:blip r:embed="rId173"/>
                     <a:stretch>
                       <a:fillRect/>
                     </a:stretch>
@@ -17686,9 +18041,9 @@
         <w:br w:type="page"/>
       </w:r>
     </w:p>
-    <w:bookmarkEnd w:id="174"/>
-    <w:bookmarkEnd w:id="175"/>
-    <w:bookmarkStart w:id="187" w:name="comparisons"/>
+    <w:bookmarkEnd w:id="176"/>
+    <w:bookmarkEnd w:id="177"/>
+    <w:bookmarkStart w:id="189" w:name="comparisons"/>
     <w:p>
       <w:pPr>
         <w:pStyle w:val="Heading1"/>
@@ -17796,7 +18151,7 @@
         <w:t xml:space="preserve">without re-processing any video.</w:t>
       </w:r>
     </w:p>
-    <w:bookmarkStart w:id="176" w:name="comparisons--the-standard-comparison"/>
+    <w:bookmarkStart w:id="178" w:name="comparisons--the-standard-comparison"/>
     <w:p>
       <w:pPr>
         <w:pStyle w:val="Heading2"/>
@@ -17869,7 +18224,7 @@
         <w:pStyle w:val="Compact"/>
         <w:numPr>
           <w:ilvl w:val="0"/>
-          <w:numId w:val="1034"/>
+          <w:numId w:val="1035"/>
         </w:numPr>
       </w:pPr>
       <w:r>
@@ -17914,7 +18269,7 @@
         <w:pStyle w:val="Compact"/>
         <w:numPr>
           <w:ilvl w:val="0"/>
-          <w:numId w:val="1034"/>
+          <w:numId w:val="1035"/>
         </w:numPr>
       </w:pPr>
       <w:r>
@@ -18008,8 +18363,8 @@
         <w:t xml:space="preserve">creates your own comparison with the same groups.</w:t>
       </w:r>
     </w:p>
-    <w:bookmarkEnd w:id="176"/>
-    <w:bookmarkStart w:id="182" w:name="comparisons--creating-a-comparison"/>
+    <w:bookmarkEnd w:id="178"/>
+    <w:bookmarkStart w:id="184" w:name="comparisons--creating-a-comparison"/>
     <w:p>
       <w:pPr>
         <w:pStyle w:val="Heading2"/>
@@ -18061,18 +18416,18 @@
           <wp:inline>
             <wp:extent cx="5334000" cy="4440865"/>
             <wp:effectExtent b="0" l="0" r="0" t="0"/>
-            <wp:docPr descr="Comparison editor" title="" id="177" name="Picture"/>
+            <wp:docPr descr="Comparison editor" title="" id="179" name="Picture"/>
             <a:graphic>
               <a:graphicData uri="http://schemas.openxmlformats.org/drawingml/2006/picture">
                 <pic:pic>
                   <pic:nvPicPr>
-                    <pic:cNvPr descr="images/comparison-editor.png" id="178" name="Picture"/>
+                    <pic:cNvPr descr="images/comparison-editor.png" id="180" name="Picture"/>
                     <pic:cNvPicPr>
                       <a:picLocks noChangeArrowheads="1" noChangeAspect="1"/>
                     </pic:cNvPicPr>
                   </pic:nvPicPr>
                   <pic:blipFill>
-                    <a:blip r:embed="rId64"/>
+                    <a:blip r:embed="rId66"/>
                     <a:stretch>
                       <a:fillRect/>
                     </a:stretch>
@@ -18116,7 +18471,7 @@
         <w:pStyle w:val="Compact"/>
         <w:numPr>
           <w:ilvl w:val="0"/>
-          <w:numId w:val="1035"/>
+          <w:numId w:val="1036"/>
         </w:numPr>
       </w:pPr>
       <w:r>
@@ -18138,7 +18493,7 @@
         <w:pStyle w:val="Compact"/>
         <w:numPr>
           <w:ilvl w:val="0"/>
-          <w:numId w:val="1035"/>
+          <w:numId w:val="1036"/>
         </w:numPr>
       </w:pPr>
       <w:r>
@@ -18242,7 +18597,7 @@
         <w:pStyle w:val="Compact"/>
         <w:numPr>
           <w:ilvl w:val="0"/>
-          <w:numId w:val="1035"/>
+          <w:numId w:val="1036"/>
         </w:numPr>
       </w:pPr>
       <w:r>
@@ -18274,7 +18629,7 @@
         <w:pStyle w:val="Compact"/>
         <w:numPr>
           <w:ilvl w:val="0"/>
-          <w:numId w:val="1035"/>
+          <w:numId w:val="1036"/>
         </w:numPr>
       </w:pPr>
       <w:r>
@@ -18373,7 +18728,7 @@
         <w:pStyle w:val="Compact"/>
         <w:numPr>
           <w:ilvl w:val="0"/>
-          <w:numId w:val="1035"/>
+          <w:numId w:val="1036"/>
         </w:numPr>
       </w:pPr>
       <w:r>
@@ -18404,7 +18759,7 @@
         <w:pStyle w:val="Compact"/>
         <w:numPr>
           <w:ilvl w:val="0"/>
-          <w:numId w:val="1035"/>
+          <w:numId w:val="1036"/>
         </w:numPr>
       </w:pPr>
       <w:r>
@@ -18429,7 +18784,7 @@
         <w:pStyle w:val="Compact"/>
         <w:numPr>
           <w:ilvl w:val="1"/>
-          <w:numId w:val="1036"/>
+          <w:numId w:val="1037"/>
         </w:numPr>
       </w:pPr>
       <w:r>
@@ -18457,7 +18812,7 @@
         <w:pStyle w:val="Compact"/>
         <w:numPr>
           <w:ilvl w:val="1"/>
-          <w:numId w:val="1036"/>
+          <w:numId w:val="1037"/>
         </w:numPr>
       </w:pPr>
       <w:r>
@@ -18479,7 +18834,7 @@
         <w:pStyle w:val="Compact"/>
         <w:numPr>
           <w:ilvl w:val="0"/>
-          <w:numId w:val="1035"/>
+          <w:numId w:val="1036"/>
         </w:numPr>
       </w:pPr>
       <w:r>
@@ -18507,7 +18862,7 @@
         <w:pStyle w:val="Compact"/>
         <w:numPr>
           <w:ilvl w:val="0"/>
-          <w:numId w:val="1035"/>
+          <w:numId w:val="1036"/>
         </w:numPr>
       </w:pPr>
       <w:r>
@@ -18588,18 +18943,18 @@
           <wp:inline>
             <wp:extent cx="5334000" cy="4270163"/>
             <wp:effectExtent b="0" l="0" r="0" t="0"/>
-            <wp:docPr descr="A paired comparison" title="" id="180" name="Picture"/>
+            <wp:docPr descr="A paired comparison" title="" id="182" name="Picture"/>
             <a:graphic>
               <a:graphicData uri="http://schemas.openxmlformats.org/drawingml/2006/picture">
                 <pic:pic>
                   <pic:nvPicPr>
-                    <pic:cNvPr descr="images/results-compare-custom.png" id="181" name="Picture"/>
+                    <pic:cNvPr descr="images/results-compare-custom.png" id="183" name="Picture"/>
                     <pic:cNvPicPr>
                       <a:picLocks noChangeArrowheads="1" noChangeAspect="1"/>
                     </pic:cNvPicPr>
                   </pic:nvPicPr>
                   <pic:blipFill>
-                    <a:blip r:embed="rId179"/>
+                    <a:blip r:embed="rId181"/>
                     <a:stretch>
                       <a:fillRect/>
                     </a:stretch>
@@ -18652,8 +19007,8 @@
         <w:t xml:space="preserve">groups, so the tests are paired, and the box plot joins each animal’s two values.</w:t>
       </w:r>
     </w:p>
-    <w:bookmarkEnd w:id="182"/>
-    <w:bookmarkStart w:id="183" w:name="Xc17e8757b30253534d045d1d54b7542d680e252"/>
+    <w:bookmarkEnd w:id="184"/>
+    <w:bookmarkStart w:id="185" w:name="Xc17e8757b30253534d045d1d54b7542d680e252"/>
     <w:p>
       <w:pPr>
         <w:pStyle w:val="Heading2"/>
@@ -18874,8 +19229,8 @@
         <w:t xml:space="preserve">for the tests themselves.</w:t>
       </w:r>
     </w:p>
-    <w:bookmarkEnd w:id="183"/>
-    <w:bookmarkStart w:id="184" w:name="comparisons--examples"/>
+    <w:bookmarkEnd w:id="185"/>
+    <w:bookmarkStart w:id="186" w:name="comparisons--examples"/>
     <w:p>
       <w:pPr>
         <w:pStyle w:val="Heading2"/>
@@ -19438,8 +19793,8 @@
         <w:t xml:space="preserve">.</w:t>
       </w:r>
     </w:p>
-    <w:bookmarkEnd w:id="184"/>
-    <w:bookmarkStart w:id="185" w:name="comparisons--in-feedingyaml"/>
+    <w:bookmarkEnd w:id="186"/>
+    <w:bookmarkStart w:id="187" w:name="comparisons--in-feedingyaml"/>
     <w:p>
       <w:pPr>
         <w:pStyle w:val="Heading2"/>
@@ -20576,8 +20931,8 @@
         <w:t xml:space="preserve">list of allowed values.</w:t>
       </w:r>
     </w:p>
-    <w:bookmarkEnd w:id="185"/>
-    <w:bookmarkStart w:id="186" w:name="comparisons--from-the-command-line"/>
+    <w:bookmarkEnd w:id="187"/>
+    <w:bookmarkStart w:id="188" w:name="comparisons--from-the-command-line"/>
     <w:p>
       <w:pPr>
         <w:pStyle w:val="Heading2"/>
@@ -20750,9 +21105,9 @@
         <w:br w:type="page"/>
       </w:r>
     </w:p>
-    <w:bookmarkEnd w:id="186"/>
-    <w:bookmarkEnd w:id="187"/>
-    <w:bookmarkStart w:id="196" w:name="statistics"/>
+    <w:bookmarkEnd w:id="188"/>
+    <w:bookmarkEnd w:id="189"/>
+    <w:bookmarkStart w:id="198" w:name="statistics"/>
     <w:p>
       <w:pPr>
         <w:pStyle w:val="Heading1"/>
@@ -20796,7 +21151,7 @@
         <w:t xml:space="preserve">.</w:t>
       </w:r>
     </w:p>
-    <w:bookmarkStart w:id="188" w:name="statistics--unit-of-analysis"/>
+    <w:bookmarkStart w:id="190" w:name="statistics--unit-of-analysis"/>
     <w:p>
       <w:pPr>
         <w:pStyle w:val="Heading2"/>
@@ -21003,8 +21358,8 @@
         <w:t xml:space="preserve">arenas pooled), they are averaged. Sessions recorded in several parts are first combined into one session.</w:t>
       </w:r>
     </w:p>
-    <w:bookmarkEnd w:id="188"/>
-    <w:bookmarkStart w:id="189" w:name="statistics--tests"/>
+    <w:bookmarkEnd w:id="190"/>
+    <w:bookmarkStart w:id="191" w:name="statistics--tests"/>
     <w:p>
       <w:pPr>
         <w:pStyle w:val="Heading2"/>
@@ -21384,8 +21739,8 @@
         <w:t xml:space="preserve">) when a group has fewer than two values, or when paired differences are all zero.</w:t>
       </w:r>
     </w:p>
-    <w:bookmarkEnd w:id="189"/>
-    <w:bookmarkStart w:id="190" w:name="statistics--effect-sizes"/>
+    <w:bookmarkEnd w:id="191"/>
+    <w:bookmarkStart w:id="192" w:name="statistics--effect-sizes"/>
     <w:p>
       <w:pPr>
         <w:pStyle w:val="Heading2"/>
@@ -21420,7 +21775,7 @@
         <w:pStyle w:val="Compact"/>
         <w:numPr>
           <w:ilvl w:val="0"/>
-          <w:numId w:val="1037"/>
+          <w:numId w:val="1038"/>
         </w:numPr>
       </w:pPr>
       <w:r>
@@ -21464,7 +21819,7 @@
         <w:pStyle w:val="Compact"/>
         <w:numPr>
           <w:ilvl w:val="0"/>
-          <w:numId w:val="1037"/>
+          <w:numId w:val="1038"/>
         </w:numPr>
       </w:pPr>
       <w:r>
@@ -21495,8 +21850,8 @@
         <w:t xml:space="preserve">them together with n.</w:t>
       </w:r>
     </w:p>
-    <w:bookmarkEnd w:id="190"/>
-    <w:bookmarkStart w:id="191" w:name="statistics--multiple-comparisons"/>
+    <w:bookmarkEnd w:id="192"/>
+    <w:bookmarkStart w:id="193" w:name="statistics--multiple-comparisons"/>
     <w:p>
       <w:pPr>
         <w:pStyle w:val="Heading2"/>
@@ -21808,8 +22163,8 @@
         <w:t xml:space="preserve">otherwise.</w:t>
       </w:r>
     </w:p>
-    <w:bookmarkEnd w:id="191"/>
-    <w:bookmarkStart w:id="192" w:name="statistics--the-statistics-tables"/>
+    <w:bookmarkEnd w:id="193"/>
+    <w:bookmarkStart w:id="194" w:name="statistics--the-statistics-tables"/>
     <w:p>
       <w:pPr>
         <w:pStyle w:val="Heading2"/>
@@ -22385,8 +22740,8 @@
         <w:t xml:space="preserve">lists what each group matched: animals (with IDs), sessions, videos and bouts.</w:t>
       </w:r>
     </w:p>
-    <w:bookmarkEnd w:id="192"/>
-    <w:bookmarkStart w:id="193" w:name="statistics--exploratory-analyses"/>
+    <w:bookmarkEnd w:id="194"/>
+    <w:bookmarkStart w:id="195" w:name="statistics--exploratory-analyses"/>
     <w:p>
       <w:pPr>
         <w:pStyle w:val="Heading2"/>
@@ -22429,8 +22784,8 @@
         <w:t xml:space="preserve">not to confirm them.</w:t>
       </w:r>
     </w:p>
-    <w:bookmarkEnd w:id="193"/>
-    <w:bookmarkStart w:id="194" w:name="statistics--reproducibility"/>
+    <w:bookmarkEnd w:id="195"/>
+    <w:bookmarkStart w:id="196" w:name="statistics--reproducibility"/>
     <w:p>
       <w:pPr>
         <w:pStyle w:val="Heading2"/>
@@ -22471,236 +22826,14 @@
         <w:t xml:space="preserve">settings, and comparisons record their definition, in the run folder.</w:t>
       </w:r>
     </w:p>
-    <w:bookmarkEnd w:id="194"/>
-    <w:bookmarkStart w:id="195" w:name="statistics--good-practice"/>
+    <w:bookmarkEnd w:id="196"/>
+    <w:bookmarkStart w:id="197" w:name="statistics--good-practice"/>
     <w:p>
       <w:pPr>
         <w:pStyle w:val="Heading2"/>
       </w:pPr>
       <w:r>
         <w:t xml:space="preserve">Good practice</w:t>
-      </w:r>
-    </w:p>
-    <w:p>
-      <w:pPr>
-        <w:pStyle w:val="Compact"/>
-        <w:numPr>
-          <w:ilvl w:val="0"/>
-          <w:numId w:val="1038"/>
-        </w:numPr>
-      </w:pPr>
-      <w:r>
-        <w:rPr>
-          <w:bCs/>
-          <w:b/>
-        </w:rPr>
-        <w:t xml:space="preserve">Decide the comparisons before looking.</w:t>
-      </w:r>
-      <w:r>
-        <w:t xml:space="preserve"> </w:t>
-      </w:r>
-      <w:r>
-        <w:t xml:space="preserve">Define them (and their pairs) up front, and keep</w:t>
-      </w:r>
-      <w:r>
-        <w:t xml:space="preserve"> </w:t>
-      </w:r>
-      <w:r>
-        <w:rPr>
-          <w:iCs/>
-          <w:i/>
-        </w:rPr>
-        <w:t xml:space="preserve">Choose pairs</w:t>
-      </w:r>
-      <w:r>
-        <w:t xml:space="preserve"> </w:t>
-      </w:r>
-      <w:r>
-        <w:t xml:space="preserve">small:</w:t>
-      </w:r>
-      <w:r>
-        <w:t xml:space="preserve"> </w:t>
-      </w:r>
-      <w:r>
-        <w:t xml:space="preserve">every extra pair or feature makes the correction stricter.</w:t>
-      </w:r>
-    </w:p>
-    <w:p>
-      <w:pPr>
-        <w:pStyle w:val="Compact"/>
-        <w:numPr>
-          <w:ilvl w:val="0"/>
-          <w:numId w:val="1038"/>
-        </w:numPr>
-      </w:pPr>
-      <w:r>
-        <w:rPr>
-          <w:bCs/>
-          <w:b/>
-        </w:rPr>
-        <w:t xml:space="preserve">Look at the per-animal box plots</w:t>
-      </w:r>
-      <w:r>
-        <w:t xml:space="preserve"> </w:t>
-      </w:r>
-      <w:r>
-        <w:t xml:space="preserve">(Exploratory tab). A significant effect should be visible in most animals, not</w:t>
-      </w:r>
-      <w:r>
-        <w:t xml:space="preserve"> </w:t>
-      </w:r>
-      <w:r>
-        <w:t xml:space="preserve">driven by one.</w:t>
-      </w:r>
-    </w:p>
-    <w:p>
-      <w:pPr>
-        <w:pStyle w:val="Compact"/>
-        <w:numPr>
-          <w:ilvl w:val="0"/>
-          <w:numId w:val="1038"/>
-        </w:numPr>
-      </w:pPr>
-      <w:r>
-        <w:rPr>
-          <w:bCs/>
-          <w:b/>
-        </w:rPr>
-        <w:t xml:space="preserve">Check tracking quality per group.</w:t>
-      </w:r>
-      <w:r>
-        <w:t xml:space="preserve"> </w:t>
-      </w:r>
-      <w:r>
-        <w:t xml:space="preserve">If one group’s videos are tracked worse (</w:t>
-      </w:r>
-      <w:r>
-        <w:rPr>
-          <w:rStyle w:val="VerbatimChar"/>
-        </w:rPr>
-        <w:t xml:space="preserve">valid_fraction</w:t>
-      </w:r>
-      <w:r>
-        <w:t xml:space="preserve"> </w:t>
-      </w:r>
-      <w:r>
-        <w:t xml:space="preserve">in the Videos tab),</w:t>
-      </w:r>
-      <w:r>
-        <w:t xml:space="preserve"> </w:t>
-      </w:r>
-      <w:r>
-        <w:t xml:space="preserve">the amount of observed behaviour differs too.</w:t>
-      </w:r>
-    </w:p>
-    <w:p>
-      <w:pPr>
-        <w:pStyle w:val="Compact"/>
-        <w:numPr>
-          <w:ilvl w:val="0"/>
-          <w:numId w:val="1038"/>
-        </w:numPr>
-      </w:pPr>
-      <w:r>
-        <w:rPr>
-          <w:bCs/>
-          <w:b/>
-        </w:rPr>
-        <w:t xml:space="preserve">Report n as animals.</w:t>
-      </w:r>
-      <w:r>
-        <w:t xml:space="preserve"> </w:t>
-      </w:r>
-      <w:r>
-        <w:t xml:space="preserve">With</w:t>
-      </w:r>
-      <w:r>
-        <w:t xml:space="preserve"> </w:t>
-      </w:r>
-      <w:r>
-        <w:rPr>
-          <w:rStyle w:val="VerbatimChar"/>
-        </w:rPr>
-        <w:t xml:space="preserve">unit: animal</w:t>
-      </w:r>
-      <w:r>
-        <w:t xml:space="preserve">, the n in the tables is the number of animals.</w:t>
-      </w:r>
-    </w:p>
-    <w:p>
-      <w:r>
-        <w:br w:type="page"/>
-      </w:r>
-    </w:p>
-    <w:bookmarkEnd w:id="195"/>
-    <w:bookmarkEnd w:id="196"/>
-    <w:bookmarkStart w:id="210" w:name="configuration"/>
-    <w:p>
-      <w:pPr>
-        <w:pStyle w:val="Heading1"/>
-      </w:pPr>
-      <w:r>
-        <w:t xml:space="preserve">Configuration reference (feeding.yaml)</w:t>
-      </w:r>
-    </w:p>
-    <w:p>
-      <w:pPr>
-        <w:pStyle w:val="FirstParagraph"/>
-      </w:pPr>
-      <w:r>
-        <w:t xml:space="preserve">Every project setting is in the project’s</w:t>
-      </w:r>
-      <w:r>
-        <w:t xml:space="preserve"> </w:t>
-      </w:r>
-      <w:r>
-        <w:rPr>
-          <w:rStyle w:val="VerbatimChar"/>
-        </w:rPr>
-        <w:t xml:space="preserve">feeding.yaml</w:t>
-      </w:r>
-      <w:r>
-        <w:t xml:space="preserve">. The app’s</w:t>
-      </w:r>
-      <w:r>
-        <w:t xml:space="preserve"> </w:t>
-      </w:r>
-      <w:r>
-        <w:rPr>
-          <w:bCs/>
-          <w:b/>
-        </w:rPr>
-        <w:t xml:space="preserve">Settings</w:t>
-      </w:r>
-      <w:r>
-        <w:t xml:space="preserve"> </w:t>
-      </w:r>
-      <w:r>
-        <w:t xml:space="preserve">page and the comparison editor edit</w:t>
-      </w:r>
-      <w:r>
-        <w:t xml:space="preserve"> </w:t>
-      </w:r>
-      <w:r>
-        <w:t xml:space="preserve">the common ones. For everything else, edit the file in a text editor, or use</w:t>
-      </w:r>
-      <w:r>
-        <w:t xml:space="preserve"> </w:t>
-      </w:r>
-      <w:r>
-        <w:rPr>
-          <w:rStyle w:val="VerbatimChar"/>
-        </w:rPr>
-        <w:t xml:space="preserve">feeding config KEY VALUE</w:t>
-      </w:r>
-      <w:r>
-        <w:t xml:space="preserve">, which</w:t>
-      </w:r>
-      <w:r>
-        <w:t xml:space="preserve"> </w:t>
-      </w:r>
-      <w:r>
-        <w:t xml:space="preserve">validates the change and keeps the comments.</w:t>
       </w:r>
     </w:p>
     <w:p>
@@ -22712,7 +22845,39 @@
         </w:numPr>
       </w:pPr>
       <w:r>
-        <w:t xml:space="preserve">Every setting has a default, so a minimal file can be nearly empty.</w:t>
+        <w:rPr>
+          <w:bCs/>
+          <w:b/>
+        </w:rPr>
+        <w:t xml:space="preserve">Decide the comparisons before looking.</w:t>
+      </w:r>
+      <w:r>
+        <w:t xml:space="preserve"> </w:t>
+      </w:r>
+      <w:r>
+        <w:t xml:space="preserve">Define them (and their pairs) up front, and keep</w:t>
+      </w:r>
+      <w:r>
+        <w:t xml:space="preserve"> </w:t>
+      </w:r>
+      <w:r>
+        <w:rPr>
+          <w:iCs/>
+          <w:i/>
+        </w:rPr>
+        <w:t xml:space="preserve">Choose pairs</w:t>
+      </w:r>
+      <w:r>
+        <w:t xml:space="preserve"> </w:t>
+      </w:r>
+      <w:r>
+        <w:t xml:space="preserve">small:</w:t>
+      </w:r>
+      <w:r>
+        <w:t xml:space="preserve"> </w:t>
+      </w:r>
+      <w:r>
+        <w:t xml:space="preserve">every extra pair or feature makes the correction stricter.</w:t>
       </w:r>
     </w:p>
     <w:p>
@@ -22724,7 +22889,23 @@
         </w:numPr>
       </w:pPr>
       <w:r>
-        <w:t xml:space="preserve">Relative paths are relative to the project folder.</w:t>
+        <w:rPr>
+          <w:bCs/>
+          <w:b/>
+        </w:rPr>
+        <w:t xml:space="preserve">Look at the per-animal box plots</w:t>
+      </w:r>
+      <w:r>
+        <w:t xml:space="preserve"> </w:t>
+      </w:r>
+      <w:r>
+        <w:t xml:space="preserve">(Exploratory tab). A significant effect should be visible in most animals, not</w:t>
+      </w:r>
+      <w:r>
+        <w:t xml:space="preserve"> </w:t>
+      </w:r>
+      <w:r>
+        <w:t xml:space="preserve">driven by one.</w:t>
       </w:r>
     </w:p>
     <w:p>
@@ -22736,6 +22917,180 @@
         </w:numPr>
       </w:pPr>
       <w:r>
+        <w:rPr>
+          <w:bCs/>
+          <w:b/>
+        </w:rPr>
+        <w:t xml:space="preserve">Check tracking quality per group.</w:t>
+      </w:r>
+      <w:r>
+        <w:t xml:space="preserve"> </w:t>
+      </w:r>
+      <w:r>
+        <w:t xml:space="preserve">If one group’s videos are tracked worse (</w:t>
+      </w:r>
+      <w:r>
+        <w:rPr>
+          <w:rStyle w:val="VerbatimChar"/>
+        </w:rPr>
+        <w:t xml:space="preserve">valid_fraction</w:t>
+      </w:r>
+      <w:r>
+        <w:t xml:space="preserve"> </w:t>
+      </w:r>
+      <w:r>
+        <w:t xml:space="preserve">in the Videos tab),</w:t>
+      </w:r>
+      <w:r>
+        <w:t xml:space="preserve"> </w:t>
+      </w:r>
+      <w:r>
+        <w:t xml:space="preserve">the amount of observed behaviour differs too.</w:t>
+      </w:r>
+    </w:p>
+    <w:p>
+      <w:pPr>
+        <w:pStyle w:val="Compact"/>
+        <w:numPr>
+          <w:ilvl w:val="0"/>
+          <w:numId w:val="1039"/>
+        </w:numPr>
+      </w:pPr>
+      <w:r>
+        <w:rPr>
+          <w:bCs/>
+          <w:b/>
+        </w:rPr>
+        <w:t xml:space="preserve">Report n as animals.</w:t>
+      </w:r>
+      <w:r>
+        <w:t xml:space="preserve"> </w:t>
+      </w:r>
+      <w:r>
+        <w:t xml:space="preserve">With</w:t>
+      </w:r>
+      <w:r>
+        <w:t xml:space="preserve"> </w:t>
+      </w:r>
+      <w:r>
+        <w:rPr>
+          <w:rStyle w:val="VerbatimChar"/>
+        </w:rPr>
+        <w:t xml:space="preserve">unit: animal</w:t>
+      </w:r>
+      <w:r>
+        <w:t xml:space="preserve">, the n in the tables is the number of animals.</w:t>
+      </w:r>
+    </w:p>
+    <w:p>
+      <w:r>
+        <w:br w:type="page"/>
+      </w:r>
+    </w:p>
+    <w:bookmarkEnd w:id="197"/>
+    <w:bookmarkEnd w:id="198"/>
+    <w:bookmarkStart w:id="212" w:name="configuration"/>
+    <w:p>
+      <w:pPr>
+        <w:pStyle w:val="Heading1"/>
+      </w:pPr>
+      <w:r>
+        <w:t xml:space="preserve">Configuration reference (feeding.yaml)</w:t>
+      </w:r>
+    </w:p>
+    <w:p>
+      <w:pPr>
+        <w:pStyle w:val="FirstParagraph"/>
+      </w:pPr>
+      <w:r>
+        <w:t xml:space="preserve">Every project setting is in the project’s</w:t>
+      </w:r>
+      <w:r>
+        <w:t xml:space="preserve"> </w:t>
+      </w:r>
+      <w:r>
+        <w:rPr>
+          <w:rStyle w:val="VerbatimChar"/>
+        </w:rPr>
+        <w:t xml:space="preserve">feeding.yaml</w:t>
+      </w:r>
+      <w:r>
+        <w:t xml:space="preserve">. The app’s</w:t>
+      </w:r>
+      <w:r>
+        <w:t xml:space="preserve"> </w:t>
+      </w:r>
+      <w:r>
+        <w:rPr>
+          <w:bCs/>
+          <w:b/>
+        </w:rPr>
+        <w:t xml:space="preserve">Settings</w:t>
+      </w:r>
+      <w:r>
+        <w:t xml:space="preserve"> </w:t>
+      </w:r>
+      <w:r>
+        <w:t xml:space="preserve">page and the comparison editor edit</w:t>
+      </w:r>
+      <w:r>
+        <w:t xml:space="preserve"> </w:t>
+      </w:r>
+      <w:r>
+        <w:t xml:space="preserve">the common ones. For everything else, edit the file in a text editor, or use</w:t>
+      </w:r>
+      <w:r>
+        <w:t xml:space="preserve"> </w:t>
+      </w:r>
+      <w:r>
+        <w:rPr>
+          <w:rStyle w:val="VerbatimChar"/>
+        </w:rPr>
+        <w:t xml:space="preserve">feeding config KEY VALUE</w:t>
+      </w:r>
+      <w:r>
+        <w:t xml:space="preserve">, which</w:t>
+      </w:r>
+      <w:r>
+        <w:t xml:space="preserve"> </w:t>
+      </w:r>
+      <w:r>
+        <w:t xml:space="preserve">validates the change and keeps the comments.</w:t>
+      </w:r>
+    </w:p>
+    <w:p>
+      <w:pPr>
+        <w:pStyle w:val="Compact"/>
+        <w:numPr>
+          <w:ilvl w:val="0"/>
+          <w:numId w:val="1040"/>
+        </w:numPr>
+      </w:pPr>
+      <w:r>
+        <w:t xml:space="preserve">Every setting has a default, so a minimal file can be nearly empty.</w:t>
+      </w:r>
+    </w:p>
+    <w:p>
+      <w:pPr>
+        <w:pStyle w:val="Compact"/>
+        <w:numPr>
+          <w:ilvl w:val="0"/>
+          <w:numId w:val="1040"/>
+        </w:numPr>
+      </w:pPr>
+      <w:r>
+        <w:t xml:space="preserve">Relative paths are relative to the project folder.</w:t>
+      </w:r>
+    </w:p>
+    <w:p>
+      <w:pPr>
+        <w:pStyle w:val="Compact"/>
+        <w:numPr>
+          <w:ilvl w:val="0"/>
+          <w:numId w:val="1040"/>
+        </w:numPr>
+      </w:pPr>
+      <w:r>
         <w:t xml:space="preserve">An invalid file is reported with the offending key, both when the app opens it and by</w:t>
       </w:r>
       <w:r>
@@ -22935,7 +23290,7 @@
         <w:t xml:space="preserve">per-video results are recomputed when the settings change.</w:t>
       </w:r>
     </w:p>
-    <w:bookmarkStart w:id="197" w:name="configuration--name"/>
+    <w:bookmarkStart w:id="199" w:name="configuration--name"/>
     <w:p>
       <w:pPr>
         <w:pStyle w:val="Heading2"/>
@@ -22952,8 +23307,8 @@
         <w:t xml:space="preserve">The project’s display name (default: the folder name).</w:t>
       </w:r>
     </w:p>
-    <w:bookmarkEnd w:id="197"/>
-    <w:bookmarkStart w:id="198" w:name="configuration--paths"/>
+    <w:bookmarkEnd w:id="199"/>
+    <w:bookmarkStart w:id="200" w:name="configuration--paths"/>
     <w:p>
       <w:pPr>
         <w:pStyle w:val="Heading2"/>
@@ -23323,8 +23678,8 @@
         </w:tc>
       </w:tr>
     </w:tbl>
-    <w:bookmarkEnd w:id="198"/>
-    <w:bookmarkStart w:id="199" w:name="configuration--naming"/>
+    <w:bookmarkEnd w:id="200"/>
+    <w:bookmarkStart w:id="201" w:name="configuration--naming"/>
     <w:p>
       <w:pPr>
         <w:pStyle w:val="Heading2"/>
@@ -23526,8 +23881,8 @@
         <w:t xml:space="preserve">.</w:t>
       </w:r>
     </w:p>
-    <w:bookmarkEnd w:id="199"/>
-    <w:bookmarkStart w:id="200" w:name="configuration--sleap"/>
+    <w:bookmarkEnd w:id="201"/>
+    <w:bookmarkStart w:id="202" w:name="configuration--sleap"/>
     <w:p>
       <w:pPr>
         <w:pStyle w:val="Heading2"/>
@@ -24481,8 +24836,8 @@
         <w:t xml:space="preserve">.</w:t>
       </w:r>
     </w:p>
-    <w:bookmarkEnd w:id="200"/>
-    <w:bookmarkStart w:id="201" w:name="configuration--skeleton"/>
+    <w:bookmarkEnd w:id="202"/>
+    <w:bookmarkStart w:id="203" w:name="configuration--skeleton"/>
     <w:p>
       <w:pPr>
         <w:pStyle w:val="Heading2"/>
@@ -24646,8 +25001,8 @@
         <w:t xml:space="preserve">.</w:t>
       </w:r>
     </w:p>
-    <w:bookmarkEnd w:id="201"/>
-    <w:bookmarkStart w:id="202" w:name="configuration--quality"/>
+    <w:bookmarkEnd w:id="203"/>
+    <w:bookmarkStart w:id="204" w:name="configuration--quality"/>
     <w:p>
       <w:pPr>
         <w:pStyle w:val="Heading2"/>
@@ -24939,8 +25294,8 @@
         <w:t xml:space="preserve">.</w:t>
       </w:r>
     </w:p>
-    <w:bookmarkEnd w:id="202"/>
-    <w:bookmarkStart w:id="203" w:name="configuration--bouts"/>
+    <w:bookmarkEnd w:id="204"/>
+    <w:bookmarkStart w:id="205" w:name="configuration--bouts"/>
     <w:p>
       <w:pPr>
         <w:pStyle w:val="Heading2"/>
@@ -25238,8 +25593,8 @@
         <w:t xml:space="preserve">.</w:t>
       </w:r>
     </w:p>
-    <w:bookmarkEnd w:id="203"/>
-    <w:bookmarkStart w:id="204" w:name="configuration--features"/>
+    <w:bookmarkEnd w:id="205"/>
+    <w:bookmarkStart w:id="206" w:name="configuration--features"/>
     <w:p>
       <w:pPr>
         <w:pStyle w:val="Heading2"/>
@@ -25493,8 +25848,8 @@
         </w:tc>
       </w:tr>
     </w:tbl>
-    <w:bookmarkEnd w:id="204"/>
-    <w:bookmarkStart w:id="205" w:name="configuration--analysis"/>
+    <w:bookmarkEnd w:id="206"/>
+    <w:bookmarkStart w:id="207" w:name="configuration--analysis"/>
     <w:p>
       <w:pPr>
         <w:pStyle w:val="Heading2"/>
@@ -25914,8 +26269,8 @@
         <w:t xml:space="preserve">.</w:t>
       </w:r>
     </w:p>
-    <w:bookmarkEnd w:id="205"/>
-    <w:bookmarkStart w:id="206" w:name="configuration--views"/>
+    <w:bookmarkEnd w:id="207"/>
+    <w:bookmarkStart w:id="208" w:name="configuration--views"/>
     <w:p>
       <w:pPr>
         <w:pStyle w:val="Heading2"/>
@@ -26299,8 +26654,8 @@
         </w:tc>
       </w:tr>
     </w:tbl>
-    <w:bookmarkEnd w:id="206"/>
-    <w:bookmarkStart w:id="207" w:name="configuration--split"/>
+    <w:bookmarkEnd w:id="208"/>
+    <w:bookmarkStart w:id="209" w:name="configuration--split"/>
     <w:p>
       <w:pPr>
         <w:pStyle w:val="Heading2"/>
@@ -26561,8 +26916,8 @@
         </w:tc>
       </w:tr>
     </w:tbl>
-    <w:bookmarkEnd w:id="207"/>
-    <w:bookmarkStart w:id="208" w:name="configuration--embedding"/>
+    <w:bookmarkEnd w:id="209"/>
+    <w:bookmarkStart w:id="210" w:name="configuration--embedding"/>
     <w:p>
       <w:pPr>
         <w:pStyle w:val="Heading2"/>
@@ -26921,8 +27276,8 @@
         </w:tc>
       </w:tr>
     </w:tbl>
-    <w:bookmarkEnd w:id="208"/>
-    <w:bookmarkStart w:id="209" w:name="configuration--a-complete-example"/>
+    <w:bookmarkEnd w:id="210"/>
+    <w:bookmarkStart w:id="211" w:name="configuration--a-complete-example"/>
     <w:p>
       <w:pPr>
         <w:pStyle w:val="Heading2"/>
@@ -27925,9 +28280,9 @@
         <w:br w:type="page"/>
       </w:r>
     </w:p>
-    <w:bookmarkEnd w:id="209"/>
-    <w:bookmarkEnd w:id="210"/>
-    <w:bookmarkStart w:id="226" w:name="command-line"/>
+    <w:bookmarkEnd w:id="211"/>
+    <w:bookmarkEnd w:id="212"/>
+    <w:bookmarkStart w:id="228" w:name="command-line"/>
     <w:p>
       <w:pPr>
         <w:pStyle w:val="Heading1"/>
@@ -28003,7 +28358,7 @@
         <w:pStyle w:val="Compact"/>
         <w:numPr>
           <w:ilvl w:val="0"/>
-          <w:numId w:val="1040"/>
+          <w:numId w:val="1041"/>
         </w:numPr>
       </w:pPr>
       <w:r>
@@ -28048,7 +28403,7 @@
         <w:pStyle w:val="Compact"/>
         <w:numPr>
           <w:ilvl w:val="0"/>
-          <w:numId w:val="1040"/>
+          <w:numId w:val="1041"/>
         </w:numPr>
       </w:pPr>
       <w:r>
@@ -28075,7 +28430,7 @@
         <w:pStyle w:val="Compact"/>
         <w:numPr>
           <w:ilvl w:val="0"/>
-          <w:numId w:val="1040"/>
+          <w:numId w:val="1041"/>
         </w:numPr>
       </w:pPr>
       <w:r>
@@ -28202,7 +28557,7 @@
         <w:t xml:space="preserve">describes every option of a command.</w:t>
       </w:r>
     </w:p>
-    <w:bookmarkStart w:id="211" w:name="command-line--overview"/>
+    <w:bookmarkStart w:id="213" w:name="command-line--overview"/>
     <w:p>
       <w:pPr>
         <w:pStyle w:val="Heading2"/>
@@ -28686,8 +29041,8 @@
         </w:tc>
       </w:tr>
     </w:tbl>
-    <w:bookmarkEnd w:id="211"/>
-    <w:bookmarkStart w:id="212" w:name="command-line--serve"/>
+    <w:bookmarkEnd w:id="213"/>
+    <w:bookmarkStart w:id="214" w:name="command-line--serve"/>
     <w:p>
       <w:pPr>
         <w:pStyle w:val="Heading2"/>
@@ -28772,8 +29127,8 @@
         <w:t xml:space="preserve">trusted network.</w:t>
       </w:r>
     </w:p>
-    <w:bookmarkEnd w:id="212"/>
-    <w:bookmarkStart w:id="213" w:name="command-line--demo"/>
+    <w:bookmarkEnd w:id="214"/>
+    <w:bookmarkStart w:id="215" w:name="command-line--demo"/>
     <w:p>
       <w:pPr>
         <w:pStyle w:val="Heading2"/>
@@ -28866,8 +29221,8 @@
         <w:t xml:space="preserve">.</w:t>
       </w:r>
     </w:p>
-    <w:bookmarkEnd w:id="213"/>
-    <w:bookmarkStart w:id="214" w:name="command-line--init"/>
+    <w:bookmarkEnd w:id="215"/>
+    <w:bookmarkStart w:id="216" w:name="command-line--init"/>
     <w:p>
       <w:pPr>
         <w:pStyle w:val="Heading2"/>
@@ -28999,7 +29354,7 @@
         <w:pStyle w:val="Compact"/>
         <w:numPr>
           <w:ilvl w:val="0"/>
-          <w:numId w:val="1041"/>
+          <w:numId w:val="1042"/>
         </w:numPr>
       </w:pPr>
       <w:r>
@@ -29011,7 +29366,7 @@
         <w:pStyle w:val="Compact"/>
         <w:numPr>
           <w:ilvl w:val="0"/>
-          <w:numId w:val="1041"/>
+          <w:numId w:val="1042"/>
         </w:numPr>
       </w:pPr>
       <w:r>
@@ -29023,7 +29378,7 @@
         <w:pStyle w:val="Compact"/>
         <w:numPr>
           <w:ilvl w:val="0"/>
-          <w:numId w:val="1041"/>
+          <w:numId w:val="1042"/>
         </w:numPr>
       </w:pPr>
       <w:r>
@@ -29051,8 +29406,8 @@
         <w:t xml:space="preserve">.</w:t>
       </w:r>
     </w:p>
-    <w:bookmarkEnd w:id="214"/>
-    <w:bookmarkStart w:id="215" w:name="command-line--add-videos"/>
+    <w:bookmarkEnd w:id="216"/>
+    <w:bookmarkStart w:id="217" w:name="command-line--add-videos"/>
     <w:p>
       <w:pPr>
         <w:pStyle w:val="Heading2"/>
@@ -29134,8 +29489,8 @@
         <w:t xml:space="preserve">place.</w:t>
       </w:r>
     </w:p>
-    <w:bookmarkEnd w:id="215"/>
-    <w:bookmarkStart w:id="216" w:name="command-line--models-set-model"/>
+    <w:bookmarkEnd w:id="217"/>
+    <w:bookmarkStart w:id="218" w:name="command-line--models-set-model"/>
     <w:p>
       <w:pPr>
         <w:pStyle w:val="Heading2"/>
@@ -29241,8 +29596,8 @@
         <w:t xml:space="preserve">replaces the current assignment and updates the skeleton and the keypoint settings to match the model.</w:t>
       </w:r>
     </w:p>
-    <w:bookmarkEnd w:id="216"/>
-    <w:bookmarkStart w:id="217" w:name="command-line--config"/>
+    <w:bookmarkEnd w:id="218"/>
+    <w:bookmarkStart w:id="219" w:name="command-line--config"/>
     <w:p>
       <w:pPr>
         <w:pStyle w:val="Heading2"/>
@@ -29338,8 +29693,8 @@
         <w:t xml:space="preserve">.</w:t>
       </w:r>
     </w:p>
-    <w:bookmarkEnd w:id="217"/>
-    <w:bookmarkStart w:id="218" w:name="command-line--check-status"/>
+    <w:bookmarkEnd w:id="219"/>
+    <w:bookmarkStart w:id="220" w:name="command-line--check-status"/>
     <w:p>
       <w:pPr>
         <w:pStyle w:val="Heading2"/>
@@ -29370,7 +29725,7 @@
         <w:pStyle w:val="Compact"/>
         <w:numPr>
           <w:ilvl w:val="0"/>
-          <w:numId w:val="1042"/>
+          <w:numId w:val="1043"/>
         </w:numPr>
       </w:pPr>
       <w:r>
@@ -29382,7 +29737,7 @@
         <w:pStyle w:val="Compact"/>
         <w:numPr>
           <w:ilvl w:val="0"/>
-          <w:numId w:val="1042"/>
+          <w:numId w:val="1043"/>
         </w:numPr>
       </w:pPr>
       <w:r>
@@ -29394,7 +29749,7 @@
         <w:pStyle w:val="Compact"/>
         <w:numPr>
           <w:ilvl w:val="0"/>
-          <w:numId w:val="1042"/>
+          <w:numId w:val="1043"/>
         </w:numPr>
       </w:pPr>
       <w:r>
@@ -29406,7 +29761,7 @@
         <w:pStyle w:val="Compact"/>
         <w:numPr>
           <w:ilvl w:val="0"/>
-          <w:numId w:val="1042"/>
+          <w:numId w:val="1043"/>
         </w:numPr>
       </w:pPr>
       <w:r>
@@ -29430,8 +29785,8 @@
         <w:t xml:space="preserve">lists every video with its metadata and whether it has predictions and a bowl.</w:t>
       </w:r>
     </w:p>
-    <w:bookmarkEnd w:id="218"/>
-    <w:bookmarkStart w:id="219" w:name="command-line--infer"/>
+    <w:bookmarkEnd w:id="220"/>
+    <w:bookmarkStart w:id="221" w:name="command-line--infer"/>
     <w:p>
       <w:pPr>
         <w:pStyle w:val="Heading2"/>
@@ -29698,8 +30053,8 @@
         <w:t xml:space="preserve">.</w:t>
       </w:r>
     </w:p>
-    <w:bookmarkEnd w:id="219"/>
-    <w:bookmarkStart w:id="220" w:name="command-line--import-predictions"/>
+    <w:bookmarkEnd w:id="221"/>
+    <w:bookmarkStart w:id="222" w:name="command-line--import-predictions"/>
     <w:p>
       <w:pPr>
         <w:pStyle w:val="Heading2"/>
@@ -29769,8 +30124,8 @@
         <w:t xml:space="preserve">skeleton and length.</w:t>
       </w:r>
     </w:p>
-    <w:bookmarkEnd w:id="220"/>
-    <w:bookmarkStart w:id="221" w:name="command-line--split"/>
+    <w:bookmarkEnd w:id="222"/>
+    <w:bookmarkStart w:id="223" w:name="command-line--split"/>
     <w:p>
       <w:pPr>
         <w:pStyle w:val="Heading2"/>
@@ -29939,8 +30294,8 @@
         <w:t xml:space="preserve">the project’s videos.</w:t>
       </w:r>
     </w:p>
-    <w:bookmarkEnd w:id="221"/>
-    <w:bookmarkStart w:id="222" w:name="command-line--analyze"/>
+    <w:bookmarkEnd w:id="223"/>
+    <w:bookmarkStart w:id="224" w:name="command-line--analyze"/>
     <w:p>
       <w:pPr>
         <w:pStyle w:val="Heading2"/>
@@ -29988,8 +30343,8 @@
         <w:t xml:space="preserve">.</w:t>
       </w:r>
     </w:p>
-    <w:bookmarkEnd w:id="222"/>
-    <w:bookmarkStart w:id="223" w:name="command-line--compare"/>
+    <w:bookmarkEnd w:id="224"/>
+    <w:bookmarkStart w:id="225" w:name="command-line--compare"/>
     <w:p>
       <w:pPr>
         <w:pStyle w:val="Heading2"/>
@@ -30070,8 +30425,8 @@
         <w:t xml:space="preserve">.</w:t>
       </w:r>
     </w:p>
-    <w:bookmarkEnd w:id="223"/>
-    <w:bookmarkStart w:id="224" w:name="command-line--embed"/>
+    <w:bookmarkEnd w:id="225"/>
+    <w:bookmarkStart w:id="226" w:name="command-line--embed"/>
     <w:p>
       <w:pPr>
         <w:pStyle w:val="Heading2"/>
@@ -30131,8 +30486,8 @@
         <w:t xml:space="preserve">.</w:t>
       </w:r>
     </w:p>
-    <w:bookmarkEnd w:id="224"/>
-    <w:bookmarkStart w:id="225" w:name="command-line--environment-variables"/>
+    <w:bookmarkEnd w:id="226"/>
+    <w:bookmarkStart w:id="227" w:name="command-line--environment-variables"/>
     <w:p>
       <w:pPr>
         <w:pStyle w:val="Heading2"/>
@@ -30504,9 +30859,9 @@
         <w:br w:type="page"/>
       </w:r>
     </w:p>
-    <w:bookmarkEnd w:id="225"/>
-    <w:bookmarkEnd w:id="226"/>
-    <w:bookmarkStart w:id="233" w:name="outputs"/>
+    <w:bookmarkEnd w:id="227"/>
+    <w:bookmarkEnd w:id="228"/>
+    <w:bookmarkStart w:id="235" w:name="outputs"/>
     <w:p>
       <w:pPr>
         <w:pStyle w:val="Heading1"/>
@@ -30599,7 +30954,7 @@
         <w:t xml:space="preserve">  logs/          logs of jobs started in the app</w:t>
       </w:r>
     </w:p>
-    <w:bookmarkStart w:id="230" w:name="outputs--an-analysis-run"/>
+    <w:bookmarkStart w:id="232" w:name="outputs--an-analysis-run"/>
     <w:p>
       <w:pPr>
         <w:pStyle w:val="Heading2"/>
@@ -30747,7 +31102,7 @@
         <w:t xml:space="preserve">figures/tornado_speed/animal&lt;ID&gt;_&lt;context&gt;.png</w:t>
       </w:r>
     </w:p>
-    <w:bookmarkStart w:id="227" w:name="outputs--tables"/>
+    <w:bookmarkStart w:id="229" w:name="outputs--tables"/>
     <w:p>
       <w:pPr>
         <w:pStyle w:val="Heading3"/>
@@ -31178,8 +31533,8 @@
         <w:t xml:space="preserve">Frame indices are 0-based.</w:t>
       </w:r>
     </w:p>
-    <w:bookmarkEnd w:id="227"/>
-    <w:bookmarkStart w:id="228" w:name="outputs--comparison-folders"/>
+    <w:bookmarkEnd w:id="229"/>
+    <w:bookmarkStart w:id="230" w:name="outputs--comparison-folders"/>
     <w:p>
       <w:pPr>
         <w:pStyle w:val="Heading3"/>
@@ -31522,8 +31877,8 @@
         </w:tc>
       </w:tr>
     </w:tbl>
-    <w:bookmarkEnd w:id="228"/>
-    <w:bookmarkStart w:id="229" w:name="outputs--manifestjson"/>
+    <w:bookmarkEnd w:id="230"/>
+    <w:bookmarkStart w:id="231" w:name="outputs--manifestjson"/>
     <w:p>
       <w:pPr>
         <w:pStyle w:val="Heading3"/>
@@ -31910,9 +32265,9 @@
         </w:tc>
       </w:tr>
     </w:tbl>
-    <w:bookmarkEnd w:id="229"/>
-    <w:bookmarkEnd w:id="230"/>
-    <w:bookmarkStart w:id="231" w:name="outputs--reproducing-a-result"/>
+    <w:bookmarkEnd w:id="231"/>
+    <w:bookmarkEnd w:id="232"/>
+    <w:bookmarkStart w:id="233" w:name="outputs--reproducing-a-result"/>
     <w:p>
       <w:pPr>
         <w:pStyle w:val="Heading2"/>
@@ -31927,122 +32282,6 @@
       </w:pPr>
       <w:r>
         <w:t xml:space="preserve">A run is determined by:</w:t>
-      </w:r>
-    </w:p>
-    <w:p>
-      <w:pPr>
-        <w:pStyle w:val="Compact"/>
-        <w:numPr>
-          <w:ilvl w:val="0"/>
-          <w:numId w:val="1043"/>
-        </w:numPr>
-      </w:pPr>
-      <w:r>
-        <w:t xml:space="preserve">the code (</w:t>
-      </w:r>
-      <w:r>
-        <w:rPr>
-          <w:rStyle w:val="VerbatimChar"/>
-        </w:rPr>
-        <w:t xml:space="preserve">git</w:t>
-      </w:r>
-      <w:r>
-        <w:t xml:space="preserve"> </w:t>
-      </w:r>
-      <w:r>
-        <w:t xml:space="preserve">in the manifest;</w:t>
-      </w:r>
-      <w:r>
-        <w:t xml:space="preserve"> </w:t>
-      </w:r>
-      <w:r>
-        <w:rPr>
-          <w:rStyle w:val="VerbatimChar"/>
-        </w:rPr>
-        <w:t xml:space="preserve">uv.lock</w:t>
-      </w:r>
-      <w:r>
-        <w:t xml:space="preserve"> </w:t>
-      </w:r>
-      <w:r>
-        <w:t xml:space="preserve">pins every package);</w:t>
-      </w:r>
-    </w:p>
-    <w:p>
-      <w:pPr>
-        <w:pStyle w:val="Compact"/>
-        <w:numPr>
-          <w:ilvl w:val="0"/>
-          <w:numId w:val="1043"/>
-        </w:numPr>
-      </w:pPr>
-      <w:r>
-        <w:t xml:space="preserve">the settings (</w:t>
-      </w:r>
-      <w:r>
-        <w:rPr>
-          <w:rStyle w:val="VerbatimChar"/>
-        </w:rPr>
-        <w:t xml:space="preserve">feeding.yaml</w:t>
-      </w:r>
-      <w:r>
-        <w:t xml:space="preserve"> </w:t>
-      </w:r>
-      <w:r>
-        <w:t xml:space="preserve">copied into the run);</w:t>
-      </w:r>
-    </w:p>
-    <w:p>
-      <w:pPr>
-        <w:pStyle w:val="Compact"/>
-        <w:numPr>
-          <w:ilvl w:val="0"/>
-          <w:numId w:val="1043"/>
-        </w:numPr>
-      </w:pPr>
-      <w:r>
-        <w:t xml:space="preserve">the groups (</w:t>
-      </w:r>
-      <w:r>
-        <w:rPr>
-          <w:rStyle w:val="VerbatimChar"/>
-        </w:rPr>
-        <w:t xml:space="preserve">subjects_sha256</w:t>
-      </w:r>
-      <w:r>
-        <w:t xml:space="preserve">);</w:t>
-      </w:r>
-    </w:p>
-    <w:p>
-      <w:pPr>
-        <w:pStyle w:val="Compact"/>
-        <w:numPr>
-          <w:ilvl w:val="0"/>
-          <w:numId w:val="1043"/>
-        </w:numPr>
-      </w:pPr>
-      <w:r>
-        <w:t xml:space="preserve">the bowl annotations (copied into the manifest);</w:t>
-      </w:r>
-    </w:p>
-    <w:p>
-      <w:pPr>
-        <w:pStyle w:val="Compact"/>
-        <w:numPr>
-          <w:ilvl w:val="0"/>
-          <w:numId w:val="1043"/>
-        </w:numPr>
-      </w:pPr>
-      <w:r>
-        <w:t xml:space="preserve">the predictions (hashed in the manifest, and traced to model and SLEAP version by their provenance files).</w:t>
-      </w:r>
-    </w:p>
-    <w:p>
-      <w:pPr>
-        <w:pStyle w:val="FirstParagraph"/>
-      </w:pPr>
-      <w:r>
-        <w:t xml:space="preserve">To reproduce a run:</w:t>
       </w:r>
     </w:p>
     <w:p>
@@ -32054,19 +32293,34 @@
         </w:numPr>
       </w:pPr>
       <w:r>
-        <w:t xml:space="preserve">Check out the commit recorded in the manifest and run</w:t>
-      </w:r>
-      <w:r>
-        <w:t xml:space="preserve"> </w:t>
+        <w:t xml:space="preserve">the code (</w:t>
       </w:r>
       <w:r>
         <w:rPr>
           <w:rStyle w:val="VerbatimChar"/>
         </w:rPr>
-        <w:t xml:space="preserve">uv sync</w:t>
-      </w:r>
-      <w:r>
-        <w:t xml:space="preserve">.</w:t>
+        <w:t xml:space="preserve">git</w:t>
+      </w:r>
+      <w:r>
+        <w:t xml:space="preserve"> </w:t>
+      </w:r>
+      <w:r>
+        <w:t xml:space="preserve">in the manifest;</w:t>
+      </w:r>
+      <w:r>
+        <w:t xml:space="preserve"> </w:t>
+      </w:r>
+      <w:r>
+        <w:rPr>
+          <w:rStyle w:val="VerbatimChar"/>
+        </w:rPr>
+        <w:t xml:space="preserve">uv.lock</w:t>
+      </w:r>
+      <w:r>
+        <w:t xml:space="preserve"> </w:t>
+      </w:r>
+      <w:r>
+        <w:t xml:space="preserve">pins every package);</w:t>
       </w:r>
     </w:p>
     <w:p>
@@ -32078,10 +32332,7 @@
         </w:numPr>
       </w:pPr>
       <w:r>
-        <w:t xml:space="preserve">Use the run’s</w:t>
-      </w:r>
-      <w:r>
-        <w:t xml:space="preserve"> </w:t>
+        <w:t xml:space="preserve">the settings (</w:t>
       </w:r>
       <w:r>
         <w:rPr>
@@ -32090,7 +32341,10 @@
         <w:t xml:space="preserve">feeding.yaml</w:t>
       </w:r>
       <w:r>
-        <w:t xml:space="preserve">, the same groups table, bowl annotations and predictions.</w:t>
+        <w:t xml:space="preserve"> </w:t>
+      </w:r>
+      <w:r>
+        <w:t xml:space="preserve">copied into the run);</w:t>
       </w:r>
     </w:p>
     <w:p>
@@ -32102,19 +32356,40 @@
         </w:numPr>
       </w:pPr>
       <w:r>
-        <w:t xml:space="preserve">Run</w:t>
-      </w:r>
-      <w:r>
-        <w:t xml:space="preserve"> </w:t>
+        <w:t xml:space="preserve">the groups (</w:t>
       </w:r>
       <w:r>
         <w:rPr>
           <w:rStyle w:val="VerbatimChar"/>
         </w:rPr>
-        <w:t xml:space="preserve">feeding analyze</w:t>
-      </w:r>
-      <w:r>
-        <w:t xml:space="preserve">.</w:t>
+        <w:t xml:space="preserve">subjects_sha256</w:t>
+      </w:r>
+      <w:r>
+        <w:t xml:space="preserve">);</w:t>
+      </w:r>
+    </w:p>
+    <w:p>
+      <w:pPr>
+        <w:pStyle w:val="Compact"/>
+        <w:numPr>
+          <w:ilvl w:val="0"/>
+          <w:numId w:val="1044"/>
+        </w:numPr>
+      </w:pPr>
+      <w:r>
+        <w:t xml:space="preserve">the bowl annotations (copied into the manifest);</w:t>
+      </w:r>
+    </w:p>
+    <w:p>
+      <w:pPr>
+        <w:pStyle w:val="Compact"/>
+        <w:numPr>
+          <w:ilvl w:val="0"/>
+          <w:numId w:val="1044"/>
+        </w:numPr>
+      </w:pPr>
+      <w:r>
+        <w:t xml:space="preserve">the predictions (hashed in the manifest, and traced to model and SLEAP version by their provenance files).</w:t>
       </w:r>
     </w:p>
     <w:p>
@@ -32122,43 +32397,7 @@
         <w:pStyle w:val="FirstParagraph"/>
       </w:pPr>
       <w:r>
-        <w:t xml:space="preserve">Everything random is seeded, so the numbers are identical. Prediction files are matched by hash, so you can verify</w:t>
-      </w:r>
-      <w:r>
-        <w:t xml:space="preserve"> </w:t>
-      </w:r>
-      <w:r>
-        <w:t xml:space="preserve">that the poses are the same ones.</w:t>
-      </w:r>
-    </w:p>
-    <w:p>
-      <w:pPr>
-        <w:pStyle w:val="BodyText"/>
-      </w:pPr>
-      <w:r>
-        <w:t xml:space="preserve">SLEAP inference itself is reproducible from the provenance files, which record the model weights’ hashes, the SLEAP</w:t>
-      </w:r>
-      <w:r>
-        <w:t xml:space="preserve"> </w:t>
-      </w:r>
-      <w:r>
-        <w:t xml:space="preserve">version and the exact command. Results can differ slightly between GPU and CPU, or between GPU models, which is why</w:t>
-      </w:r>
-      <w:r>
-        <w:t xml:space="preserve"> </w:t>
-      </w:r>
-      <w:r>
-        <w:t xml:space="preserve">the predictions themselves are hashed.</w:t>
-      </w:r>
-    </w:p>
-    <w:bookmarkEnd w:id="231"/>
-    <w:bookmarkStart w:id="232" w:name="outputs--sharing-results"/>
-    <w:p>
-      <w:pPr>
-        <w:pStyle w:val="Heading2"/>
-      </w:pPr>
-      <w:r>
-        <w:t xml:space="preserve">Sharing results</w:t>
+        <w:t xml:space="preserve">To reproduce a run:</w:t>
       </w:r>
     </w:p>
     <w:p>
@@ -32170,17 +32409,19 @@
         </w:numPr>
       </w:pPr>
       <w:r>
-        <w:rPr>
-          <w:bCs/>
-          <w:b/>
-        </w:rPr>
-        <w:t xml:space="preserve">Export all (.zip)</w:t>
-      </w:r>
-      <w:r>
-        <w:t xml:space="preserve"> </w:t>
-      </w:r>
-      <w:r>
-        <w:t xml:space="preserve">(Results page) or the run folder itself contains everything about one run.</w:t>
+        <w:t xml:space="preserve">Check out the commit recorded in the manifest and run</w:t>
+      </w:r>
+      <w:r>
+        <w:t xml:space="preserve"> </w:t>
+      </w:r>
+      <w:r>
+        <w:rPr>
+          <w:rStyle w:val="VerbatimChar"/>
+        </w:rPr>
+        <w:t xml:space="preserve">uv sync</w:t>
+      </w:r>
+      <w:r>
+        <w:t xml:space="preserve">.</w:t>
       </w:r>
     </w:p>
     <w:p>
@@ -32192,17 +32433,19 @@
         </w:numPr>
       </w:pPr>
       <w:r>
-        <w:rPr>
-          <w:bCs/>
-          <w:b/>
-        </w:rPr>
-        <w:t xml:space="preserve">Download (.zip)</w:t>
-      </w:r>
-      <w:r>
-        <w:t xml:space="preserve"> </w:t>
-      </w:r>
-      <w:r>
-        <w:t xml:space="preserve">on a comparison contains just that comparison.</w:t>
+        <w:t xml:space="preserve">Use the run’s</w:t>
+      </w:r>
+      <w:r>
+        <w:t xml:space="preserve"> </w:t>
+      </w:r>
+      <w:r>
+        <w:rPr>
+          <w:rStyle w:val="VerbatimChar"/>
+        </w:rPr>
+        <w:t xml:space="preserve">feeding.yaml</w:t>
+      </w:r>
+      <w:r>
+        <w:t xml:space="preserve">, the same groups table, bowl annotations and predictions.</w:t>
       </w:r>
     </w:p>
     <w:p>
@@ -32214,118 +32457,63 @@
         </w:numPr>
       </w:pPr>
       <w:r>
-        <w:t xml:space="preserve">The</w:t>
-      </w:r>
-      <w:r>
-        <w:t xml:space="preserve"> </w:t>
-      </w:r>
-      <w:r>
-        <w:rPr>
-          <w:bCs/>
-          <w:b/>
-        </w:rPr>
-        <w:t xml:space="preserve">Excel</w:t>
-      </w:r>
-      <w:r>
-        <w:t xml:space="preserve"> </w:t>
-      </w:r>
-      <w:r>
-        <w:t xml:space="preserve">workbook of a comparison is convenient for supplementary tables.</w:t>
-      </w:r>
-    </w:p>
-    <w:p>
-      <w:pPr>
-        <w:pStyle w:val="Compact"/>
-        <w:numPr>
-          <w:ilvl w:val="0"/>
-          <w:numId w:val="1045"/>
-        </w:numPr>
-      </w:pPr>
-      <w:r>
-        <w:t xml:space="preserve">Figures are PNG files at 200 dpi. Fonts and colours are consistent across figures, and the colour palette was</w:t>
-      </w:r>
-      <w:r>
-        <w:t xml:space="preserve"> </w:t>
-      </w:r>
-      <w:r>
-        <w:t xml:space="preserve">chosen to stay distinguishable for colour-blind readers. For a journal’s exact style, redraw from the CSV tables.</w:t>
-      </w:r>
-    </w:p>
-    <w:p>
-      <w:r>
-        <w:br w:type="page"/>
-      </w:r>
-    </w:p>
-    <w:bookmarkEnd w:id="232"/>
+        <w:t xml:space="preserve">Run</w:t>
+      </w:r>
+      <w:r>
+        <w:t xml:space="preserve"> </w:t>
+      </w:r>
+      <w:r>
+        <w:rPr>
+          <w:rStyle w:val="VerbatimChar"/>
+        </w:rPr>
+        <w:t xml:space="preserve">feeding analyze</w:t>
+      </w:r>
+      <w:r>
+        <w:t xml:space="preserve">.</w:t>
+      </w:r>
+    </w:p>
+    <w:p>
+      <w:pPr>
+        <w:pStyle w:val="FirstParagraph"/>
+      </w:pPr>
+      <w:r>
+        <w:t xml:space="preserve">Everything random is seeded, so the numbers are identical. Prediction files are matched by hash, so you can verify</w:t>
+      </w:r>
+      <w:r>
+        <w:t xml:space="preserve"> </w:t>
+      </w:r>
+      <w:r>
+        <w:t xml:space="preserve">that the poses are the same ones.</w:t>
+      </w:r>
+    </w:p>
+    <w:p>
+      <w:pPr>
+        <w:pStyle w:val="BodyText"/>
+      </w:pPr>
+      <w:r>
+        <w:t xml:space="preserve">SLEAP inference itself is reproducible from the provenance files, which record the model weights’ hashes, the SLEAP</w:t>
+      </w:r>
+      <w:r>
+        <w:t xml:space="preserve"> </w:t>
+      </w:r>
+      <w:r>
+        <w:t xml:space="preserve">version and the exact command. Results can differ slightly between GPU and CPU, or between GPU models, which is why</w:t>
+      </w:r>
+      <w:r>
+        <w:t xml:space="preserve"> </w:t>
+      </w:r>
+      <w:r>
+        <w:t xml:space="preserve">the predictions themselves are hashed.</w:t>
+      </w:r>
+    </w:p>
     <w:bookmarkEnd w:id="233"/>
-    <w:bookmarkStart w:id="237" w:name="embedding"/>
-    <w:p>
-      <w:pPr>
-        <w:pStyle w:val="Heading1"/>
-      </w:pPr>
-      <w:r>
-        <w:t xml:space="preserve">Behaviour embedding (optional)</w:t>
-      </w:r>
-    </w:p>
-    <w:p>
-      <w:pPr>
-        <w:pStyle w:val="FirstParagraph"/>
-      </w:pPr>
-      <w:r>
-        <w:rPr>
-          <w:rStyle w:val="VerbatimChar"/>
-        </w:rPr>
-        <w:t xml:space="preserve">feeding embed</w:t>
-      </w:r>
-      <w:r>
-        <w:t xml:space="preserve"> </w:t>
-      </w:r>
-      <w:r>
-        <w:t xml:space="preserve">is an unsupervised analysis of posture and movement. It learns a compact representation of short</w:t>
-      </w:r>
-      <w:r>
-        <w:t xml:space="preserve"> </w:t>
-      </w:r>
-      <w:r>
-        <w:t xml:space="preserve">windows of tracking, then clusters them into behaviour types and counts transitions between types. It needs PyTorch:</w:t>
-      </w:r>
-    </w:p>
-    <w:p>
-      <w:pPr>
-        <w:pStyle w:val="SourceCode"/>
-      </w:pPr>
-      <w:r>
-        <w:rPr>
-          <w:rStyle w:val="ExtensionTok"/>
-        </w:rPr>
-        <w:t xml:space="preserve">uv</w:t>
-      </w:r>
-      <w:r>
-        <w:rPr>
-          <w:rStyle w:val="NormalTok"/>
-        </w:rPr>
-        <w:t xml:space="preserve"> sync </w:t>
-      </w:r>
-      <w:r>
-        <w:rPr>
-          <w:rStyle w:val="AttributeTok"/>
-        </w:rPr>
-        <w:t xml:space="preserve">--extra</w:t>
-      </w:r>
-      <w:r>
-        <w:rPr>
-          <w:rStyle w:val="NormalTok"/>
-        </w:rPr>
-        <w:t xml:space="preserve"> embed</w:t>
-      </w:r>
-    </w:p>
-    <w:bookmarkStart w:id="234" w:name="embedding--how-it-works"/>
+    <w:bookmarkStart w:id="234" w:name="outputs--sharing-results"/>
     <w:p>
       <w:pPr>
         <w:pStyle w:val="Heading2"/>
       </w:pPr>
       <w:r>
-        <w:t xml:space="preserve">How it works</w:t>
+        <w:t xml:space="preserve">Sharing results</w:t>
       </w:r>
     </w:p>
     <w:p>
@@ -32341,46 +32529,13 @@
           <w:bCs/>
           <w:b/>
         </w:rPr>
-        <w:t xml:space="preserve">Windows.</w:t>
-      </w:r>
-      <w:r>
-        <w:t xml:space="preserve"> </w:t>
-      </w:r>
-      <w:r>
-        <w:t xml:space="preserve">Every tracked stretch of every video is cut into windows of</w:t>
-      </w:r>
-      <w:r>
-        <w:t xml:space="preserve"> </w:t>
-      </w:r>
-      <w:r>
-        <w:rPr>
-          <w:rStyle w:val="VerbatimChar"/>
-        </w:rPr>
-        <w:t xml:space="preserve">embedding.window</w:t>
-      </w:r>
-      <w:r>
-        <w:t xml:space="preserve"> </w:t>
-      </w:r>
-      <w:r>
-        <w:t xml:space="preserve">frames (default 90),</w:t>
-      </w:r>
-      <w:r>
-        <w:t xml:space="preserve"> </w:t>
-      </w:r>
-      <w:r>
-        <w:t xml:space="preserve">taking every</w:t>
-      </w:r>
-      <w:r>
-        <w:t xml:space="preserve"> </w:t>
-      </w:r>
-      <w:r>
-        <w:rPr>
-          <w:rStyle w:val="VerbatimChar"/>
-        </w:rPr>
-        <w:t xml:space="preserve">embedding.stride</w:t>
-      </w:r>
-      <w:r>
-        <w:t xml:space="preserve">-th window (default 6).</w:t>
+        <w:t xml:space="preserve">Export all (.zip)</w:t>
+      </w:r>
+      <w:r>
+        <w:t xml:space="preserve"> </w:t>
+      </w:r>
+      <w:r>
+        <w:t xml:space="preserve">(Results page) or the run folder itself contains everything about one run.</w:t>
       </w:r>
     </w:p>
     <w:p>
@@ -32396,34 +32551,13 @@
           <w:bCs/>
           <w:b/>
         </w:rPr>
-        <w:t xml:space="preserve">Features.</w:t>
-      </w:r>
-      <w:r>
-        <w:t xml:space="preserve"> </w:t>
-      </w:r>
-      <w:r>
-        <w:t xml:space="preserve">With</w:t>
-      </w:r>
-      <w:r>
-        <w:t xml:space="preserve"> </w:t>
-      </w:r>
-      <w:r>
-        <w:rPr>
-          <w:rStyle w:val="VerbatimChar"/>
-        </w:rPr>
-        <w:t xml:space="preserve">bowl_centred</w:t>
-      </w:r>
-      <w:r>
-        <w:t xml:space="preserve"> </w:t>
-      </w:r>
-      <w:r>
-        <w:t xml:space="preserve">featurization (the default), each window holds the x and y of every tracked</w:t>
-      </w:r>
-      <w:r>
-        <w:t xml:space="preserve"> </w:t>
-      </w:r>
-      <w:r>
-        <w:t xml:space="preserve">keypoint relative to the bowl centre, plus its confidence, z-scored over all videos. This needs bowl annotations.</w:t>
+        <w:t xml:space="preserve">Download (.zip)</w:t>
+      </w:r>
+      <w:r>
+        <w:t xml:space="preserve"> </w:t>
+      </w:r>
+      <w:r>
+        <w:t xml:space="preserve">on a comparison contains just that comparison.</w:t>
       </w:r>
     </w:p>
     <w:p>
@@ -32435,53 +32569,23 @@
         </w:numPr>
       </w:pPr>
       <w:r>
+        <w:t xml:space="preserve">The</w:t>
+      </w:r>
+      <w:r>
+        <w:t xml:space="preserve"> </w:t>
+      </w:r>
+      <w:r>
         <w:rPr>
           <w:bCs/>
           <w:b/>
         </w:rPr>
-        <w:t xml:space="preserve">Model.</w:t>
-      </w:r>
-      <w:r>
-        <w:t xml:space="preserve"> </w:t>
-      </w:r>
-      <w:r>
-        <w:t xml:space="preserve">An LSTM variational autoencoder encodes each window into a 30-dimensional latent vector.</w:t>
-      </w:r>
-      <w:r>
-        <w:t xml:space="preserve"> </w:t>
-      </w:r>
-      <w:r>
-        <w:rPr>
-          <w:rStyle w:val="VerbatimChar"/>
-        </w:rPr>
-        <w:t xml:space="preserve">feeding embed --train</w:t>
-      </w:r>
-      <w:r>
-        <w:t xml:space="preserve"> </w:t>
-      </w:r>
-      <w:r>
-        <w:t xml:space="preserve">trains a new model on the project’s videos. The trained model is saved as</w:t>
-      </w:r>
-      <w:r>
-        <w:t xml:space="preserve"> </w:t>
-      </w:r>
-      <w:r>
-        <w:rPr>
-          <w:rStyle w:val="VerbatimChar"/>
-        </w:rPr>
-        <w:t xml:space="preserve">model.pt</w:t>
-      </w:r>
-      <w:r>
-        <w:t xml:space="preserve"> </w:t>
-      </w:r>
-      <w:r>
-        <w:t xml:space="preserve">in</w:t>
-      </w:r>
-      <w:r>
-        <w:t xml:space="preserve"> </w:t>
-      </w:r>
-      <w:r>
-        <w:t xml:space="preserve">the output folder.</w:t>
+        <w:t xml:space="preserve">Excel</w:t>
+      </w:r>
+      <w:r>
+        <w:t xml:space="preserve"> </w:t>
+      </w:r>
+      <w:r>
+        <w:t xml:space="preserve">workbook of a comparison is convenient for supplementary tables.</w:t>
       </w:r>
     </w:p>
     <w:p>
@@ -32493,35 +32597,90 @@
         </w:numPr>
       </w:pPr>
       <w:r>
-        <w:rPr>
-          <w:bCs/>
-          <w:b/>
-        </w:rPr>
-        <w:t xml:space="preserve">Clusters.</w:t>
-      </w:r>
-      <w:r>
-        <w:t xml:space="preserve"> </w:t>
-      </w:r>
-      <w:r>
-        <w:t xml:space="preserve">The latent means are clustered with k-means for each k in</w:t>
-      </w:r>
-      <w:r>
-        <w:t xml:space="preserve"> </w:t>
-      </w:r>
+        <w:t xml:space="preserve">Figures are PNG files at 200 dpi. Fonts and colours are consistent across figures, and the colour palette was</w:t>
+      </w:r>
+      <w:r>
+        <w:t xml:space="preserve"> </w:t>
+      </w:r>
+      <w:r>
+        <w:t xml:space="preserve">chosen to stay distinguishable for colour-blind readers. For a journal’s exact style, redraw from the CSV tables.</w:t>
+      </w:r>
+    </w:p>
+    <w:p>
+      <w:r>
+        <w:br w:type="page"/>
+      </w:r>
+    </w:p>
+    <w:bookmarkEnd w:id="234"/>
+    <w:bookmarkEnd w:id="235"/>
+    <w:bookmarkStart w:id="239" w:name="embedding"/>
+    <w:p>
+      <w:pPr>
+        <w:pStyle w:val="Heading1"/>
+      </w:pPr>
+      <w:r>
+        <w:t xml:space="preserve">Behaviour embedding (optional)</w:t>
+      </w:r>
+    </w:p>
+    <w:p>
+      <w:pPr>
+        <w:pStyle w:val="FirstParagraph"/>
+      </w:pPr>
       <w:r>
         <w:rPr>
           <w:rStyle w:val="VerbatimChar"/>
         </w:rPr>
-        <w:t xml:space="preserve">embedding.k_range</w:t>
-      </w:r>
-      <w:r>
-        <w:t xml:space="preserve">. The k with the best</w:t>
-      </w:r>
-      <w:r>
-        <w:t xml:space="preserve"> </w:t>
-      </w:r>
-      <w:r>
-        <w:t xml:space="preserve">silhouette score is kept.</w:t>
+        <w:t xml:space="preserve">feeding embed</w:t>
+      </w:r>
+      <w:r>
+        <w:t xml:space="preserve"> </w:t>
+      </w:r>
+      <w:r>
+        <w:t xml:space="preserve">is an unsupervised analysis of posture and movement. It learns a compact representation of short</w:t>
+      </w:r>
+      <w:r>
+        <w:t xml:space="preserve"> </w:t>
+      </w:r>
+      <w:r>
+        <w:t xml:space="preserve">windows of tracking, then clusters them into behaviour types and counts transitions between types. It needs PyTorch:</w:t>
+      </w:r>
+    </w:p>
+    <w:p>
+      <w:pPr>
+        <w:pStyle w:val="SourceCode"/>
+      </w:pPr>
+      <w:r>
+        <w:rPr>
+          <w:rStyle w:val="ExtensionTok"/>
+        </w:rPr>
+        <w:t xml:space="preserve">uv</w:t>
+      </w:r>
+      <w:r>
+        <w:rPr>
+          <w:rStyle w:val="NormalTok"/>
+        </w:rPr>
+        <w:t xml:space="preserve"> sync </w:t>
+      </w:r>
+      <w:r>
+        <w:rPr>
+          <w:rStyle w:val="AttributeTok"/>
+        </w:rPr>
+        <w:t xml:space="preserve">--extra</w:t>
+      </w:r>
+      <w:r>
+        <w:rPr>
+          <w:rStyle w:val="NormalTok"/>
+        </w:rPr>
+        <w:t xml:space="preserve"> embed</w:t>
+      </w:r>
+    </w:p>
+    <w:bookmarkStart w:id="236" w:name="embedding--how-it-works"/>
+    <w:p>
+      <w:pPr>
+        <w:pStyle w:val="Heading2"/>
+      </w:pPr>
+      <w:r>
+        <w:t xml:space="preserve">How it works</w:t>
       </w:r>
     </w:p>
     <w:p>
@@ -32529,7 +32688,7 @@
         <w:pStyle w:val="Compact"/>
         <w:numPr>
           <w:ilvl w:val="0"/>
-          <w:numId w:val="1046"/>
+          <w:numId w:val="1047"/>
         </w:numPr>
       </w:pPr>
       <w:r>
@@ -32537,6 +32696,202 @@
           <w:bCs/>
           <w:b/>
         </w:rPr>
+        <w:t xml:space="preserve">Windows.</w:t>
+      </w:r>
+      <w:r>
+        <w:t xml:space="preserve"> </w:t>
+      </w:r>
+      <w:r>
+        <w:t xml:space="preserve">Every tracked stretch of every video is cut into windows of</w:t>
+      </w:r>
+      <w:r>
+        <w:t xml:space="preserve"> </w:t>
+      </w:r>
+      <w:r>
+        <w:rPr>
+          <w:rStyle w:val="VerbatimChar"/>
+        </w:rPr>
+        <w:t xml:space="preserve">embedding.window</w:t>
+      </w:r>
+      <w:r>
+        <w:t xml:space="preserve"> </w:t>
+      </w:r>
+      <w:r>
+        <w:t xml:space="preserve">frames (default 90),</w:t>
+      </w:r>
+      <w:r>
+        <w:t xml:space="preserve"> </w:t>
+      </w:r>
+      <w:r>
+        <w:t xml:space="preserve">taking every</w:t>
+      </w:r>
+      <w:r>
+        <w:t xml:space="preserve"> </w:t>
+      </w:r>
+      <w:r>
+        <w:rPr>
+          <w:rStyle w:val="VerbatimChar"/>
+        </w:rPr>
+        <w:t xml:space="preserve">embedding.stride</w:t>
+      </w:r>
+      <w:r>
+        <w:t xml:space="preserve">-th window (default 6).</w:t>
+      </w:r>
+    </w:p>
+    <w:p>
+      <w:pPr>
+        <w:pStyle w:val="Compact"/>
+        <w:numPr>
+          <w:ilvl w:val="0"/>
+          <w:numId w:val="1047"/>
+        </w:numPr>
+      </w:pPr>
+      <w:r>
+        <w:rPr>
+          <w:bCs/>
+          <w:b/>
+        </w:rPr>
+        <w:t xml:space="preserve">Features.</w:t>
+      </w:r>
+      <w:r>
+        <w:t xml:space="preserve"> </w:t>
+      </w:r>
+      <w:r>
+        <w:t xml:space="preserve">With</w:t>
+      </w:r>
+      <w:r>
+        <w:t xml:space="preserve"> </w:t>
+      </w:r>
+      <w:r>
+        <w:rPr>
+          <w:rStyle w:val="VerbatimChar"/>
+        </w:rPr>
+        <w:t xml:space="preserve">bowl_centred</w:t>
+      </w:r>
+      <w:r>
+        <w:t xml:space="preserve"> </w:t>
+      </w:r>
+      <w:r>
+        <w:t xml:space="preserve">featurization (the default), each window holds the x and y of every tracked</w:t>
+      </w:r>
+      <w:r>
+        <w:t xml:space="preserve"> </w:t>
+      </w:r>
+      <w:r>
+        <w:t xml:space="preserve">keypoint relative to the bowl centre, plus its confidence, z-scored over all videos. This needs bowl annotations.</w:t>
+      </w:r>
+    </w:p>
+    <w:p>
+      <w:pPr>
+        <w:pStyle w:val="Compact"/>
+        <w:numPr>
+          <w:ilvl w:val="0"/>
+          <w:numId w:val="1047"/>
+        </w:numPr>
+      </w:pPr>
+      <w:r>
+        <w:rPr>
+          <w:bCs/>
+          <w:b/>
+        </w:rPr>
+        <w:t xml:space="preserve">Model.</w:t>
+      </w:r>
+      <w:r>
+        <w:t xml:space="preserve"> </w:t>
+      </w:r>
+      <w:r>
+        <w:t xml:space="preserve">An LSTM variational autoencoder encodes each window into a 30-dimensional latent vector.</w:t>
+      </w:r>
+      <w:r>
+        <w:t xml:space="preserve"> </w:t>
+      </w:r>
+      <w:r>
+        <w:rPr>
+          <w:rStyle w:val="VerbatimChar"/>
+        </w:rPr>
+        <w:t xml:space="preserve">feeding embed --train</w:t>
+      </w:r>
+      <w:r>
+        <w:t xml:space="preserve"> </w:t>
+      </w:r>
+      <w:r>
+        <w:t xml:space="preserve">trains a new model on the project’s videos. The trained model is saved as</w:t>
+      </w:r>
+      <w:r>
+        <w:t xml:space="preserve"> </w:t>
+      </w:r>
+      <w:r>
+        <w:rPr>
+          <w:rStyle w:val="VerbatimChar"/>
+        </w:rPr>
+        <w:t xml:space="preserve">model.pt</w:t>
+      </w:r>
+      <w:r>
+        <w:t xml:space="preserve"> </w:t>
+      </w:r>
+      <w:r>
+        <w:t xml:space="preserve">in</w:t>
+      </w:r>
+      <w:r>
+        <w:t xml:space="preserve"> </w:t>
+      </w:r>
+      <w:r>
+        <w:t xml:space="preserve">the output folder.</w:t>
+      </w:r>
+    </w:p>
+    <w:p>
+      <w:pPr>
+        <w:pStyle w:val="Compact"/>
+        <w:numPr>
+          <w:ilvl w:val="0"/>
+          <w:numId w:val="1047"/>
+        </w:numPr>
+      </w:pPr>
+      <w:r>
+        <w:rPr>
+          <w:bCs/>
+          <w:b/>
+        </w:rPr>
+        <w:t xml:space="preserve">Clusters.</w:t>
+      </w:r>
+      <w:r>
+        <w:t xml:space="preserve"> </w:t>
+      </w:r>
+      <w:r>
+        <w:t xml:space="preserve">The latent means are clustered with k-means for each k in</w:t>
+      </w:r>
+      <w:r>
+        <w:t xml:space="preserve"> </w:t>
+      </w:r>
+      <w:r>
+        <w:rPr>
+          <w:rStyle w:val="VerbatimChar"/>
+        </w:rPr>
+        <w:t xml:space="preserve">embedding.k_range</w:t>
+      </w:r>
+      <w:r>
+        <w:t xml:space="preserve">. The k with the best</w:t>
+      </w:r>
+      <w:r>
+        <w:t xml:space="preserve"> </w:t>
+      </w:r>
+      <w:r>
+        <w:t xml:space="preserve">silhouette score is kept.</w:t>
+      </w:r>
+    </w:p>
+    <w:p>
+      <w:pPr>
+        <w:pStyle w:val="Compact"/>
+        <w:numPr>
+          <w:ilvl w:val="0"/>
+          <w:numId w:val="1047"/>
+        </w:numPr>
+      </w:pPr>
+      <w:r>
+        <w:rPr>
+          <w:bCs/>
+          <w:b/>
+        </w:rPr>
         <w:t xml:space="preserve">Transitions.</w:t>
       </w:r>
       <w:r>
@@ -32684,8 +33039,8 @@
         <w:t xml:space="preserve">with an earlier version of this pipeline; use it only with such a checkpoint.</w:t>
       </w:r>
     </w:p>
-    <w:bookmarkEnd w:id="234"/>
-    <w:bookmarkStart w:id="235" w:name="embedding--outputs"/>
+    <w:bookmarkEnd w:id="236"/>
+    <w:bookmarkStart w:id="237" w:name="embedding--outputs"/>
     <w:p>
       <w:pPr>
         <w:pStyle w:val="Heading2"/>
@@ -32946,8 +33301,8 @@
         </w:tc>
       </w:tr>
     </w:tbl>
-    <w:bookmarkEnd w:id="235"/>
-    <w:bookmarkStart w:id="236" w:name="embedding--interpreting-clusters"/>
+    <w:bookmarkEnd w:id="237"/>
+    <w:bookmarkStart w:id="238" w:name="embedding--interpreting-clusters"/>
     <w:p>
       <w:pPr>
         <w:pStyle w:val="Heading2"/>
@@ -33038,9 +33393,9 @@
         <w:br w:type="page"/>
       </w:r>
     </w:p>
-    <w:bookmarkEnd w:id="236"/>
-    <w:bookmarkEnd w:id="237"/>
-    <w:bookmarkStart w:id="243" w:name="troubleshooting"/>
+    <w:bookmarkEnd w:id="238"/>
+    <w:bookmarkEnd w:id="239"/>
+    <w:bookmarkStart w:id="245" w:name="troubleshooting"/>
     <w:p>
       <w:pPr>
         <w:pStyle w:val="Heading1"/>
@@ -33049,7 +33404,7 @@
         <w:t xml:space="preserve">Troubleshooting and FAQ</w:t>
       </w:r>
     </w:p>
-    <w:bookmarkStart w:id="238" w:name="troubleshooting--the-app"/>
+    <w:bookmarkStart w:id="240" w:name="troubleshooting--the-app"/>
     <w:p>
       <w:pPr>
         <w:pStyle w:val="Heading2"/>
@@ -33338,7 +33693,13 @@
         <w:t xml:space="preserve"> </w:t>
       </w:r>
       <w:r>
-        <w:t xml:space="preserve">or Tk). Type or browse to the path in the page instead, or drag and drop files onto the Videos drop zone.</w:t>
+        <w:t xml:space="preserve">or Tk; on Windows, Tk or PowerShell). Type or browse to the path in the page instead, or drag and drop files onto the</w:t>
+      </w:r>
+      <w:r>
+        <w:t xml:space="preserve"> </w:t>
+      </w:r>
+      <w:r>
+        <w:t xml:space="preserve">Videos drop zone.</w:t>
       </w:r>
     </w:p>
     <w:p>
@@ -33350,6 +33711,24 @@
           <w:bCs/>
           <w:b/>
         </w:rPr>
+        <w:t xml:space="preserve">On Windows, the dialog doesn’t appear.</w:t>
+      </w:r>
+      <w:r>
+        <w:t xml:space="preserve"> </w:t>
+      </w:r>
+      <w:r>
+        <w:t xml:space="preserve">It may have opened behind the browser: look for it in the taskbar. The page waits until it is closed.</w:t>
+      </w:r>
+    </w:p>
+    <w:p>
+      <w:pPr>
+        <w:pStyle w:val="BodyText"/>
+      </w:pPr>
+      <w:r>
+        <w:rPr>
+          <w:bCs/>
+          <w:b/>
+        </w:rPr>
         <w:t xml:space="preserve">A video is missing from the list.</w:t>
       </w:r>
       <w:r>
@@ -33427,8 +33806,8 @@
         <w:t xml:space="preserve">), because they only read the run’s tables.</w:t>
       </w:r>
     </w:p>
-    <w:bookmarkEnd w:id="238"/>
-    <w:bookmarkStart w:id="239" w:name="troubleshooting--sleap"/>
+    <w:bookmarkEnd w:id="240"/>
+    <w:bookmarkStart w:id="241" w:name="troubleshooting--sleap"/>
     <w:p>
       <w:pPr>
         <w:pStyle w:val="Heading2"/>
@@ -33570,23 +33949,124 @@
           <w:bCs/>
           <w:b/>
         </w:rPr>
-        <w:t xml:space="preserve">Inference fails with an out-of-memory error.</w:t>
-      </w:r>
-      <w:r>
-        <w:t xml:space="preserve"> </w:t>
-      </w:r>
-      <w:r>
-        <w:t xml:space="preserve">Lower the batch size (</w:t>
+        <w:t xml:space="preserve">On Windows, SLEAP fails with</w:t>
+      </w:r>
+      <w:r>
+        <w:rPr>
+          <w:bCs/>
+          <w:b/>
+        </w:rPr>
+        <w:t xml:space="preserve"> </w:t>
+      </w:r>
+      <w:r>
+        <w:rPr>
+          <w:bCs/>
+          <w:b/>
+        </w:rPr>
+        <w:t xml:space="preserve">“</w:t>
+      </w:r>
+      <w:r>
+        <w:rPr>
+          <w:bCs/>
+          <w:b/>
+        </w:rPr>
+        <w:t xml:space="preserve">DLL load failed</w:t>
+      </w:r>
+      <w:r>
+        <w:rPr>
+          <w:bCs/>
+          <w:b/>
+        </w:rPr>
+        <w:t xml:space="preserve">”</w:t>
+      </w:r>
+      <w:r>
+        <w:rPr>
+          <w:bCs/>
+          <w:b/>
+        </w:rPr>
+        <w:t xml:space="preserve"> </w:t>
+      </w:r>
+      <w:r>
+        <w:rPr>
+          <w:bCs/>
+          <w:b/>
+        </w:rPr>
+        <w:t xml:space="preserve">or doesn’t use the GPU.</w:t>
+      </w:r>
+      <w:r>
+        <w:t xml:space="preserve"> </w:t>
+      </w:r>
+      <w:r>
+        <w:t xml:space="preserve">Check that SLEAP works in its own environment first:</w:t>
+      </w:r>
+      <w:r>
+        <w:t xml:space="preserve"> </w:t>
+      </w:r>
+      <w:r>
+        <w:rPr>
+          <w:rStyle w:val="VerbatimChar"/>
+        </w:rPr>
+        <w:t xml:space="preserve">conda activate sleap</w:t>
+      </w:r>
+      <w:r>
+        <w:t xml:space="preserve">, then</w:t>
+      </w:r>
+      <w:r>
+        <w:t xml:space="preserve"> </w:t>
+      </w:r>
+      <w:r>
+        <w:rPr>
+          <w:rStyle w:val="VerbatimChar"/>
+        </w:rPr>
+        <w:t xml:space="preserve">sleap-track --help</w:t>
+      </w:r>
+      <w:r>
+        <w:t xml:space="preserve"> </w:t>
+      </w:r>
+      <w:r>
+        <w:t xml:space="preserve">and</w:t>
+      </w:r>
+      <w:r>
+        <w:t xml:space="preserve"> </w:t>
+      </w:r>
+      <w:r>
+        <w:rPr>
+          <w:rStyle w:val="VerbatimChar"/>
+        </w:rPr>
+        <w:t xml:space="preserve">python -c "import sleap; sleap.system_summary()"</w:t>
+      </w:r>
+      <w:r>
+        <w:t xml:space="preserve">. If it only fails when started from this tool, set</w:t>
+      </w:r>
+      <w:r>
+        <w:t xml:space="preserve"> </w:t>
       </w:r>
       <w:r>
         <w:rPr>
           <w:iCs/>
           <w:i/>
         </w:rPr>
-        <w:t xml:space="preserve">Settings → SLEAP inference</w:t>
-      </w:r>
-      <w:r>
-        <w:t xml:space="preserve">, or</w:t>
+        <w:t xml:space="preserve">SLEAP</w:t>
+      </w:r>
+      <w:r>
+        <w:rPr>
+          <w:iCs/>
+          <w:i/>
+        </w:rPr>
+        <w:t xml:space="preserve"> </w:t>
+      </w:r>
+      <w:r>
+        <w:rPr>
+          <w:iCs/>
+          <w:i/>
+        </w:rPr>
+        <w:t xml:space="preserve">environment</w:t>
+      </w:r>
+      <w:r>
+        <w:t xml:space="preserve"> </w:t>
+      </w:r>
+      <w:r>
+        <w:t xml:space="preserve">to the environment’s</w:t>
       </w:r>
       <w:r>
         <w:t xml:space="preserve"> </w:t>
@@ -33595,25 +34075,19 @@
         <w:rPr>
           <w:rStyle w:val="VerbatimChar"/>
         </w:rPr>
-        <w:t xml:space="preserve">feeding infer --batch-size 2</w:t>
-      </w:r>
-      <w:r>
-        <w:t xml:space="preserve">). Or run on the CPU</w:t>
-      </w:r>
-      <w:r>
-        <w:t xml:space="preserve"> </w:t>
-      </w:r>
-      <w:r>
-        <w:t xml:space="preserve">(</w:t>
-      </w:r>
-      <w:r>
-        <w:rPr>
-          <w:rStyle w:val="VerbatimChar"/>
-        </w:rPr>
-        <w:t xml:space="preserve">--device cpu</w:t>
-      </w:r>
-      <w:r>
-        <w:t xml:space="preserve">), which is slower.</w:t>
+        <w:t xml:space="preserve">Scripts</w:t>
+      </w:r>
+      <w:r>
+        <w:t xml:space="preserve"> </w:t>
+      </w:r>
+      <w:r>
+        <w:t xml:space="preserve">folder explicitly. A missing GPU is usually an NVIDIA driver too old for</w:t>
+      </w:r>
+      <w:r>
+        <w:t xml:space="preserve"> </w:t>
+      </w:r>
+      <w:r>
+        <w:t xml:space="preserve">SLEAP’s CUDA version.</w:t>
       </w:r>
     </w:p>
     <w:p>
@@ -33625,19 +34099,50 @@
           <w:bCs/>
           <w:b/>
         </w:rPr>
-        <w:t xml:space="preserve">Inference is very slow.</w:t>
-      </w:r>
-      <w:r>
-        <w:t xml:space="preserve"> </w:t>
-      </w:r>
-      <w:r>
-        <w:t xml:space="preserve">Without a GPU, SLEAP runs on the CPU; expect minutes per minute of video. Check that SLEAP sees the GPU. Its log (in</w:t>
-      </w:r>
-      <w:r>
-        <w:t xml:space="preserve"> </w:t>
-      </w:r>
-      <w:r>
-        <w:t xml:space="preserve">the Jobs drawer) reports the device it uses. Larger batches help on a GPU.</w:t>
+        <w:t xml:space="preserve">Inference fails with an out-of-memory error.</w:t>
+      </w:r>
+      <w:r>
+        <w:t xml:space="preserve"> </w:t>
+      </w:r>
+      <w:r>
+        <w:t xml:space="preserve">Lower the batch size (</w:t>
+      </w:r>
+      <w:r>
+        <w:rPr>
+          <w:iCs/>
+          <w:i/>
+        </w:rPr>
+        <w:t xml:space="preserve">Settings → SLEAP inference</w:t>
+      </w:r>
+      <w:r>
+        <w:t xml:space="preserve">, or</w:t>
+      </w:r>
+      <w:r>
+        <w:t xml:space="preserve"> </w:t>
+      </w:r>
+      <w:r>
+        <w:rPr>
+          <w:rStyle w:val="VerbatimChar"/>
+        </w:rPr>
+        <w:t xml:space="preserve">feeding infer --batch-size 2</w:t>
+      </w:r>
+      <w:r>
+        <w:t xml:space="preserve">). Or run on the CPU</w:t>
+      </w:r>
+      <w:r>
+        <w:t xml:space="preserve"> </w:t>
+      </w:r>
+      <w:r>
+        <w:t xml:space="preserve">(</w:t>
+      </w:r>
+      <w:r>
+        <w:rPr>
+          <w:rStyle w:val="VerbatimChar"/>
+        </w:rPr>
+        <w:t xml:space="preserve">--device cpu</w:t>
+      </w:r>
+      <w:r>
+        <w:t xml:space="preserve">), which is slower.</w:t>
       </w:r>
     </w:p>
     <w:p>
@@ -33649,51 +34154,75 @@
           <w:bCs/>
           <w:b/>
         </w:rPr>
-        <w:t xml:space="preserve">“</w:t>
-      </w:r>
+        <w:t xml:space="preserve">Inference is very slow.</w:t>
+      </w:r>
+      <w:r>
+        <w:t xml:space="preserve"> </w:t>
+      </w:r>
+      <w:r>
+        <w:t xml:space="preserve">Without a GPU, SLEAP runs on the CPU; expect minutes per minute of video. Check that SLEAP sees the GPU. Its log (in</w:t>
+      </w:r>
+      <w:r>
+        <w:t xml:space="preserve"> </w:t>
+      </w:r>
+      <w:r>
+        <w:t xml:space="preserve">the Jobs drawer) reports the device it uses. Larger batches help on a GPU.</w:t>
+      </w:r>
+    </w:p>
+    <w:p>
+      <w:pPr>
+        <w:pStyle w:val="BodyText"/>
+      </w:pPr>
       <w:r>
         <w:rPr>
           <w:bCs/>
           <w:b/>
         </w:rPr>
-        <w:t xml:space="preserve">model … has nodes […] but skeleton.nodes is […]</w:t>
+        <w:t xml:space="preserve">“</w:t>
       </w:r>
       <w:r>
         <w:rPr>
           <w:bCs/>
           <w:b/>
         </w:rPr>
-        <w:t xml:space="preserve">”</w:t>
+        <w:t xml:space="preserve">model … has nodes […] but skeleton.nodes is […]</w:t>
       </w:r>
       <w:r>
         <w:rPr>
           <w:bCs/>
           <w:b/>
         </w:rPr>
-        <w:t xml:space="preserve">.</w:t>
-      </w:r>
-      <w:r>
-        <w:t xml:space="preserve"> </w:t>
-      </w:r>
-      <w:r>
-        <w:t xml:space="preserve">The model’s keypoints differ from those of the project’s predictions or other models. Use models trained on the same</w:t>
-      </w:r>
-      <w:r>
-        <w:t xml:space="preserve"> </w:t>
-      </w:r>
-      <w:r>
-        <w:t xml:space="preserve">skeleton, or re-run SLEAP on all videos after changing the model.</w:t>
-      </w:r>
-    </w:p>
-    <w:p>
-      <w:pPr>
-        <w:pStyle w:val="BodyText"/>
-      </w:pPr>
+        <w:t xml:space="preserve">”</w:t>
+      </w:r>
       <w:r>
         <w:rPr>
           <w:bCs/>
           <w:b/>
         </w:rPr>
+        <w:t xml:space="preserve">.</w:t>
+      </w:r>
+      <w:r>
+        <w:t xml:space="preserve"> </w:t>
+      </w:r>
+      <w:r>
+        <w:t xml:space="preserve">The model’s keypoints differ from those of the project’s predictions or other models. Use models trained on the same</w:t>
+      </w:r>
+      <w:r>
+        <w:t xml:space="preserve"> </w:t>
+      </w:r>
+      <w:r>
+        <w:t xml:space="preserve">skeleton, or re-run SLEAP on all videos after changing the model.</w:t>
+      </w:r>
+    </w:p>
+    <w:p>
+      <w:pPr>
+        <w:pStyle w:val="BodyText"/>
+      </w:pPr>
+      <w:r>
+        <w:rPr>
+          <w:bCs/>
+          <w:b/>
+        </w:rPr>
         <w:t xml:space="preserve">The tracking is poor in some videos.</w:t>
       </w:r>
       <w:r>
@@ -33725,8 +34254,8 @@
         <w:t xml:space="preserve">videos. Lighting changes, a different camera angle or a new arena usually need new training frames.</w:t>
       </w:r>
     </w:p>
-    <w:bookmarkEnd w:id="239"/>
-    <w:bookmarkStart w:id="240" w:name="troubleshooting--analysis"/>
+    <w:bookmarkEnd w:id="241"/>
+    <w:bookmarkStart w:id="242" w:name="troubleshooting--analysis"/>
     <w:p>
       <w:pPr>
         <w:pStyle w:val="Heading2"/>
@@ -33900,7 +34429,7 @@
         <w:pStyle w:val="Compact"/>
         <w:numPr>
           <w:ilvl w:val="0"/>
-          <w:numId w:val="1047"/>
+          <w:numId w:val="1048"/>
         </w:numPr>
       </w:pPr>
       <w:r>
@@ -33945,7 +34474,7 @@
         <w:pStyle w:val="Compact"/>
         <w:numPr>
           <w:ilvl w:val="0"/>
-          <w:numId w:val="1047"/>
+          <w:numId w:val="1048"/>
         </w:numPr>
       </w:pPr>
       <w:r>
@@ -33987,7 +34516,7 @@
         <w:pStyle w:val="Compact"/>
         <w:numPr>
           <w:ilvl w:val="0"/>
-          <w:numId w:val="1047"/>
+          <w:numId w:val="1048"/>
         </w:numPr>
       </w:pPr>
       <w:r>
@@ -34239,8 +34768,8 @@
         <w:t xml:space="preserve">.</w:t>
       </w:r>
     </w:p>
-    <w:bookmarkEnd w:id="240"/>
-    <w:bookmarkStart w:id="241" w:name="troubleshooting--data-and-projects"/>
+    <w:bookmarkEnd w:id="242"/>
+    <w:bookmarkStart w:id="243" w:name="troubleshooting--data-and-projects"/>
     <w:p>
       <w:pPr>
         <w:pStyle w:val="Heading2"/>
@@ -34264,7 +34793,7 @@
         <w:t xml:space="preserve"> </w:t>
       </w:r>
       <w:r>
-        <w:t xml:space="preserve">Yes. Copy the project folder. Paths inside it are relative. Videos used in place from elsewhere must be at the same</w:t>
+        <w:t xml:space="preserve">Yes, also between Windows, macOS and Linux. Copy the project folder. Paths inside it are relative. Videos used in place from elsewhere must be at the same</w:t>
       </w:r>
       <w:r>
         <w:t xml:space="preserve"> </w:t>
@@ -34554,8 +35083,8 @@
         <w:t xml:space="preserve">copyright notice is kept.</w:t>
       </w:r>
     </w:p>
-    <w:bookmarkEnd w:id="241"/>
-    <w:bookmarkStart w:id="242" w:name="troubleshooting--getting-help"/>
+    <w:bookmarkEnd w:id="243"/>
+    <w:bookmarkStart w:id="244" w:name="troubleshooting--getting-help"/>
     <w:p>
       <w:pPr>
         <w:pStyle w:val="Heading2"/>
@@ -34577,7 +35106,7 @@
         <w:pStyle w:val="Compact"/>
         <w:numPr>
           <w:ilvl w:val="0"/>
-          <w:numId w:val="1048"/>
+          <w:numId w:val="1049"/>
         </w:numPr>
       </w:pPr>
       <w:r>
@@ -34589,7 +35118,7 @@
         <w:pStyle w:val="Compact"/>
         <w:numPr>
           <w:ilvl w:val="0"/>
-          <w:numId w:val="1048"/>
+          <w:numId w:val="1049"/>
         </w:numPr>
       </w:pPr>
       <w:r>
@@ -34613,7 +35142,7 @@
         <w:pStyle w:val="Compact"/>
         <w:numPr>
           <w:ilvl w:val="0"/>
-          <w:numId w:val="1048"/>
+          <w:numId w:val="1049"/>
         </w:numPr>
       </w:pPr>
       <w:r>
@@ -34637,7 +35166,7 @@
         <w:pStyle w:val="Compact"/>
         <w:numPr>
           <w:ilvl w:val="0"/>
-          <w:numId w:val="1048"/>
+          <w:numId w:val="1049"/>
         </w:numPr>
       </w:pPr>
       <w:r>
@@ -34656,8 +35185,8 @@
         <w:t xml:space="preserve">.</w:t>
       </w:r>
     </w:p>
-    <w:bookmarkEnd w:id="242"/>
-    <w:bookmarkEnd w:id="243"/>
+    <w:bookmarkEnd w:id="244"/>
+    <w:bookmarkEnd w:id="245"/>
     <w:sectPr/>
   </w:body>
 </w:document>
@@ -35062,6 +35591,9 @@
     <w:abstractNumId w:val="991"/>
   </w:num>
   <w:num w:numId="1008">
+    <w:abstractNumId w:val="991"/>
+  </w:num>
+  <w:num w:numId="1009">
     <w:abstractNumId w:val="99411"/>
     <w:lvlOverride w:ilvl="0">
       <w:startOverride w:val="1"/>
@@ -35091,10 +35623,10 @@
       <w:startOverride w:val="1"/>
     </w:lvlOverride>
   </w:num>
-  <w:num w:numId="1009">
+  <w:num w:numId="1010">
     <w:abstractNumId w:val="991"/>
   </w:num>
-  <w:num w:numId="1010">
+  <w:num w:numId="1011">
     <w:abstractNumId w:val="99411"/>
     <w:lvlOverride w:ilvl="0">
       <w:startOverride w:val="1"/>
@@ -35124,9 +35656,6 @@
       <w:startOverride w:val="1"/>
     </w:lvlOverride>
   </w:num>
-  <w:num w:numId="1011">
-    <w:abstractNumId w:val="991"/>
-  </w:num>
   <w:num w:numId="1012">
     <w:abstractNumId w:val="991"/>
   </w:num>
@@ -35146,34 +35675,7 @@
     <w:abstractNumId w:val="991"/>
   </w:num>
   <w:num w:numId="1018">
-    <w:abstractNumId w:val="99411"/>
-    <w:lvlOverride w:ilvl="0">
-      <w:startOverride w:val="1"/>
-    </w:lvlOverride>
-    <w:lvlOverride w:ilvl="1">
-      <w:startOverride w:val="1"/>
-    </w:lvlOverride>
-    <w:lvlOverride w:ilvl="2">
-      <w:startOverride w:val="1"/>
-    </w:lvlOverride>
-    <w:lvlOverride w:ilvl="3">
-      <w:startOverride w:val="1"/>
-    </w:lvlOverride>
-    <w:lvlOverride w:ilvl="4">
-      <w:startOverride w:val="1"/>
-    </w:lvlOverride>
-    <w:lvlOverride w:ilvl="5">
-      <w:startOverride w:val="1"/>
-    </w:lvlOverride>
-    <w:lvlOverride w:ilvl="6">
-      <w:startOverride w:val="1"/>
-    </w:lvlOverride>
-    <w:lvlOverride w:ilvl="7">
-      <w:startOverride w:val="1"/>
-    </w:lvlOverride>
-    <w:lvlOverride w:ilvl="8">
-      <w:startOverride w:val="1"/>
-    </w:lvlOverride>
+    <w:abstractNumId w:val="991"/>
   </w:num>
   <w:num w:numId="1019">
     <w:abstractNumId w:val="99411"/>
@@ -35206,15 +35708,6 @@
     </w:lvlOverride>
   </w:num>
   <w:num w:numId="1020">
-    <w:abstractNumId w:val="991"/>
-  </w:num>
-  <w:num w:numId="1021">
-    <w:abstractNumId w:val="991"/>
-  </w:num>
-  <w:num w:numId="1022">
-    <w:abstractNumId w:val="991"/>
-  </w:num>
-  <w:num w:numId="1023">
     <w:abstractNumId w:val="99411"/>
     <w:lvlOverride w:ilvl="0">
       <w:startOverride w:val="1"/>
@@ -35244,7 +35737,46 @@
       <w:startOverride w:val="1"/>
     </w:lvlOverride>
   </w:num>
+  <w:num w:numId="1021">
+    <w:abstractNumId w:val="991"/>
+  </w:num>
+  <w:num w:numId="1022">
+    <w:abstractNumId w:val="991"/>
+  </w:num>
+  <w:num w:numId="1023">
+    <w:abstractNumId w:val="991"/>
+  </w:num>
   <w:num w:numId="1024">
+    <w:abstractNumId w:val="99411"/>
+    <w:lvlOverride w:ilvl="0">
+      <w:startOverride w:val="1"/>
+    </w:lvlOverride>
+    <w:lvlOverride w:ilvl="1">
+      <w:startOverride w:val="1"/>
+    </w:lvlOverride>
+    <w:lvlOverride w:ilvl="2">
+      <w:startOverride w:val="1"/>
+    </w:lvlOverride>
+    <w:lvlOverride w:ilvl="3">
+      <w:startOverride w:val="1"/>
+    </w:lvlOverride>
+    <w:lvlOverride w:ilvl="4">
+      <w:startOverride w:val="1"/>
+    </w:lvlOverride>
+    <w:lvlOverride w:ilvl="5">
+      <w:startOverride w:val="1"/>
+    </w:lvlOverride>
+    <w:lvlOverride w:ilvl="6">
+      <w:startOverride w:val="1"/>
+    </w:lvlOverride>
+    <w:lvlOverride w:ilvl="7">
+      <w:startOverride w:val="1"/>
+    </w:lvlOverride>
+    <w:lvlOverride w:ilvl="8">
+      <w:startOverride w:val="1"/>
+    </w:lvlOverride>
+  </w:num>
+  <w:num w:numId="1025">
     <w:abstractNumId w:val="99416"/>
     <w:lvlOverride w:ilvl="0">
       <w:startOverride w:val="6"/>
@@ -35274,7 +35806,7 @@
       <w:startOverride w:val="6"/>
     </w:lvlOverride>
   </w:num>
-  <w:num w:numId="1025">
+  <w:num w:numId="1026">
     <w:abstractNumId w:val="99411"/>
     <w:lvlOverride w:ilvl="0">
       <w:startOverride w:val="1"/>
@@ -35304,9 +35836,6 @@
       <w:startOverride w:val="1"/>
     </w:lvlOverride>
   </w:num>
-  <w:num w:numId="1026">
-    <w:abstractNumId w:val="991"/>
-  </w:num>
   <w:num w:numId="1027">
     <w:abstractNumId w:val="991"/>
   </w:num>
@@ -35332,6 +35861,9 @@
     <w:abstractNumId w:val="991"/>
   </w:num>
   <w:num w:numId="1035">
+    <w:abstractNumId w:val="991"/>
+  </w:num>
+  <w:num w:numId="1036">
     <w:abstractNumId w:val="99411"/>
     <w:lvlOverride w:ilvl="0">
       <w:startOverride w:val="1"/>
@@ -35361,9 +35893,6 @@
       <w:startOverride w:val="1"/>
     </w:lvlOverride>
   </w:num>
-  <w:num w:numId="1036">
-    <w:abstractNumId w:val="991"/>
-  </w:num>
   <w:num w:numId="1037">
     <w:abstractNumId w:val="991"/>
   </w:num>
@@ -35374,6 +35903,9 @@
     <w:abstractNumId w:val="991"/>
   </w:num>
   <w:num w:numId="1040">
+    <w:abstractNumId w:val="991"/>
+  </w:num>
+  <w:num w:numId="1041">
     <w:abstractNumId w:val="99411"/>
     <w:lvlOverride w:ilvl="0">
       <w:startOverride w:val="1"/>
@@ -35403,9 +35935,6 @@
       <w:startOverride w:val="1"/>
     </w:lvlOverride>
   </w:num>
-  <w:num w:numId="1041">
-    <w:abstractNumId w:val="991"/>
-  </w:num>
   <w:num w:numId="1042">
     <w:abstractNumId w:val="991"/>
   </w:num>
@@ -35413,6 +35942,9 @@
     <w:abstractNumId w:val="991"/>
   </w:num>
   <w:num w:numId="1044">
+    <w:abstractNumId w:val="991"/>
+  </w:num>
+  <w:num w:numId="1045">
     <w:abstractNumId w:val="99411"/>
     <w:lvlOverride w:ilvl="0">
       <w:startOverride w:val="1"/>
@@ -35442,10 +35974,10 @@
       <w:startOverride w:val="1"/>
     </w:lvlOverride>
   </w:num>
-  <w:num w:numId="1045">
+  <w:num w:numId="1046">
     <w:abstractNumId w:val="991"/>
   </w:num>
-  <w:num w:numId="1046">
+  <w:num w:numId="1047">
     <w:abstractNumId w:val="99411"/>
     <w:lvlOverride w:ilvl="0">
       <w:startOverride w:val="1"/>
@@ -35475,10 +36007,10 @@
       <w:startOverride w:val="1"/>
     </w:lvlOverride>
   </w:num>
-  <w:num w:numId="1047">
+  <w:num w:numId="1048">
     <w:abstractNumId w:val="991"/>
   </w:num>
-  <w:num w:numId="1048">
+  <w:num w:numId="1049">
     <w:abstractNumId w:val="991"/>
   </w:num>
 </w:numbering>
